--- a/docs/TenantPro Project Report.docx
+++ b/docs/TenantPro Project Report.docx
@@ -3099,7 +3099,7 @@
                 <w:b w:val="0"/>
                 <w:sz w:val="21"/>
               </w:rPr>
-              <w:t>16</w:t>
+              <w:t>15</w:t>
             </w:r>
           </w:p>
         </w:tc>
@@ -3221,7 +3221,7 @@
                 <w:b w:val="0"/>
                 <w:sz w:val="21"/>
               </w:rPr>
-              <w:t>17</w:t>
+              <w:t>16</w:t>
             </w:r>
           </w:p>
         </w:tc>
@@ -3282,7 +3282,7 @@
                 <w:b w:val="0"/>
                 <w:sz w:val="21"/>
               </w:rPr>
-              <w:t>18</w:t>
+              <w:t>17</w:t>
             </w:r>
           </w:p>
         </w:tc>
@@ -3343,7 +3343,7 @@
                 <w:b w:val="0"/>
                 <w:sz w:val="21"/>
               </w:rPr>
-              <w:t>19</w:t>
+              <w:t>18</w:t>
             </w:r>
           </w:p>
         </w:tc>
@@ -4077,7 +4077,7 @@
                 <w:b w:val="0"/>
                 <w:sz w:val="21"/>
               </w:rPr>
-              <w:t>25</w:t>
+              <w:t>24</w:t>
             </w:r>
           </w:p>
         </w:tc>
@@ -4260,7 +4260,7 @@
                 <w:b w:val="0"/>
                 <w:sz w:val="21"/>
               </w:rPr>
-              <w:t>26</w:t>
+              <w:t>25</w:t>
             </w:r>
           </w:p>
         </w:tc>
@@ -6814,7 +6814,7 @@
           <w:i w:val="0"/>
           <w:sz w:val="24"/>
         </w:rPr>
-        <w:t>Rental accommodation is one of the largest and least organised parts of the urban housing economy in India. Paying guest establishments, private hostels and small independently owned apartment blocks house a very large share of students and working people in cities, yet the businesses behind them are still run on paper. Tenant names sit in a register at the front desk, rent arrives by UPI transfer or in cash, and the record of a payment is a screenshot on somebody's phone. The tenant who has paid holds no receipt the landlord has acknowledged, and the landlord with six rooms has no dependable way of telling who is behind.</w:t>
+        <w:t>Rental housing is one of the largest parts of the urban economy in India and one of the least organised. Paying guest establishments, private hostels and small apartment blocks house a very large share of the students and working people in every city, and almost all of them are still run on paper. Names go into a register at the front desk. Rent arrives by UPI transfer or in cash. The record of a payment is a screenshot sitting on somebody's phone. A tenant who has paid holds no receipt their landlord has ever acknowledged, and a landlord with six rooms usually cannot say with confidence who is behind this month.</w:t>
       </w:r>
     </w:p>
     <w:p>
@@ -6830,7 +6830,7 @@
           <w:i w:val="0"/>
           <w:sz w:val="24"/>
         </w:rPr>
-        <w:t>TenantPro is a two-sided rent-management system built to replace that arrangement. It consists of a React Native client running on Expo SDK 54 and a Node and Express API over MySQL, with a landlord application and a separate tenant portal served from one codebase. The system is deployed and in use. At the commit documented here it comes to 38,536 lines across 124 source files, exposes 87 API endpoints over 22 database tables, and presents 28 screens.</w:t>
+        <w:t>TenantPro was built to replace that arrangement. It has two sides: a landlord application and a tenant portal, both served from one React Native codebase running on Expo SDK 54, talking to a Node and Express API over MySQL. The system is deployed and in use. At the commit documented here it comes to 38,536 lines across 124 source files, exposes 87 API endpoints over 22 database tables, and presents 28 screens.</w:t>
       </w:r>
     </w:p>
     <w:p>
@@ -6846,7 +6846,7 @@
           <w:i w:val="0"/>
           <w:sz w:val="24"/>
         </w:rPr>
-        <w:t>The decision that shapes the rest of the design is that money never passes through the platform. Rent moves straight from tenant to landlord, either by UPI into the landlord's own virtual payment address or through a payment gateway connected to the landlord's own merchant account. This keeps the operator outside the Reserve Bank of India's payment-aggregator perimeter, which carries an authorisation requirement and a net-worth floor in the tens of crores, and it means the platform bills nobody and holds nobody's funds. Because an application that does not touch the money also cannot see it, every payment is treated as a claim until a second party vouches for it: the landlord tapping Confirm, or the gateway answering a server-to-server query. Both routes settle through one function, so they cannot disagree about when a rent cycle has cleared.</w:t>
+        <w:t>One decision shapes the rest of the design. Money never passes through the platform. Rent goes straight from the tenant to the landlord, either by UPI into the landlord's own address or through a payment gateway connected to the landlord's own merchant account. That keeps the operator outside the Reserve Bank of India's payment-aggregator perimeter, which carries an authorisation requirement and a net-worth floor in the tens of crores, and it means the platform bills nobody and holds nobody's funds. The catch is that an application which does not touch the money also cannot see it. So every payment starts life as a claim and stays one until a second party vouches for it: the landlord tapping Confirm, or the gateway answering a direct query from the server. Both routes end in the same settlement function, so they cannot disagree about when a month has cleared.</w:t>
       </w:r>
     </w:p>
     <w:p>
@@ -6862,7 +6862,7 @@
           <w:i w:val="0"/>
           <w:sz w:val="24"/>
         </w:rPr>
-        <w:t>The build is verified by 457 assertions across eight test suites. Of these, 168 run end-to-end against a live server and a real MySQL instance, and 71 drive the compiled application inside a browser engine. The end-to-end runs found five defects that unit tests had not, including a cross-account authorisation hole, and all five have been fixed. The report documents the architecture, the implemented feature set with interface evidence, the payment and session-security models, the verification methodology, and the work that has been identified but not built.</w:t>
+        <w:t>The build carries 457 assertions across eight test suites. Of those, 168 run end to end against a live server and a real MySQL instance, and 71 drive the compiled application inside a browser engine. Those runs found five defects the unit tests had missed, one of them a cross-account authorisation hole. All five are fixed. This report sets out the architecture, the features as they actually stand, the payment and session designs, how the system was tested, and what has been identified but not built.</w:t>
       </w:r>
     </w:p>
     <w:p>
@@ -6930,7 +6930,7 @@
           <w:i w:val="0"/>
           <w:sz w:val="24"/>
         </w:rPr>
-        <w:t>Rental accommodation forms one of the most important segments of the urban housing economy. Paying guest establishments, private hostels and small apartment blocks between two and twenty rooms house a very large share of the students and working population of every Indian city. Most of these properties are owned and run by individuals rather than by companies, and most of them are managed without any software at all.</w:t>
+        <w:t>Rented accommodation carries a large part of the urban housing load in India. Paying guest establishments, private hostels and small apartment blocks of anywhere between two and twenty rooms are where most students and most young working people live. Nearly all of these properties belong to individuals rather than to companies, and nearly all of them are managed without software of any kind.</w:t>
       </w:r>
     </w:p>
     <w:p>
@@ -6946,7 +6946,7 @@
           <w:i w:val="0"/>
           <w:sz w:val="24"/>
         </w:rPr>
-        <w:t>The typical independent property is run out of a register. Tenant names are written in when somebody moves in and struck out when they leave. Rent is collected by UPI transfer or in cash, and the only record of it is a transaction screenshot that the tenant sends over WhatsApp. Deposits are remembered rather than recorded. Maintenance complaints arrive as phone calls and are resolved, or forgotten, with nothing written down either way. The arrangement works at one property with four rooms. It stops working at two properties with twelve.</w:t>
+        <w:t>A typical property runs out of a register. Names are written in when somebody moves in and struck out when they leave. Rent comes by UPI or in cash, and the only trace of it is a transaction screenshot the tenant forwards over WhatsApp. Deposits are remembered rather than written down. Maintenance complaints arrive as phone calls and are either dealt with or forgotten, with nothing recorded either way. None of this is a problem at one property with four rooms. It becomes one at two properties with twelve.</w:t>
       </w:r>
     </w:p>
     <w:p>
@@ -6962,7 +6962,7 @@
           <w:i w:val="0"/>
           <w:sz w:val="24"/>
         </w:rPr>
-        <w:t>TenantPro was built to replace that patchwork with a single record that both sides of the relationship can see. It is a two-sided system: the landlord gets a roster of properties, rooms and tenants, with due dates worked out from each tenancy's own anniversary, and the tenant gets a view of the same records from the other direction, showing what they owe, when it is due, what they have already paid, and which of it the landlord has acknowledged. The client is a React Native application distributed as an Android build; the server is a Node and Express API over MySQL, deployed and running.</w:t>
+        <w:t>TenantPro replaces that patchwork with a single record both sides can see. The landlord gets a roster of properties, rooms and tenants, with due dates worked out from each tenancy's own anniversary. The tenant sees the same records from the other direction: what they owe, when it falls due, what they have paid, and which of it the landlord has acknowledged. The client is a React Native application shipped as an Android build. The server is a Node and Express API over MySQL, deployed and running.</w:t>
       </w:r>
     </w:p>
     <w:p>
@@ -6993,7 +6993,7 @@
           <w:i w:val="0"/>
           <w:sz w:val="24"/>
         </w:rPr>
-        <w:t>The problems with manual property management are familiar to anybody who has run a rented property for more than a year. Rent amounts are recorded inconsistently or not at all. A payment made on the first of the month and a payment made on the nineteenth look identical in the register once both have been ticked off. When a tenant insists they paid and the landlord cannot find the entry, the dispute has no evidence on either side beyond a screenshot that proves a transfer happened but not which month it was meant for.</w:t>
+        <w:t>Anybody who has run a rented property for a year or two will recognise the problems with doing it by hand. Rent amounts get recorded inconsistently, or not at all. A payment made on the first and a payment made on the nineteenth look identical in the register once both have been ticked. When a tenant insists they have paid and the owner cannot find the entry, neither side has anything useful: the tenant has a screenshot proving a transfer happened, which says nothing about which month it was meant for.</w:t>
       </w:r>
     </w:p>
     <w:p>
@@ -7009,7 +7009,7 @@
           <w:i w:val="0"/>
           <w:sz w:val="24"/>
         </w:rPr>
-        <w:t>Deposits are the sharpest version of the same problem. A deposit is collected at the start of a tenancy that may run for two years, and it is settled at the end of it. In between, the only record is usually a figure in the owner's memory or a line in a notebook that has since been replaced. Disagreements at move-out are common and are rarely resolved in the tenant's favour, because the tenant has no record at all.</w:t>
+        <w:t>Deposits are the worst version of the same thing. A deposit is collected at the start of a tenancy that might run two years and is settled at the end of it. In between, the only record is a figure in the owner's head or a line in a notebook that has since been thrown out. Arguments at move-out are common, and the tenant usually loses them, because the tenant has no record at all.</w:t>
       </w:r>
     </w:p>
     <w:p>
@@ -7025,7 +7025,7 @@
           <w:i w:val="0"/>
           <w:sz w:val="24"/>
         </w:rPr>
-        <w:t>On the landlord's side, the absence of a consolidated view is what limits growth. An owner with a single property can hold its state in their head. An owner with three properties cannot, and the first thing they lose is a reliable answer to the simplest question in the business: who has not paid this month. Reminders then go out either to everybody, which annoys the tenants who have paid, or to nobody, which is why collection slips.</w:t>
+        <w:t>On the owner's side, what limits growth is the lack of a consolidated view. One property can be held in your head. Three cannot, and the first thing to go is a reliable answer to the simplest question in the business: who has not paid. Reminders then go either to everybody, which irritates the people who have already paid, or to nobody, which is why collection slips.</w:t>
       </w:r>
     </w:p>
     <w:p>
@@ -7056,7 +7056,7 @@
           <w:i w:val="0"/>
           <w:sz w:val="24"/>
         </w:rPr>
-        <w:t>The motivation for this project came from watching both sides of the relationship fail at the same task for different reasons. Owners described spending the first week of every month chasing payments they could not confirm. Tenants described paying on time and then being asked again a week later, with no way to prove the first payment had been received.</w:t>
+        <w:t>The idea came from watching both sides fail at the same task for opposite reasons. Owners described losing the first week of every month to chasing payments they could not confirm. Tenants described paying on time and then being asked again a week later with no way to prove the first payment had landed.</w:t>
       </w:r>
     </w:p>
     <w:p>
@@ -7072,7 +7072,7 @@
           <w:i w:val="0"/>
           <w:sz w:val="24"/>
         </w:rPr>
-        <w:t>At the same time the surrounding environment has become far more favourable than it was even five years ago. UPI has made digital payment the default in India rather than the exception, which means the money movement itself is already solved and does not need to be reinvented. Cloud hosting is cheap and reliable. Practically every tenant carries a smartphone. What is missing is not a payment mechanism but a shared record of what the payment was for.</w:t>
+        <w:t>The surrounding conditions have also changed a great deal in the last five years. UPI has made digital payment ordinary rather than exceptional, so the movement of money is already solved and does not need reinventing. Cloud hosting is cheap. Practically every tenant carries a smartphone. What is missing is not a way to pay but a shared record of what the payment was for.</w:t>
       </w:r>
     </w:p>
     <w:p>
@@ -7088,7 +7088,7 @@
           <w:i w:val="0"/>
           <w:sz w:val="24"/>
         </w:rPr>
-        <w:t>A review of the applications already in this space showed a consistent pattern. The simpler ones are little more than digital notebooks with no tenant-facing side at all, so the tenant remains in exactly the position they were in with the paper register. The more ambitious ones solve the record problem by routing the rent through their own account and settling it on to the landlord, which solves the visibility problem by creating a regulatory one. Neither approach fitted the situation this project set out to serve.</w:t>
+        <w:t>Looking at the applications already in this space showed a consistent split. The simpler ones are digital notebooks with no tenant-facing side, which leaves the tenant exactly where the paper register left them. The more ambitious ones fix the record problem by routing the rent through their own account and settling it on to the landlord afterwards. That solves visibility by creating a regulatory problem, and it also means the owner's rent spends time in somebody else's account. Neither approach suited the situation this project set out to serve.</w:t>
       </w:r>
     </w:p>
     <w:p>
@@ -7119,7 +7119,7 @@
           <w:i w:val="0"/>
           <w:sz w:val="24"/>
         </w:rPr>
-        <w:t>The project was shaped around a set of defined objectives.</w:t>
+        <w:t>The project was shaped around a set of objectives.</w:t>
       </w:r>
     </w:p>
     <w:p>
@@ -7133,7 +7133,7 @@
           <w:rFonts w:ascii="Times New Roman" w:hAnsi="Times New Roman"/>
           <w:sz w:val="24"/>
         </w:rPr>
-        <w:t>To replace manual record keeping with a structured digital record of properties, rooms, tenants, tenancies, rent, deposits and payments, held in a relational database rather than in a register.</w:t>
+        <w:t>To replace manual record keeping with a structured digital record of properties, rooms, tenants, tenancies, rent, deposits and payments, held in a relational database instead of a register.</w:t>
       </w:r>
     </w:p>
     <w:p>
@@ -7147,7 +7147,7 @@
           <w:rFonts w:ascii="Times New Roman" w:hAnsi="Times New Roman"/>
           <w:sz w:val="24"/>
         </w:rPr>
-        <w:t>To give the tenant a first-class view of the same record, so that the person paying the rent can see what is owed, what has been paid, and what the landlord has formally acknowledged.</w:t>
+        <w:t>To give the tenant a real view of that record, so that the person paying the rent can see what is owed, what has been paid and what the landlord has formally acknowledged.</w:t>
       </w:r>
     </w:p>
     <w:p>
@@ -7161,7 +7161,7 @@
           <w:rFonts w:ascii="Times New Roman" w:hAnsi="Times New Roman"/>
           <w:sz w:val="24"/>
         </w:rPr>
-        <w:t>To compute each tenancy's due date from its own start date rather than from a shared calendar month, so that a tenant who moved in on the nineteenth is due on the nineteenth.</w:t>
+        <w:t>To work out each tenancy's due date from its own start date rather than from a shared calendar month, so that somebody who moved in on the nineteenth is due on the nineteenth.</w:t>
       </w:r>
     </w:p>
     <w:p>
@@ -7175,7 +7175,7 @@
           <w:rFonts w:ascii="Times New Roman" w:hAnsi="Times New Roman"/>
           <w:sz w:val="24"/>
         </w:rPr>
-        <w:t>To make digital payment the ordinary route, both through UPI directly into the landlord's own account and through a payment gateway connected to the landlord's own merchant account.</w:t>
+        <w:t>To make digital payment the ordinary route, both by UPI straight into the landlord's account and through a gateway connected to the landlord's own merchant account.</w:t>
       </w:r>
     </w:p>
     <w:p>
@@ -7189,7 +7189,7 @@
           <w:rFonts w:ascii="Times New Roman" w:hAnsi="Times New Roman"/>
           <w:sz w:val="24"/>
         </w:rPr>
-        <w:t>To keep the platform outside the flow of funds entirely, so that it neither holds nor transmits any tenant's money, and therefore does not fall within the regulatory perimeter that applies to payment aggregators.</w:t>
+        <w:t>To keep the platform out of the flow of funds completely, so that it never holds or transmits a tenant's money and does not fall inside the regulatory perimeter that applies to payment aggregators.</w:t>
       </w:r>
     </w:p>
     <w:p>
@@ -7203,7 +7203,7 @@
           <w:rFonts w:ascii="Times New Roman" w:hAnsi="Times New Roman"/>
           <w:sz w:val="24"/>
         </w:rPr>
-        <w:t>To ensure that no payment is treated as settled on the strength of the payer's own assertion, by requiring confirmation from the landlord or from the gateway before a rent cycle is advanced.</w:t>
+        <w:t>To make sure no payment is ever treated as settled on the payer's own say-so, by requiring confirmation from the landlord or the gateway before a rent cycle moves forward.</w:t>
       </w:r>
     </w:p>
     <w:p>
@@ -7217,7 +7217,7 @@
           <w:rFonts w:ascii="Times New Roman" w:hAnsi="Times New Roman"/>
           <w:sz w:val="24"/>
         </w:rPr>
-        <w:t>To provide automated rent reminders across the channels a tenant actually uses, and a shared maintenance thread so that complaints are recorded rather than remembered.</w:t>
+        <w:t>To send rent reminders automatically on the channels tenants actually use, and to give maintenance complaints a shared thread so that they are recorded rather than remembered.</w:t>
       </w:r>
     </w:p>
     <w:p>
@@ -7231,7 +7231,7 @@
           <w:rFonts w:ascii="Times New Roman" w:hAnsi="Times New Roman"/>
           <w:sz w:val="24"/>
         </w:rPr>
-        <w:t>To build a session and authentication design in which a session can actually be ended, so that a stolen phone, a departed tenant or a password change has a real effect.</w:t>
+        <w:t>To build a session design in which a session can actually be ended, so that a stolen phone, a tenant who has moved out or a password change has some real effect.</w:t>
       </w:r>
     </w:p>
     <w:p>
@@ -7245,7 +7245,7 @@
           <w:rFonts w:ascii="Times New Roman" w:hAnsi="Times New Roman"/>
           <w:sz w:val="24"/>
         </w:rPr>
-        <w:t>To verify the resulting system by exercising every endpoint against a real database and the compiled application against a real browser engine, rather than relying on unit tests over mocked dependencies.</w:t>
+        <w:t>To test the result by driving every endpoint against a real database and the compiled application against a real browser engine, instead of relying on unit tests over mocks.</w:t>
       </w:r>
     </w:p>
     <w:p>
@@ -7276,7 +7276,7 @@
           <w:i w:val="0"/>
           <w:sz w:val="24"/>
         </w:rPr>
-        <w:t>The scope of TenantPro covers the operational lifecycle of an independently owned rental property. This includes registering a landlord account, creating properties and rooms, onboarding tenants either by direct entry or by an invite code the tenant redeems, recording rent and deposit terms, generating due dates, issuing reminders, accepting and confirming payments, maintaining a searchable ledger, running maintenance request threads, holding identity documents, computing a payment-behaviour score visible to both parties, recording notice periods and leave dates, and giving the tenant a portal in which all of the above is visible from their own side.</w:t>
+        <w:t>The scope covers the operational life of an independently owned rental property. That means registering a landlord account, creating properties and rooms, bringing tenants on board either by direct entry or by an invite code they redeem, recording rent and deposit terms, generating due dates, sending reminders, accepting and confirming payments, keeping a searchable ledger, running maintenance threads, holding identity documents, computing a payment-behaviour score both parties can see, recording notice periods and leave dates, and giving the tenant a portal where all of it is visible from their side.</w:t>
       </w:r>
     </w:p>
     <w:p>
@@ -7292,7 +7292,7 @@
           <w:i w:val="0"/>
           <w:sz w:val="24"/>
         </w:rPr>
-        <w:t>The scope deliberately excludes several activities that are sometimes bundled into property management platforms. The system does not hold or transmit money, and it does not act as an escrow. It does not draft, store or register rental agreements, and it makes no claim to address the legal layer of the tenancy. It is not a listing marketplace and performs no brokerage function. It does not provide accounting exports or tax filing. Formal expense and vendor management are outside the present scope. Finally, the client is an Android application; no iOS build has been produced.</w:t>
+        <w:t>Some things were deliberately left out. The system does not hold or move money and is not an escrow. It does not draft, store or register rental agreements, and makes no claim on the legal side of a tenancy. It is not a listing marketplace and does no brokerage. There are no accounting exports and no tax filing. Expense and vendor management are outside the present scope. And the client is an Android application; no iOS build has been made.</w:t>
       </w:r>
     </w:p>
     <w:p>
@@ -7323,7 +7323,7 @@
           <w:i w:val="0"/>
           <w:sz w:val="24"/>
         </w:rPr>
-        <w:t>The remainder of this report is organised into seven further chapters. Chapter 2 reviews the manual practices and the existing digital applications in this space, together with the regulatory and security literature that bears on the design, and ends with a gap analysis. Chapter 3 analyses the existing system, states its limitations, describes the proposed system and reports a feasibility study carried out along technical, economic, operational and regulatory axes. Chapter 4 presents the system architecture and the design of the payment, session and database layers. Chapter 5 states the hardware, software, functional and non-functional requirements. Chapter 6 describes the implementation module by module and reports the testing methodology and its results. Chapter 7 presents the finished interface with screenshots taken from the running application. Chapter 8 concludes, states the limitations of the present work honestly, and sets out the directions identified for future enhancement.</w:t>
+        <w:t>Seven chapters follow. Chapter 2 reviews the manual practices and the digital applications already in this space, together with the regulatory and security material that constrains any design here, and ends with a gap analysis. Chapter 3 analyses the existing arrangement, lists its limitations, describes what is proposed instead, and reports a feasibility study run along four axes. Chapter 4 covers the architecture and the design of the payment, session and database layers. Chapter 5 states the hardware, software, functional and non-functional requirements. Chapter 6 goes through the implementation module by module and reports the testing and its results. Chapter 7 shows the finished interface with screenshots from the running application. Chapter 8 concludes, states the limitations honestly, and sets out what has been identified for later.</w:t>
       </w:r>
     </w:p>
     <w:p>
@@ -7375,7 +7375,7 @@
           <w:i w:val="0"/>
           <w:sz w:val="24"/>
         </w:rPr>
-        <w:t>A project of this kind begins with a review of what already exists. For TenantPro this meant looking at three bodies of material: the informal manual practices that currently dominate the independent rental sector, the digital applications that have been built to replace them, and the regulatory and security literature that constrains how any platform in this space may be built. The third of these turned out to matter more than the second, because the central architectural decision in this project is a direct consequence of it.</w:t>
+        <w:t>A project like this starts by looking at what already exists. Three bodies of material mattered here: the informal practices that currently run the independent rental sector, the digital applications built to replace them, and the regulatory and security literature that constrains how anybody may build in this space. The third turned out to matter more than the second, because the central architectural decision in this project follows directly from it.</w:t>
       </w:r>
     </w:p>
     <w:p>
@@ -7406,7 +7406,7 @@
           <w:i w:val="0"/>
           <w:sz w:val="24"/>
         </w:rPr>
-        <w:t>There is a substantial body of management literature on why small businesses remain on manual systems even when digital alternatives are cheap and available. The recurring findings are that the perceived cost of switching is dominated by the time and risk of transition rather than by the price of the software, that the owner is usually also the operator and has no spare capacity for a migration, and that manual systems fail quietly rather than loudly, so their true cost is never measured.</w:t>
+        <w:t>There is a good deal of management literature on why small businesses stay on manual systems even when digital alternatives are cheap and available. The findings repeat. What the owner weighs is not the price of the software but the time and risk of moving to it. The owner is usually also the operator and has no spare capacity for a migration. And manual systems fail quietly, so nobody ever measures what they cost.</w:t>
       </w:r>
     </w:p>
     <w:p>
@@ -7422,7 +7422,7 @@
           <w:i w:val="0"/>
           <w:sz w:val="24"/>
         </w:rPr>
-        <w:t>Studies of small-scale hospitality and rental businesses consistently report that manual record keeping understates actual losses. Missed payments, partial payments that were never followed up, and deposits that were returned in full when deductions were due do not appear anywhere as losses, because no record exists against which to compare. The owner's impression of the business is therefore systematically more favourable than its accounts would be, which further weakens the case for change.</w:t>
+        <w:t>Work on small hospitality and rental businesses makes a related point: manual records understate actual losses. A missed payment, a partial payment nobody followed up, a deposit returned in full when deductions were due — none of these show up as losses anywhere, because there is no record to compare them against. The owner's sense of the business is therefore reliably rosier than its accounts would be, which weakens the case for changing anything.</w:t>
       </w:r>
     </w:p>
     <w:p>
@@ -7438,7 +7438,7 @@
           <w:i w:val="0"/>
           <w:sz w:val="24"/>
         </w:rPr>
-        <w:t>For this project, the relevant conclusion from that literature was not that owners are irrational but that any replacement has to be usable from the first day without a migration project, and has to pay for itself in a way the owner can see. That shaped a number of decisions later in the design, particularly the choice to let a landlord run the system with no payment gateway connected at all and still get the full benefit of the record.</w:t>
+        <w:t>The useful conclusion for this project was not that owners are being irrational. It was that any replacement has to be usable on day one without a migration project, and has to show its value in a way the owner can see. Several decisions later in the design follow from that, in particular the choice to let a landlord run the whole system with no payment gateway connected and still get the benefit of the record.</w:t>
       </w:r>
     </w:p>
     <w:p>
@@ -7469,7 +7469,7 @@
           <w:i w:val="0"/>
           <w:sz w:val="24"/>
         </w:rPr>
-        <w:t>A number of applications now target the rental property market in India. They range from very simple mobile apps built by independent developers, through mid-tier rent-collection products, to full property management suites aimed at organised co-living operators. Reviewing them revealed a consistent split.</w:t>
+        <w:t>A fair number of applications now target the Indian rental market. They range from simple mobile apps built by individual developers, through mid-tier rent-collection products, up to full property management suites aimed at organised co-living operators. Reviewing them showed a split that runs right through the category.</w:t>
       </w:r>
     </w:p>
     <w:p>
@@ -7485,7 +7485,7 @@
           <w:i w:val="0"/>
           <w:sz w:val="24"/>
         </w:rPr>
-        <w:t>The simpler applications are, in effect, digital registers. They give the owner somewhere to type what they would otherwise have written down, which is a real improvement, but they have no tenant-facing side. The tenant's position is unchanged: they still have no acknowledged receipt and no view of their own history. Several of them also model the property as a flat list of tenants with no notion of a property containing rooms containing occupants, which makes them unusable above a single small property.</w:t>
+        <w:t>The simpler applications are digital registers. They give the owner somewhere to type what they would otherwise have written, which is a genuine improvement, but there is no tenant-facing side at all. The tenant ends up where they started, with no acknowledged receipt and no view of their own history. Several also model a property as a flat list of tenants, with no notion of a property holding rooms holding occupants, which makes them unusable past one small building.</w:t>
       </w:r>
     </w:p>
     <w:p>
@@ -7501,7 +7501,7 @@
           <w:i w:val="0"/>
           <w:sz w:val="24"/>
         </w:rPr>
-        <w:t>The more capable products do have a tenant side, and they solve the confirmation problem convincingly, because they collect the rent themselves. The tenant pays the platform, the platform marks the payment as received and then settles the money on to the landlord. This is clean from a software point of view and places the platform squarely inside the regulatory perimeter discussed in the next section. It also means the landlord's rent passes through somebody else's account on its way to them, which several of the owners consulted during this project objected to without prompting.</w:t>
+        <w:t>The more capable products do have a tenant side, and they solve the confirmation problem convincingly, because they collect the rent themselves. The tenant pays the platform, the platform marks the payment received and then settles the money on to the landlord. From a software point of view this is clean. It also places the platform squarely inside the regulatory perimeter discussed in the next section, and it means the landlord's rent passes through an account that is not theirs on the way to them. Several of the owners we spoke to during this project objected to that without being prompted.</w:t>
       </w:r>
     </w:p>
     <w:p>
@@ -8184,7 +8184,7 @@
           <w:i w:val="0"/>
           <w:sz w:val="24"/>
         </w:rPr>
-        <w:t>Any platform that sits between a payer and a payee has three structural options, and the choice between them is a regulatory decision before it is a technical one.</w:t>
+        <w:t>Any platform sitting between a payer and a payee has three structural options, and choosing between them is a regulatory decision before it is a technical one.</w:t>
       </w:r>
     </w:p>
     <w:p>
@@ -8200,7 +8200,7 @@
           <w:i w:val="0"/>
           <w:sz w:val="24"/>
         </w:rPr>
-        <w:t>In the aggregator model the platform receives the customer's money into its own account and then pays the merchant. Under the Reserve Bank of India's directions on payment aggregators, this is a regulated activity. An aggregator may not hold customer funds in its ordinary account; the money must sit in a segregated escrow with a scheduled commercial bank, it may not earn interest for the platform, and it must be settled out within prescribed timelines. Obtaining the authorisation requires clearing a net-worth floor in the tens of crores. Ride-hailing platforms are the familiar example of this model.</w:t>
+        <w:t>Under the aggregator model the platform receives the customer's money into its own account and then pays the merchant. The Reserve Bank of India's directions on payment aggregators make this a regulated activity. An aggregator cannot keep customer funds in its ordinary account. The money has to sit in a segregated escrow with a scheduled commercial bank, it earns the platform no interest, and it has to be settled out within prescribed timelines. Getting the authorisation at all means clearing a net-worth floor in the tens of crores. Ride-hailing platforms are the familiar example.</w:t>
       </w:r>
     </w:p>
     <w:p>
@@ -8216,7 +8216,7 @@
           <w:i w:val="0"/>
           <w:sz w:val="24"/>
         </w:rPr>
-        <w:t>In the split settlement model the platform does not hold the money itself, but it instructs a licensed gateway to split an incoming payment between a platform account and a linked sub-merchant account. The gateway holds the licence and performs the know-your-customer checks on the sub-merchants. Razorpay Route is the common implementation in India. This removes the onboarding burden from the platform and is attractive at scale, but funds still pass through a platform-controlled account, and the 2025 directions restrict how such arrangements may be structured.</w:t>
+        <w:t>Under split settlement the platform does not hold the money itself. Instead it instructs a licensed gateway to split an incoming payment between a platform account and a linked sub-merchant account. The gateway holds the licence and runs the know-your-customer checks on the sub-merchants. Razorpay Route is the common implementation in India. This takes the onboarding burden off the platform and is attractive at scale, but funds still pass through a platform-controlled account, and the 2025 directions restrict how such arrangements may be put together.</w:t>
       </w:r>
     </w:p>
     <w:p>
@@ -8232,7 +8232,7 @@
           <w:i w:val="0"/>
           <w:sz w:val="24"/>
         </w:rPr>
-        <w:t>In the direct model the platform never touches the money at all. The payer pays the payee, and the platform's role is limited to presenting the correct amount, the correct destination and a reference, and to recording what happened afterwards. Namma Yatri is the best-documented Indian precedent: a ride-hailing service in which the fare passes directly from rider to driver and the platform takes no commission, sustaining itself by other means. TenantPro occupies this third position.</w:t>
+        <w:t>Under the direct model the platform never touches the money. The payer pays the payee. All the platform does is present the right amount, the right destination and a reference, and record what happened afterwards. Namma Yatri is the best-documented Indian precedent: a ride-hailing service where the fare goes straight from rider to driver and the platform takes no commission, sustaining itself some other way. TenantPro sits here.</w:t>
       </w:r>
     </w:p>
     <w:p>
@@ -8637,7 +8637,7 @@
           <w:i w:val="0"/>
           <w:sz w:val="24"/>
         </w:rPr>
-        <w:t>The security literature on session management for mobile clients is dominated by the trade-off between stateless and stateful tokens. A signed access token of the JSON Web Token family is verified by signature alone, with no database lookup, which is what makes it fast and what makes it scale. The cost of that property is that nothing can withdraw a token once issued: a stolen device, a tenancy that has ended or a password that has been changed has no effect on a token already in circulation until it expires on its own.</w:t>
+        <w:t>The security literature on sessions for mobile clients turns on one trade-off: stateless tokens against stateful ones. A signed access token of the JSON Web Token family is checked by its signature alone, with no database lookup. That is what makes it fast and what lets it scale. The price is that nothing can take it back. A stolen device, a tenancy that has ended, a password somebody just changed — none of these affect a token already in circulation. It runs until it expires.</w:t>
       </w:r>
     </w:p>
     <w:p>
@@ -8653,7 +8653,7 @@
           <w:i w:val="0"/>
           <w:sz w:val="24"/>
         </w:rPr>
-        <w:t>The current best practice, set out in the OAuth 2.0 security guidance, is to pair a short-lived access token with a long-lived refresh token that is stored server-side, so that revocation has somewhere to act. Two further properties are recommended. The first is rotation: presenting a refresh token spends it and returns a replacement, so that a long-lived secret is never sent repeatedly across the network. The second is reuse detection: because rotation guarantees that the honest client always holds the newest token, the presentation of a token that has already been spent implies that a copy exists somewhere it should not, and the safe response is to end every session on that account.</w:t>
+        <w:t>Current practice, set out in the OAuth 2.0 security guidance, pairs a short-lived access token with a long-lived refresh token held on the server, so that revocation has somewhere to act. Two further properties are recommended. Rotation: presenting a refresh token spends it and returns a replacement, so a long-lived secret is never sent across the network over and over. And reuse detection: since rotation means the honest client is always holding the newest token, a token that has already been spent turning up again implies that a copy exists somewhere it should not, and the safe answer is to end every session on that account.</w:t>
       </w:r>
     </w:p>
     <w:p>
@@ -8669,7 +8669,7 @@
           <w:i w:val="0"/>
           <w:sz w:val="24"/>
         </w:rPr>
-        <w:t>The literature is also clear that the client half of this design is where it usually fails. A client that signs the user out on any authentication-looking error will sign them out on a network failure. A client that fires several requests at once on a cold start, all of which fail on the same expired token, will issue several refreshes, all but the first of which replay a spent token and are therefore read by a correctly implemented server as theft. Both failure modes were explicitly designed against in this project and are covered by tests.</w:t>
+        <w:t>The literature is equally clear that the client half is where this usually goes wrong. A client that signs the user out on any authentication-looking error will sign them out on a dropped connection. A client that fires several requests at once on a cold start, all failing on the same expired token, will issue several refreshes, and all but the first will replay a spent token — which a correctly implemented server reads as theft. Both failure modes were designed against here and both are covered by tests.</w:t>
       </w:r>
     </w:p>
     <w:p>
@@ -8700,7 +8700,7 @@
           <w:i w:val="0"/>
           <w:sz w:val="24"/>
         </w:rPr>
-        <w:t>Drawing the threads together, a clear gap emerges. Manual systems continue to dominate the independent rental sector despite being demonstrably lossy, because the switching cost is real and the losses are invisible. The simpler digital applications reduce the owner's effort but leave the tenant exactly where they were, which means the dispute that the system most needs to prevent is the one it does nothing about. The more capable platforms give the tenant a real view, but they achieve it by taking custody of the rent, which is a regulated activity and is in any case unattractive to the owners this project set out to serve.</w:t>
+        <w:t>Putting the three strands together, the gap is reasonably clear. Manual systems still dominate the independent rental sector despite being demonstrably lossy, because the cost of switching is real and the losses are invisible. The simpler digital applications cut the owner's effort but leave the tenant where they were, which means the dispute the system most needs to prevent is the one thing it does nothing about. The more capable platforms do give the tenant a real view, but they get there by taking custody of the rent, which is regulated and is in any case unattractive to the owners this project is for.</w:t>
       </w:r>
     </w:p>
     <w:p>
@@ -8716,7 +8716,7 @@
           <w:i w:val="0"/>
           <w:sz w:val="24"/>
         </w:rPr>
-        <w:t>What is missing is a system that gives both sides a shared, authoritative record of a tenancy while leaving the money exactly where it already flows, from the tenant's account into the landlord's. That is the gap TenantPro is designed to fill, and the confirmation model described in Chapter 4 is the mechanism by which it is possible to keep an accurate record of payments the platform is deliberately unable to observe.</w:t>
+        <w:t>What nobody is offering is a system that gives both sides a shared, authoritative record of a tenancy while leaving the money exactly where it already flows, from the tenant's account into the landlord's. That is the gap TenantPro fills, and the confirmation model described in Chapter 4 is how it stays accurate about payments it is deliberately unable to watch.</w:t>
       </w:r>
     </w:p>
     <w:p>
@@ -8768,7 +8768,7 @@
           <w:i w:val="0"/>
           <w:sz w:val="24"/>
         </w:rPr>
-        <w:t>The existing system, as observed across the properties studied during this project, is a combination of a physical register at the property, a notebook or spreadsheet held by the owner, a WhatsApp thread per tenant, and the owner's memory. New tenants are entered in the register with a phone number and a room. Rent terms are agreed verbally or in a simple written agreement that is then filed and not referred to again. Payment is by UPI or cash. A UPI payment generates a confirmation in the tenant's own banking app, which the tenant screenshots and sends to the landlord; a cash payment generates nothing at all.</w:t>
+        <w:t>The arrangement we found across the properties studied for this project is a physical register at the property, a notebook or spreadsheet with the owner, a WhatsApp thread per tenant, and the owner's memory holding the rest together. New tenants go into the register with a phone number and a room. Rent terms are agreed verbally, or in a short written agreement that is then filed and never looked at again. Payment is by UPI or cash. A UPI payment produces a confirmation in the tenant's own banking app, which they screenshot and send across; a cash payment produces nothing at all.</w:t>
       </w:r>
     </w:p>
     <w:p>
@@ -8784,7 +8784,7 @@
           <w:i w:val="0"/>
           <w:sz w:val="24"/>
         </w:rPr>
-        <w:t>Reminders are sent by hand, usually in a burst at the start of the month, and usually to everybody, because working out who has already paid takes longer than sending the message. Maintenance complaints arrive by phone call or WhatsApp message and are tracked, if at all, in the same thread as everything else. Deposits are recorded once, at the start, and recalled at the end. Notice periods are agreed in conversation.</w:t>
+        <w:t>Reminders go out by hand, usually in a burst at the start of the month, and usually to everybody, because working out who has already paid takes longer than just sending the message. Maintenance complaints come in by phone or WhatsApp and are tracked, if at all, in the same thread as everything else. Deposits are recorded once at the beginning and recalled at the end. Notice periods are settled in conversation.</w:t>
       </w:r>
     </w:p>
     <w:p>
@@ -8800,7 +8800,7 @@
           <w:i w:val="0"/>
           <w:sz w:val="24"/>
         </w:rPr>
-        <w:t>In the best case a diligent owner keeps this running with occasional errors. In the common case entries are missed, payments are double-chased, a deposit figure is disputed at move-out, and a maintenance complaint made three weeks ago has simply been forgotten by both parties.</w:t>
+        <w:t>At best a diligent owner keeps all this running with the occasional error. More often entries are missed, payments get chased twice, a deposit figure is disputed at move-out, and a complaint made three weeks ago has been forgotten by both parties.</w:t>
       </w:r>
     </w:p>
     <w:p>
@@ -8831,7 +8831,7 @@
           <w:i w:val="0"/>
           <w:sz w:val="24"/>
         </w:rPr>
-        <w:t>The limitations can be grouped under several heads. Accuracy is compromised at every step, because every figure is transcribed by hand at least once and some are never written down at all. Timeliness is poor, because the owner's view of who has paid lags reality by however long it takes them to reconcile screenshots against the register. Evidence is one-sided: the tenant holds proof that a transfer occurred but no proof of what it settled, and the landlord holds a register entry that the tenant has never seen.</w:t>
+        <w:t>Accuracy goes first. Every figure is copied by hand at least once and some are never written down at all. Timeliness goes next: the owner's picture of who has paid lags reality by however long it takes to reconcile a pile of screenshots against the register. Evidence is one-sided, since the tenant holds proof that a transfer happened but no proof of what it settled, while the owner holds a register entry the tenant has never seen.</w:t>
       </w:r>
     </w:p>
     <w:p>
@@ -8847,7 +8847,7 @@
           <w:i w:val="0"/>
           <w:sz w:val="24"/>
         </w:rPr>
-        <w:t>Scalability fails sharply rather than gradually. The arrangement is workable at one property and unworkable at three, which is precisely the point at which an owner would otherwise expand. Accountability is absent, since nothing records who entered what or when. And the tenant, who is the paying customer of the business, is given no interface at all, which is the root of most of the disputes the system generates.</w:t>
+        <w:t>Scalability does not degrade gradually. It fails at a threshold, somewhere around the second or third property, which is exactly where an owner would otherwise expand. There is no accountability, because nothing records who entered what or when. And the tenant, who is after all the paying customer of the business, gets no interface whatsoever. That last point is the root of most of the disputes the arrangement produces.</w:t>
       </w:r>
     </w:p>
     <w:p>
@@ -8878,7 +8878,7 @@
           <w:i w:val="0"/>
           <w:sz w:val="24"/>
         </w:rPr>
-        <w:t>The proposed system replaces the register and the notebook with a relational record and gives both parties an application over it. Properties contain rooms; rooms contain tenancies; each tenancy carries its own rent, deposit, start date and split across occupants. Due dates are derived from the tenancy's own start date, so a tenant who moved in on the nineteenth is due on the nineteenth rather than on the first.</w:t>
+        <w:t>The proposed system swaps the register and the notebook for a relational record, and puts an application over it for each party. Properties hold rooms, rooms hold tenancies, and each tenancy carries its own rent, deposit, start date and split across occupants. Due dates come from the tenancy's own start date, so a tenant who moved in on the nineteenth is due on the nineteenth and not on the first.</w:t>
       </w:r>
     </w:p>
     <w:p>
@@ -8894,7 +8894,7 @@
           <w:i w:val="0"/>
           <w:sz w:val="24"/>
         </w:rPr>
-        <w:t>Payments are recorded against the due date they settle, captured at the moment the payment is declared. A payment enters the system as a claim and becomes real only when a second party vouches for it. Where the landlord has connected a payment gateway, the second party is the gateway itself, asked directly by the server using the landlord's own credentials. Where they have not, the second party is the landlord, who confirms or rejects the claim with a reason the tenant can read. Either way the same settlement function advances the tenancy.</w:t>
+        <w:t>Payments are recorded against the due date they settle, captured at the moment the payment is declared. A payment enters as a claim and becomes real only when a second party vouches for it. Where the landlord has connected a gateway, the second party is the gateway, asked directly by the server using that landlord's own credentials. Where they have not, it is the landlord, who confirms or rejects with a reason the tenant can read. Either way the same settlement function moves the tenancy on.</w:t>
       </w:r>
     </w:p>
     <w:p>
@@ -8910,7 +8910,7 @@
           <w:i w:val="0"/>
           <w:sz w:val="24"/>
         </w:rPr>
-        <w:t>The tenant portal is a parallel application rather than a reduced copy of the landlord's. It answers a different question and is reached through a separate account type with its own table and its own token role. Reminders are automated and go out across email, push, SMS and WhatsApp. Maintenance requests become threads shared between the two parties, with status changes recorded in sequence alongside what was said. A payment-behaviour score is computed by one piece of code and shown identically to both sides, so that neither is arguing with a number the other cannot see.</w:t>
+        <w:t>The tenant portal is a parallel application, not a stripped-down copy of the landlord's. It answers a different question, and it is reached through a separate account type with its own table and its own token role. Reminders go out automatically across email, push, SMS and WhatsApp. Maintenance requests become threads the two parties share, with status changes recorded in sequence alongside what was said. A payment-behaviour score is computed once and shown identically to both sides, so neither is arguing with a number the other cannot see.</w:t>
       </w:r>
     </w:p>
     <w:p>
@@ -8941,7 +8941,7 @@
           <w:i w:val="0"/>
           <w:sz w:val="24"/>
         </w:rPr>
-        <w:t>The proposed system improves on the existing arrangement along every dimension on which the latter fails. It is accurate, because figures are computed rather than transcribed. It is timely, because the landlord's view of collection is derived from the same rows the tenant's view is derived from. It is evidenced on both sides, because confirmation is an explicit, recorded act rather than an assumption. It scales, because a second and third property cost nothing but data entry. And it is accountable, because every payment, confirmation, rejection and status change is a row with a timestamp.</w:t>
+        <w:t>Figures are computed rather than copied, so the arithmetic stops being a source of error. The landlord's view of collection is built from the same rows the tenant's view is built from, which removes the lag. Confirmation becomes an explicit recorded act instead of an assumption, so both sides hold the same evidence. A second and third property cost nothing but data entry. And every payment, confirmation, rejection and status change is a row with a timestamp on it, which is as much accountability as a system of this size needs.</w:t>
       </w:r>
     </w:p>
     <w:p>
@@ -9640,7 +9640,7 @@
           <w:i w:val="0"/>
           <w:sz w:val="24"/>
         </w:rPr>
-        <w:t>A feasibility study was carried out along four axes, the fourth of which is not standard but was decisive for this project.</w:t>
+        <w:t>Feasibility was examined along four axes. The fourth is not one of the standard three, but it decided more about this project than the others did.</w:t>
       </w:r>
     </w:p>
     <w:p>
@@ -9671,7 +9671,7 @@
           <w:i w:val="0"/>
           <w:sz w:val="24"/>
         </w:rPr>
-        <w:t>All the building blocks required are mature. React Native with Expo provides a single codebase targeting Android with over-the-air updates for JavaScript changes. Node and Express over MySQL is an unremarkable and well-documented server stack. Payment links, transactional email, push notification and messaging are all available as documented HTTPS APIs. Nothing in the design requires a technology that is experimental or that the project team would have to build from first principles. One technical constraint did shape the design materially and is discussed in Chapter 4: native modules cannot be delivered over the air, so any feature requiring a native software development kit would freeze the release cadence of everything around it.</w:t>
+        <w:t>Everything the system needs already exists and is well documented. React Native with Expo gives a single codebase targeting Android, with over-the-air updates for JavaScript changes. Node and Express over MySQL is an unremarkable server stack. Payment links, transactional email, push notifications and messaging are all reachable as ordinary HTTPS APIs. Nothing here had to be built from first principles. One technical constraint did shape the design and is picked up again in Chapter 4: native modules cannot be delivered over the air, so any feature needing a native software development kit would hold back the release cadence of everything queued behind it.</w:t>
       </w:r>
     </w:p>
     <w:p>
@@ -9702,7 +9702,7 @@
           <w:i w:val="0"/>
           <w:sz w:val="24"/>
         </w:rPr>
-        <w:t>The running costs are modest. Cloud hosting for the API and the database, transactional email, push delivery and media storage fall within free or low-cost tiers at the scale of a few properties, and scale gracefully beyond it. Because the platform does not process payments, it carries no payment-processing cost of its own. Where a landlord chooses to connect a payment gateway, the gateway's fee is charged by the gateway to that landlord against their own merchant account; the platform is not a party to it and bills nothing. The one identified recurring cost in the roadmap is a verified sending domain for transactional mail, at roughly one thousand rupees a year.</w:t>
+        <w:t>Running costs are small. Hosting for the API and the database, transactional email, push delivery and media storage all sit within free or low tiers at the scale of a few properties, and they scale gracefully after that. Because the platform processes no payments, it carries no payment-processing cost of its own. Where a landlord connects a gateway, the gateway's fee is charged by the gateway to that landlord against their own merchant account; the platform is not a party to it and bills nothing. The one recurring cost identified on the roadmap is a verified sending domain for transactional mail, at roughly a thousand rupees a year.</w:t>
       </w:r>
     </w:p>
     <w:p>
@@ -9733,7 +9733,7 @@
           <w:i w:val="0"/>
           <w:sz w:val="24"/>
         </w:rPr>
-        <w:t>Operational feasibility was examined most carefully, because the target users are not necessarily comfortable with software. Two design consequences followed. First, the system has to be fully useful with no payment gateway connected, because gateway onboarding involves a third party's know-your-customer process that takes days; a landlord who cannot use the product until that completes will not come back. Second, every screen that asks for a commitment states its cost and its prerequisites before the user begins, since a landlord who expects a five-minute task and meets a week-long one concludes the application is broken rather than that the gateway is slow.</w:t>
+        <w:t>This is the axis we examined most carefully, because the people who will use the system are not necessarily comfortable with software. Two design consequences came out of it. The first is that the system has to be fully useful with no gateway connected, since gateway onboarding runs through a third party's verification process and takes days; a landlord who cannot use the product until that finishes is not coming back. The second is that any screen asking for a commitment has to state its cost and its prerequisites before the user starts, because a landlord who expects five minutes and runs into a week concludes the application is broken rather than that the gateway is slow.</w:t>
       </w:r>
     </w:p>
     <w:p>
@@ -9764,7 +9764,7 @@
           <w:i w:val="0"/>
           <w:sz w:val="24"/>
         </w:rPr>
-        <w:t>The regulatory axis determined the architecture. Collecting rent centrally and paying it out is payment aggregation under the Reserve Bank of India's directions, with the escrow obligations and net-worth floor described in Chapter 2. A student project cannot satisfy those conditions, and neither can the individual landlords the system serves. The system was therefore designed so that the question does not arise: the money moves directly from the tenant to the landlord, by UPI or through the landlord's own merchant account, and the platform neither receives it nor instructs its disbursement.</w:t>
+        <w:t>The regulatory axis settled the architecture. Collecting rent centrally and paying it out is payment aggregation under the Reserve Bank of India's directions, with the escrow obligations and the net-worth floor described in Chapter 2. A student project cannot meet those conditions. Neither can the individual landlords this system serves. So it was designed so that the question never comes up: the money moves straight from the tenant to the landlord, by UPI or through the landlord's own merchant account, and the platform neither receives it nor tells anybody to disburse it.</w:t>
       </w:r>
     </w:p>
     <w:p>
@@ -10174,7 +10174,7 @@
           <w:i w:val="0"/>
           <w:sz w:val="24"/>
         </w:rPr>
-        <w:t>TenantPro follows a three-tier design. The presentation tier is a React Native client that serves both the landlord application and the tenant portal from one codebase. The application tier is a Node and Express API organised as routers, each with a role guard mounted once at the top. The data tier is MySQL, holding 22 tables that cover accounts, properties, rooms, tenancies, payments, maintenance threads, documents, notifications and sessions.</w:t>
+        <w:t>TenantPro uses a three-tier design. The presentation tier is a React Native client that serves the landlord application and the tenant portal from one codebase. The application tier is a Node and Express API organised as routers, each with its role guard mounted once at the top. The data tier is MySQL, with 22 tables covering accounts, properties, rooms, tenancies, payments, maintenance threads, documents, notifications and sessions.</w:t>
       </w:r>
     </w:p>
     <w:p>
@@ -10190,7 +10190,7 @@
           <w:i w:val="0"/>
           <w:sz w:val="24"/>
         </w:rPr>
-        <w:t>Around these three tiers sit the supporting services: a transactional mail provider, push notification delivery, media storage for identity documents and maintenance photographs, and the payment gateway. The last of these is drawn differently in the figure below for a reason. Every piece of information about a tenancy passes through the server. No part of the payment does. The dashed band in the figure is the money path; it touches the tenant and the landlord, and nothing in between.</w:t>
+        <w:t>Around the three tiers sit the supporting services: a transactional mail provider, push delivery, media storage for identity documents and maintenance photographs, and the payment gateway. The last one is drawn differently in the figure below, for a reason. Every piece of information about a tenancy goes through the server. No part of the payment does. The dashed band in the figure is the money path, and it touches the tenant and the landlord and nothing in between.</w:t>
       </w:r>
     </w:p>
     <w:p>
@@ -10278,7 +10278,7 @@
           <w:i w:val="0"/>
           <w:sz w:val="24"/>
         </w:rPr>
-        <w:t>The client is a single React Native codebase serving both roles. Rather than scattering presentation logic across screens, the application derives everything the screens render through one pure function, which maps the current state and the server payload to a view-model. A screen therefore contains layout and very little else.</w:t>
+        <w:t>One React Native codebase serves both roles. Rather than spreading presentation logic across screens, the application runs the current state and the server payload through a single pure function that produces a view-model. A screen then holds layout and very little else.</w:t>
       </w:r>
     </w:p>
     <w:p>
@@ -10294,7 +10294,7 @@
           <w:i w:val="0"/>
           <w:sz w:val="24"/>
         </w:rPr>
-        <w:t>This has two consequences worth stating. The first is testability: because the function is pure and has no dependency on a device, the behaviour of the interface can be asserted directly, and one of the test suites described in Chapter 6 does exactly that. The second is consistency: two screens showing the same fact cannot drift apart, because both are reading the same derived value rather than each computing its own.</w:t>
+        <w:t>Two things follow. Because the function is pure and needs no device, the behaviour of the interface can be asserted directly, and one of the suites in Chapter 6 does exactly that. And two screens showing the same fact cannot drift apart, since both read the same derived value instead of each working it out for itself.</w:t>
       </w:r>
     </w:p>
     <w:p>
@@ -10310,7 +10310,7 @@
           <w:i w:val="0"/>
           <w:sz w:val="24"/>
         </w:rPr>
-        <w:t>A constraint from the delivery mechanism shaped the feature set. Updates reach the installed client through the Expo updates mechanism, which can replace JavaScript but cannot replace native modules. Any feature that depends on a native software development kit can only be delivered through a full store release, and would hold back every other change queued behind it. Features of that kind were therefore declined wherever a design existed that ships like any other change. The payment integration is the clearest example, and is described in section 4.4.</w:t>
+        <w:t>The delivery mechanism imposed a constraint that shaped what got built. Updates reach an installed client through the Expo updates mechanism, which can swap out JavaScript but not native modules. Anything depending on a native software development kit can only go out in a full store release, and would hold back every other change waiting behind it. Features of that kind were turned down wherever a design existed that ships like everything else. The payment integration is the clearest case and is covered in section 4.4.</w:t>
       </w:r>
     </w:p>
     <w:p>
@@ -10341,7 +10341,7 @@
           <w:i w:val="0"/>
           <w:sz w:val="24"/>
         </w:rPr>
-        <w:t>The API is organised as routers, each with its role guard mounted once at the top rather than repeated in every handler. Landlord and tenant accounts live in separate tables with their own auto-increments, which means that knowing who somebody is does not by itself settle what they may do: a tenant token presented on a landlord route is rejected by the guard, and tenant handlers scope every query through the link from the tenant account to the tenancy record.</w:t>
+        <w:t>The API is organised as routers, each with its role guard mounted once at the top instead of repeated in every handler. Landlord and tenant accounts live in separate tables with their own auto-increments, so knowing who somebody is does not by itself settle what they may do. A tenant token on a landlord route is turned away by the guard, and tenant handlers scope every query through the link from the tenant account to the tenancy record.</w:t>
       </w:r>
     </w:p>
     <w:p>
@@ -10357,7 +10357,7 @@
           <w:i w:val="0"/>
           <w:sz w:val="24"/>
         </w:rPr>
-        <w:t>Ownership checks are a second, separate layer. Every read is scoped by owner, but writes that accept an identifier from the request body need an explicit check that the referenced row belongs to the caller. Those checks are centralised in a single helper module rather than written inline at each site, for a reason recorded in Chapter 6: when they were written inline, one of three endpoints was missed.</w:t>
+        <w:t>Ownership checks are a second and separate layer. Every read is scoped by owner, but a write that accepts an identifier from the request body needs an explicit check that the row it names belongs to the caller. Those checks now live in one helper module rather than being written out at each site. There is a reason for that, recorded in Chapter 6: when they were written out individually, one of three endpoints was missed.</w:t>
       </w:r>
     </w:p>
     <w:p>
@@ -10373,7 +10373,7 @@
           <w:i w:val="0"/>
           <w:sz w:val="24"/>
         </w:rPr>
-        <w:t>Schema changes apply themselves at boot and apply safely more than once. The schema file runs its table creation statements conditionally on every start, and column-level migrations run behind existence guards. No deploy has required a manual migration step.</w:t>
+        <w:t>Schema changes apply themselves at boot, and apply safely more than once. The schema file runs its table creation statements conditionally on every start, and column-level migrations run behind existence guards. No deploy has needed a manual migration step.</w:t>
       </w:r>
     </w:p>
     <w:p>
@@ -10404,7 +10404,7 @@
           <w:i w:val="0"/>
           <w:sz w:val="24"/>
         </w:rPr>
-        <w:t>Two payment routes exist, and both are direct.</w:t>
+        <w:t>There are two payment routes and both are direct.</w:t>
       </w:r>
     </w:p>
     <w:p>
@@ -10420,7 +10420,7 @@
           <w:i w:val="0"/>
           <w:sz w:val="24"/>
         </w:rPr>
-        <w:t>The first is UPI. The tenant's screen carries the landlord's own virtual payment address, the exact amount and a generated reference, encoded both as a scannable code and as an intent that hands off to whichever UPI application the tenant already uses. The money moves from the tenant's bank to the landlord's. It costs both parties nothing and it costs the platform nothing.</w:t>
+        <w:t>The first is UPI. The tenant's screen carries the landlord's own virtual payment address, the exact amount and a generated reference, encoded as a scannable code and as an intent that hands off to whichever UPI application the tenant already uses. The money goes from the tenant's bank to the landlord's. Nobody pays a fee, including the platform.</w:t>
       </w:r>
     </w:p>
     <w:p>
@@ -10436,7 +10436,7 @@
           <w:i w:val="0"/>
           <w:sz w:val="24"/>
         </w:rPr>
-        <w:t>The second is a payment gateway. A landlord may connect their own Razorpay merchant account by entering their key and secret, which are verified against the gateway before being stored and are then sealed with authenticated encryption and never returned to any client. When a tenant pays by this route the server creates a payment link against that landlord's own credentials; the tenant pays on the gateway's hosted page and the money settles to that landlord. The gateway charges its fee to the landlord through the landlord's own account. The platform bills nothing, because it is party to nothing.</w:t>
+        <w:t>The second is a payment gateway. A landlord can connect their own Razorpay merchant account by entering their key and secret, which are checked against the gateway before being stored and are then sealed with authenticated encryption and never returned to any client. When a tenant pays this way the server creates a payment link against that landlord's own credentials; the tenant pays on the gateway's hosted page and the money settles to that landlord. The gateway charges its fee to the landlord through the landlord's own account. The platform bills nothing, because it is party to nothing.</w:t>
       </w:r>
     </w:p>
     <w:p>
@@ -10452,7 +10452,7 @@
           <w:i w:val="0"/>
           <w:sz w:val="24"/>
         </w:rPr>
-        <w:t>Payment links were chosen in preference to the gateway's React Native software development kit for the reason given in section 4.2: the kit is a native module, whereas a link is plain REST over HTTPS, so the payment feature ships over the air like every other change.</w:t>
+        <w:t>Payment links were chosen over the gateway's React Native software development kit for the reason given in section 4.2. The kit is a native module. A link is plain REST over HTTPS, so the payment feature ships over the air like every other change.</w:t>
       </w:r>
     </w:p>
     <w:p>
@@ -10468,7 +10468,7 @@
           <w:i w:val="0"/>
           <w:sz w:val="24"/>
         </w:rPr>
-        <w:t>The confirmation model binds the two routes together. A payment enters the system as a declared row, which is a claim and clears nothing. It becomes real when a second party vouches for it, either the landlord tapping Confirm or the gateway being asked directly, server-to-server, using that landlord's credentials, and answering that the link was paid. Both paths end in the same settlement function, which flips the status and advances the tenancy's next due date inside one transaction. Written twice, the two copies would eventually disagree about when a month had cleared; it is therefore written once.</w:t>
+        <w:t>The confirmation model ties the two routes together. A payment enters as a declared row, which is a claim and clears nothing. It becomes real when a second party vouches for it: the landlord tapping Confirm, or the gateway being asked outright, server to server, with that landlord's credentials, and answering that the link was paid. Both paths end in the same settlement function, which flips the status and moves the tenancy's next due date forward inside one transaction. Write that twice and the two copies will eventually disagree about when a month has cleared, so it is written once.</w:t>
       </w:r>
     </w:p>
     <w:p>
@@ -10484,7 +10484,7 @@
           <w:i w:val="0"/>
           <w:sz w:val="24"/>
         </w:rPr>
-        <w:t>The gateway is polled rather than trusted to call back. A webhook would require every landlord to configure a URL and a shared secret in a dashboard, and a feature gated on that step is one most landlords would never finish switching on. The signed webhook path exists and remains supported, but it is the secondary route.</w:t>
+        <w:t>The gateway gets polled rather than trusted to call back. A webhook would mean every landlord configuring a URL and a shared secret in a dashboard, and most of them would never finish doing it. The signed webhook path exists and is still supported; it is just the secondary route.</w:t>
       </w:r>
     </w:p>
     <w:p>
@@ -10515,7 +10515,7 @@
           <w:i w:val="0"/>
           <w:sz w:val="24"/>
         </w:rPr>
-        <w:t>The session design went through three versions, and the sequence is worth recording because each of the first two fixed something real and created the next problem in doing so.</w:t>
+        <w:t>The session design went through three versions. The sequence is worth recording, because each of the first two fixed something real and created the next problem while doing it.</w:t>
       </w:r>
     </w:p>
     <w:p>
@@ -10983,7 +10983,7 @@
           <w:i w:val="0"/>
           <w:sz w:val="24"/>
         </w:rPr>
-        <w:t>Raising the lifetime from seven days to thirty did not stop people being logged out; it made it happen monthly. A fixed lifetime counts from the last sign-in, which says nothing about whether somebody is still using the application. Opening the app every morning earned the same ejection on day thirty as not opening it since February. The server therefore re-issues the access token on any authenticated request once it is past half its life, returning it on a response header that the client adopts, and reading the new token's lifetime from the old one's own issue and expiry claims rather than from a constant, so that a guest session keeps its own length.</w:t>
+        <w:t>Raising the lifetime from seven days to thirty did not stop people being logged out. It made it happen monthly. A fixed lifetime counts from the last sign-in, which says nothing about whether somebody is still using the application. Open the app every morning and you were thrown out on day thirty, exactly like somebody who had not opened it since February. So the server now re-issues the access token on any authenticated request once it is past half its life, handing it back on a response header the client picks up. The new token's lifetime comes from the old one's own issue and expiry claims rather than from a constant, which is what lets a guest session keep its own length.</w:t>
       </w:r>
     </w:p>
     <w:p>
@@ -10999,7 +10999,7 @@
           <w:i w:val="0"/>
           <w:sz w:val="24"/>
         </w:rPr>
-        <w:t>A session is now a database row as well as a signature. The row holds a refresh token stored as a SHA-256 hash rather than as the token itself, since the only operation ever performed on it is comparison. Three properties follow. Rotation: spending a refresh token returns a replacement, so a sixty-day secret is never sent repeatedly across the network. Reuse detection: because the honest client always holds the newest token, a replay of a spent one implies a copy exists elsewhere, and every session on the account is revoked. Revocation on password reset: changing a password now ends every other session, which is what users had always assumed it did.</w:t>
+        <w:t>A session is now a database row as well as a signature. The row holds a refresh token stored as a SHA-256 hash rather than as the token itself, since the only thing ever done with it is a comparison. Three properties follow. Rotation: spending a refresh token gets you a replacement, so a sixty-day secret is never sent repeatedly over the network. Reuse detection: the honest client always holds the newest token, so a replay of a spent one says a copy is sitting somewhere else, and every session on that account is revoked. Revocation on password reset: changing a password now ends every other session, which is what users had assumed all along that it did.</w:t>
       </w:r>
     </w:p>
     <w:p>
@@ -11015,7 +11015,7 @@
           <w:i w:val="0"/>
           <w:sz w:val="24"/>
         </w:rPr>
-        <w:t>Revocation is immediate on the refresh path and lags by at most the access token's two-hour life on the access path. Closing that gap completely would require a database read on every authenticated request, a cost almost no system pays. Two hours where it used to be thirty days is the improvement.</w:t>
+        <w:t>Revocation is immediate on the refresh path. On the access path it lags by at most the access token's two-hour life. Closing that last gap would mean a database read on every authenticated request, which is a cost almost nobody pays. Two hours where it used to be thirty days is the gain.</w:t>
       </w:r>
     </w:p>
     <w:p>
@@ -11046,7 +11046,7 @@
           <w:i w:val="0"/>
           <w:sz w:val="24"/>
         </w:rPr>
-        <w:t>The schema holds 22 tables and mirrors the entity structure closely. Landlord accounts and tenant accounts are separate tables, which is what allows identity and authorisation to be distinguished at the API layer. Properties belong to landlords, rooms belong to properties, and tenancies connect a tenant record to a room with their own rent, deposit, split and dates. Payments reference the tenancy and carry the due date they settled, which is the field that makes the question "was this on time?" answerable after the fact. Without it the answer is lost, because confirming a payment moves the next due date forward and overwrites the only evidence; its earlier absence is why the behaviour score once reported that no tenant had ever missed a payment.</w:t>
+        <w:t>The schema holds 22 tables and follows the entity structure closely. Landlord accounts and tenant accounts are separate tables, which is what lets identity and authorisation be told apart at the API layer. Properties belong to landlords, rooms belong to properties, and tenancies join a tenant record to a room with their own rent, deposit, split and dates. Payments reference the tenancy and carry the due date they settled, and that last field matters more than it looks. Without it, "was this on time?" has no answer after the fact, because confirming a payment moves the next due date forward and overwrites the only evidence. Its earlier absence is why the behaviour score once reported that no tenant had ever missed a payment.</w:t>
       </w:r>
     </w:p>
     <w:p>
@@ -11766,7 +11766,7 @@
           <w:i w:val="0"/>
           <w:sz w:val="24"/>
         </w:rPr>
-        <w:t>TenantPro is a client-server system. For the end user the requirements are minimal: an Android smartphone of recent vintage with an internet connection. The server-side requirements are those of a small Node process and a MySQL instance, both of which run comfortably on entry-level cloud infrastructure at the scale this system targets.</w:t>
+        <w:t>TenantPro is a client-server system. On the user's side the requirements are small: an Android phone of reasonably recent vintage and an internet connection. On the server side they are those of a small Node process and a MySQL instance, both of which run comfortably on entry-level cloud infrastructure at the scale this system is built for.</w:t>
       </w:r>
     </w:p>
     <w:p>
@@ -12217,7 +12217,7 @@
           <w:i w:val="0"/>
           <w:sz w:val="24"/>
         </w:rPr>
-        <w:t>The software stack was chosen to balance developer productivity, delivery flexibility and cost.</w:t>
+        <w:t>The stack was picked to balance productivity, delivery flexibility and cost.</w:t>
       </w:r>
     </w:p>
     <w:p>
@@ -13040,7 +13040,7 @@
           <w:i w:val="0"/>
           <w:sz w:val="24"/>
         </w:rPr>
-        <w:t>React Native with Expo was chosen because it produces a single JavaScript codebase that runs on the device while still allowing most changes to be shipped without a store release. That last property is not a convenience but a constraint that shaped the feature set, as described in Chapter 4.</w:t>
+        <w:t>React Native with Expo gives a single JavaScript codebase that runs on the device while still letting most changes go out without a store release. That second property is not a convenience. It is a constraint, and it shaped the feature set in the way described in Chapter 4.</w:t>
       </w:r>
     </w:p>
     <w:p>
@@ -13056,7 +13056,7 @@
           <w:i w:val="0"/>
           <w:sz w:val="24"/>
         </w:rPr>
-        <w:t>Node with Express was chosen for the server because using JavaScript on both sides removes a translation layer between client and server models, and because the Express router model maps cleanly onto the role-guard design. MySQL was chosen over a document store because the data is strongly relational: a payment is meaningless except in relation to a tenancy, which is meaningless except in relation to a room and a property.</w:t>
+        <w:t>Node with Express was picked for the server because JavaScript on both sides removes a translation layer between client and server models, and because the Express router model maps neatly onto the role-guard design. MySQL was picked over a document store because this data is strongly relational: a payment means nothing except in relation to a tenancy, which means nothing except in relation to a room and a property.</w:t>
       </w:r>
     </w:p>
     <w:p>
@@ -13072,7 +13072,7 @@
           <w:i w:val="0"/>
           <w:sz w:val="24"/>
         </w:rPr>
-        <w:t>All external integrations are reached through documented REST APIs with explicit error handling. One point of care is worth noting here and is revisited in Chapter 6: a request that fails to reach a third party is a different event from a request that reached it and was refused, and the two must not be reported to the user in the same words.</w:t>
+        <w:t>External integrations are reached through documented REST APIs with explicit error handling. One point of care is worth flagging here and comes up again in Chapter 6. A request that never reached a third party is a different event from one that reached it and was refused, and the two must not be reported to the user in the same words.</w:t>
       </w:r>
     </w:p>
     <w:p>
@@ -13103,7 +13103,7 @@
           <w:i w:val="0"/>
           <w:sz w:val="24"/>
         </w:rPr>
-        <w:t>The system shall allow a landlord to register, sign in, and recover a forgotten password. It shall allow a landlord to create properties and rooms, with per-room rent, capacity, occupancy status and notification preferences. It shall allow tenants to be created directly or to join by redeeming an invite code, with the landlord accepting or declining the request and optionally assigning a room at the same time.</w:t>
+        <w:t>The system shall let a landlord register, sign in and recover a forgotten password. It shall let them create properties and rooms, with per-room rent, capacity, occupancy status and notification preferences. Tenants shall be creatable directly or able to join by redeeming an invite code, with the landlord accepting or declining and optionally assigning a room at the same time.</w:t>
       </w:r>
     </w:p>
     <w:p>
@@ -13119,7 +13119,7 @@
           <w:i w:val="0"/>
           <w:sz w:val="24"/>
         </w:rPr>
-        <w:t>It shall derive each tenancy's due date from its own start date and maintain the due state of every tenant. It shall allow a tenant to declare a payment, and shall record that payment as a claim carrying the due date it is intended to settle. It shall allow a landlord to confirm or reject a claim, with a rejection reason visible to the tenant. Where a landlord has connected a gateway, it shall create a payment link against that landlord's credentials and shall confirm the payment by querying the gateway directly rather than by trusting the client.</w:t>
+        <w:t>It shall work out each tenancy's due date from its own start date and maintain every tenant's due state. It shall let a tenant declare a payment, and shall record that payment as a claim carrying the due date it is meant to settle. It shall let a landlord confirm or reject a claim, with a rejection reason the tenant can read. Where a landlord has connected a gateway, it shall create a payment link against that landlord's credentials and shall confirm the payment by asking the gateway rather than by trusting the client.</w:t>
       </w:r>
     </w:p>
     <w:p>
@@ -13135,7 +13135,7 @@
           <w:i w:val="0"/>
           <w:sz w:val="24"/>
         </w:rPr>
-        <w:t>It shall maintain a searchable ledger of confirmed payments, scopable to a single property. It shall send automated rent reminders daily across the configured channels. It shall provide maintenance request threads shared between landlord and tenant, with status transitions recorded in sequence. It shall accept identity documents and serve previews under short-lived tokens. It shall compute a payment-behaviour score from the same code for both parties and itemise its factors. It shall record notice periods and compute leave dates server-side. It shall allow a tenant to view their dues, history, receipts, deposit, tenure and score in a dedicated portal.</w:t>
+        <w:t>It shall keep a searchable ledger of confirmed payments, narrowable to one property. It shall send rent reminders daily on the configured channels. It shall provide maintenance threads shared between landlord and tenant, with status transitions recorded in sequence. It shall accept identity documents and serve previews under short-lived tokens. It shall compute a payment-behaviour score from the same code for both parties and itemise its factors. It shall record notice periods and compute leave dates on the server. And it shall give the tenant a portal showing their dues, history, receipts, deposit, tenure and score.</w:t>
       </w:r>
     </w:p>
     <w:p>
@@ -13166,7 +13166,7 @@
           <w:i w:val="0"/>
           <w:sz w:val="24"/>
         </w:rPr>
-        <w:t>Usability comes first, because the users are not necessarily technical. Screens are expected to state the cost and the prerequisites of any action before the user commits to it, and error messages are expected to distinguish between a failure of the network, a refusal by a third party and a mistake by the user.</w:t>
+        <w:t>Usability comes first, because the users are not necessarily technical. Screens are expected to state the cost and the prerequisites of an action before the user commits to it, and error messages are expected to tell a network failure, a refusal by a third party and a mistake by the user apart from one another.</w:t>
       </w:r>
     </w:p>
     <w:p>
@@ -13182,7 +13182,7 @@
           <w:i w:val="0"/>
           <w:sz w:val="24"/>
         </w:rPr>
-        <w:t>Security requires that credentials for third-party services be stored encrypted and never returned to a client, that refresh tokens be stored only as hashes, that sessions be revocable, and that authorisation be enforced on the server for every write that accepts an identifier from the client. Correctness requires that a payment never be treated as settled on the payer's assertion alone, and that status changes and due-date advances occur inside a single transaction.</w:t>
+        <w:t>Security requires third-party credentials to be stored encrypted and never returned to a client, refresh tokens to be stored only as hashes, sessions to be revocable, and authorisation to be enforced on the server for every write that accepts an identifier from the client. Correctness requires that a payment is never treated as settled on the payer's assertion alone, and that a status change and a due-date advance happen inside one transaction.</w:t>
       </w:r>
     </w:p>
     <w:p>
@@ -13198,7 +13198,7 @@
           <w:i w:val="0"/>
           <w:sz w:val="24"/>
         </w:rPr>
-        <w:t>Reliability requires that a transient network failure never sign a user out and never be reported as a rejected credential. Maintainability requires that behaviour shared between the two applications be implemented once. Portability requires that schema changes apply themselves at boot so that a deploy is a code deploy and nothing else.</w:t>
+        <w:t>Reliability requires that a passing network failure never signs a user out and is never reported as a rejected credential. Maintainability requires that behaviour shared between the two applications is implemented once. Portability requires that schema changes apply themselves at boot, so that a deploy is a code deploy and nothing more.</w:t>
       </w:r>
     </w:p>
     <w:p>
@@ -13235,7 +13235,7 @@
           <w:i w:val="0"/>
           <w:sz w:val="24"/>
         </w:rPr>
-        <w:t>The implementation was carried out module by module, each module being a functional area with its own routes on the server and its own derived state on the client. The modules are described below in the order in which a landlord and a tenant encounter them.</w:t>
+        <w:t>Implementation went module by module, each module being a functional area with its own routes on the server and its own derived state on the client. They are described below roughly in the order a landlord and a tenant run into them.</w:t>
       </w:r>
     </w:p>
     <w:p>
@@ -13266,7 +13266,7 @@
           <w:i w:val="0"/>
           <w:sz w:val="24"/>
         </w:rPr>
-        <w:t>This module registers accounts, authenticates them, issues sessions and ends them. Landlord and tenant accounts are held in separate tables, and the token issued to each carries a role that the API's guards act on. Sign-in may also be performed through a federated Google identity.</w:t>
+        <w:t>This module registers accounts, authenticates them, issues sessions and ends them. Landlord and tenant accounts sit in separate tables, and the token issued to each carries a role the API's guards act on. Sign-in can also go through a federated Google identity.</w:t>
       </w:r>
     </w:p>
     <w:p>
@@ -13282,7 +13282,7 @@
           <w:i w:val="0"/>
           <w:sz w:val="24"/>
         </w:rPr>
-        <w:t>A session consists of a short-lived access token and a refresh token held as a hash in a sessions table. The access token is renewed transparently on any authenticated request once it passes half its life. The refresh token rotates on every use, and the presentation of a token that has already been spent revokes every session on the account. Signing out revokes the row with a recorded reason, and a password reset revokes every other session.</w:t>
+        <w:t>A session is a short-lived access token plus a refresh token held as a hash in a sessions table. The access token is renewed quietly on any authenticated request once it passes half its life. The refresh token rotates every time it is used, and presenting one that has already been spent revokes every session on the account. Signing out revokes the row with a recorded reason, and a password reset revokes every other session.</w:t>
       </w:r>
     </w:p>
     <w:p>
@@ -13298,7 +13298,7 @@
           <w:i w:val="0"/>
           <w:sz w:val="24"/>
         </w:rPr>
-        <w:t>The client half received particular attention. A failed request triggers at most one refresh and one replay, and only a refusal from the refresh endpoint itself ends the session; a server fault, a timeout or a dead connection does not. All parallel refreshes share a single in-flight promise, so that an application firing eight requests on a cold start issues one refresh rather than eight. Without that, seven of the eight would replay a token the first had already spent, the server would correctly read the replay as theft, and the feature built to prevent lockouts would have been causing them.</w:t>
+        <w:t>The client half needed the most care. A failed request triggers at most one refresh and one replay, and only a refusal from the refresh endpoint itself ends the session; a server fault, a timeout or a dead connection does not. Parallel refreshes all share one in-flight promise, so an application firing eight requests on a cold start issues a single refresh instead of eight. Without that, seven of the eight would replay a token the first had already spent, the server would correctly read the replay as theft, and the feature built to stop lockouts would have been causing them.</w:t>
       </w:r>
     </w:p>
     <w:p>
@@ -13329,7 +13329,7 @@
           <w:i w:val="0"/>
           <w:sz w:val="24"/>
         </w:rPr>
-        <w:t>This module is where the landlord describes the shape of the business. Properties are created with a name, type and address; rooms are created within them with a number, rent, capacity and their own notification preferences. A room's occupancy status follows its occupants automatically.</w:t>
+        <w:t>This is where the landlord describes the shape of the business. Properties get a name, a type and an address. Rooms get a number, rent, capacity and their own notification preferences. A room's occupancy status follows its occupants on its own.</w:t>
       </w:r>
     </w:p>
     <w:p>
@@ -13345,7 +13345,7 @@
           <w:i w:val="0"/>
           <w:sz w:val="24"/>
         </w:rPr>
-        <w:t>Tenants may be created directly by the landlord or may join by redeeming an invite code, in which case the landlord sees the request with the tenant's details and any identity documents before accepting. A tenant may exist without a room; that state is reachable from the roster rather than hidden, because a tenant who has been added but not yet placed is an ordinary situation rather than an error.</w:t>
+        <w:t>Tenants can be created directly by the landlord or can join by redeeming an invite code, in which case the landlord sees the request with the tenant's details and any identity documents before accepting it. A tenant is allowed to exist without a room, and that state is reachable from the roster rather than tucked out of sight, because somebody added but not yet placed is an ordinary situation and not an error.</w:t>
       </w:r>
     </w:p>
     <w:p>
@@ -13361,7 +13361,7 @@
           <w:i w:val="0"/>
           <w:sz w:val="24"/>
         </w:rPr>
-        <w:t>Every write in this module that accepts a room identifier from the request body checks that the room belongs to the caller. That check is centralised in one helper module. It was not always so, and the consequence is reported in section 6.10.</w:t>
+        <w:t>Every write in this module that takes a room identifier from the request body checks that the room belongs to the caller. That check sits in one shared helper. It did not always, and section 6.10 says what came of it.</w:t>
       </w:r>
     </w:p>
     <w:p>
@@ -13392,7 +13392,7 @@
           <w:i w:val="0"/>
           <w:sz w:val="24"/>
         </w:rPr>
-        <w:t>Each tenancy carries its own start date, rent and split. The due date is computed from the tenancy's own anniversary rather than from a shared calendar month, which is what allows a tenant who moved in on the nineteenth to be due on the nineteenth. The module maintains the due state of every tenant and exposes it as the chip shown on the roster: due within a number of days, a number of days late, or a leaving date where notice has been given.</w:t>
+        <w:t>Each tenancy carries its own start date, rent and split. The due date is computed from the tenancy's own anniversary rather than from a shared calendar month, which is what lets a tenant who moved in on the nineteenth be due on the nineteenth. The module keeps every tenant's due state and exposes it as the chip shown on the roster: due in so many days, so many days late, or a leaving date where notice has been given.</w:t>
       </w:r>
     </w:p>
     <w:p>
@@ -13408,7 +13408,7 @@
           <w:i w:val="0"/>
           <w:sz w:val="24"/>
         </w:rPr>
-        <w:t>Advancing the due date is not performed by this module directly. It happens only inside the settlement transaction described in section 6.4, so that a due date can never move without a payment having settled, and a payment can never settle without the due date moving.</w:t>
+        <w:t>Advancing the due date is not done here. It happens only inside the settlement transaction described in section 6.4, so a due date can never move without a payment having settled, and a payment can never settle without the due date moving.</w:t>
       </w:r>
     </w:p>
     <w:p>
@@ -13439,7 +13439,7 @@
           <w:i w:val="0"/>
           <w:sz w:val="24"/>
         </w:rPr>
-        <w:t>A payment is created as a declared row carrying the amount, a generated reference, the method, and the due date it is intended to settle. In that state it clears nothing; it is a claim.</w:t>
+        <w:t>A payment is created as a declared row carrying the amount, a generated reference, the method, and the due date it is meant to settle. In that state it is a claim and clears nothing.</w:t>
       </w:r>
     </w:p>
     <w:p>
@@ -13455,7 +13455,7 @@
           <w:i w:val="0"/>
           <w:sz w:val="24"/>
         </w:rPr>
-        <w:t>Confirmation has two sources. The landlord may confirm or reject the claim from a queue that shows the full context needed to decide, and a rejection carries a reason that the tenant reads. Alternatively, where the payment was made through a connected gateway, the server queries the gateway directly using that landlord's credentials and settles the payment on the gateway's own answer. Both sources call the same settlement function, which flips the status and advances the tenancy's next due date inside one transaction.</w:t>
+        <w:t>Confirmation comes from one of two places. The landlord can confirm or reject the claim from a queue showing the context needed to decide, and a rejection carries a reason the tenant reads. Or, where the payment went through a connected gateway, the server asks the gateway directly using that landlord's credentials and settles on the gateway's own answer. Both call the same settlement function, which flips the status and moves the tenancy's next due date forward in one transaction.</w:t>
       </w:r>
     </w:p>
     <w:p>
@@ -13471,7 +13471,7 @@
           <w:i w:val="0"/>
           <w:sz w:val="24"/>
         </w:rPr>
-        <w:t>On the tenant's side the distinction is made visible rather than hidden. A claim still awaiting the landlord is shown in amber as awaiting confirmation, not in the green reserved for money that has arrived, because showing the two alike is how a tenant comes to believe their month is clear when it is not.</w:t>
+        <w:t>On the tenant's side the distinction is made visible rather than hidden. A claim still waiting on the landlord shows in amber as awaiting confirmation, not in the green kept for money that has arrived. Show the two alike and a tenant will believe their month is clear when it is not.</w:t>
       </w:r>
     </w:p>
     <w:p>
@@ -13502,7 +13502,7 @@
           <w:i w:val="0"/>
           <w:sz w:val="24"/>
         </w:rPr>
-        <w:t>This module lets a landlord connect their own Razorpay merchant account. The sheet that does so states the gateway's fee next to the proposition, because describing one without the other is how somebody switches on a percentage fee without noticing. It also states what the gateway will require before the landlord sets off — a permanent account number, a bank account, one business proof, and realistically two to five working days — and notes that test keys work immediately and that tenants can carry on paying by UPI throughout.</w:t>
+        <w:t>This module lets a landlord connect their own Razorpay merchant account. The sheet that does it states the gateway's fee right next to the offer, because describing one without the other is how somebody switches on a percentage fee without noticing. It also sets out what the gateway is going to ask for before the landlord starts: a permanent account number, a bank account, one business proof, and realistically two to five working days. It adds that test keys work straight away and that tenants can carry on paying by UPI the whole time.</w:t>
       </w:r>
     </w:p>
     <w:p>
@@ -13518,7 +13518,7 @@
           <w:i w:val="0"/>
           <w:sz w:val="24"/>
         </w:rPr>
-        <w:t>Credentials are verified against the gateway before anything is stored, so that a mistyped secret is caught while the landlord still has the form in front of them. What is stored is sealed with AES-256-GCM and is never returned to any client. A failure to reach the gateway is reported as a network failure and not as a rejected credential; the word "rejected" is reserved for the gateway actually saying no.</w:t>
+        <w:t>Credentials are checked against the gateway before anything is stored, so a mistyped secret is caught while the landlord still has the form in front of them. What gets stored is sealed with AES-256-GCM and never returned to any client. A failure to reach the gateway is reported as a network failure and not as a rejected credential; the word "rejected" is kept for the gateway actually saying no.</w:t>
       </w:r>
     </w:p>
     <w:p>
@@ -13549,7 +13549,7 @@
           <w:i w:val="0"/>
           <w:sz w:val="24"/>
         </w:rPr>
-        <w:t>A scheduled job runs each morning and issues rent reminders to the tenants who are actually due, across email, push, SMS and WhatsApp according to the room's configured preferences, with every channel phrasing the same day identically. Beyond reminders, the module raises alerts for a landlord's reply on a maintenance thread, a payment confirmed or rejected, and the outcome of a join request.</w:t>
+        <w:t>A scheduled job runs each morning and sends rent reminders to the tenants who are actually due, across email, push, SMS and WhatsApp according to the room's preferences, with every channel phrasing the same day the same way. Beyond reminders, the module raises alerts for a landlord's reply on a maintenance thread, a payment confirmed or rejected, and the outcome of a join request.</w:t>
       </w:r>
     </w:p>
     <w:p>
@@ -13565,7 +13565,7 @@
           <w:i w:val="0"/>
           <w:sz w:val="24"/>
         </w:rPr>
-        <w:t>The alert indicator derives its state from the same payload the screen renders rather than from a separate unread counter that could drift away from it. A server-stamped seen marker distinguishes an alert that is news from one that is merely still true; the server stamps it so that a device with the wrong clock cannot silence its own alerts.</w:t>
+        <w:t>The alert indicator works off the same payload the screen renders rather than a separate unread counter that could drift away from it. A seen marker tells an alert that is news apart from one that is merely still true, and the server stamps that marker, so a phone with the wrong clock cannot silence its own alerts.</w:t>
       </w:r>
     </w:p>
     <w:p>
@@ -13596,7 +13596,7 @@
           <w:i w:val="0"/>
           <w:sz w:val="24"/>
         </w:rPr>
-        <w:t>A tenant raises a request with a category, a priority and a photograph if they have one, and then follows it in a thread shared with the landlord. Status changes land in that thread as events, in sequence with whatever was said around them, so that the history of a repair reads as one narrative rather than as a conversation plus a separate status field.</w:t>
+        <w:t>A tenant raises a request with a category, a priority and a photograph if they have one, then follows it in a thread shared with the landlord. Status changes land in that thread as events, in order with whatever was said around them, so the history of a repair reads as one story instead of a conversation plus a separate status field.</w:t>
       </w:r>
     </w:p>
     <w:p>
@@ -13627,7 +13627,7 @@
           <w:i w:val="0"/>
           <w:sz w:val="24"/>
         </w:rPr>
-        <w:t>The module computes a payment-behaviour score from the tenant's record of on-time, late and missed payments. The score is produced by one piece of code and shown identically on both sides, which is the point of it: a tenant looking at a different number from the one their landlord sees cannot argue with either. The factors are itemised rather than reduced to a single dial, and where there is too little history to say anything the screen says so, instead of parking a needle at zero which would read as a verdict the tenant had earned.</w:t>
+        <w:t>The module computes a payment-behaviour score from the tenant's record of on-time, late and missed payments. One piece of code produces it and both sides see the same number, which is the whole point: a tenant looking at a different figure from the one their landlord sees cannot argue with either. The factors are listed out instead of being boiled down to a single dial, and where there is too little history to say anything, the screen says so. The alternative is a needle parked at zero, which reads like a verdict the tenant has earned.</w:t>
       </w:r>
     </w:p>
     <w:p>
@@ -13658,7 +13658,7 @@
           <w:i w:val="0"/>
           <w:sz w:val="24"/>
         </w:rPr>
-        <w:t>The tenant portal is a parallel application rather than a reduced copy of the landlord's. Its home screen carries the rent card with the amount, the property and room, the exact due date and a countdown, and beneath it the deposit held and the tenure, both of which are facts tenants routinely cannot recall and have no other record of.</w:t>
+        <w:t>The tenant portal is a parallel application rather than a cut-down copy of the landlord's. Its home screen carries the rent card with the amount, the property and room, the exact due date and a countdown, and underneath it the deposit held and the tenure. Both of those are things tenants routinely cannot remember and have no other record of.</w:t>
       </w:r>
     </w:p>
     <w:p>
@@ -13674,7 +13674,7 @@
           <w:i w:val="0"/>
           <w:sz w:val="24"/>
         </w:rPr>
-        <w:t>The module also covers guest accounts for tenants without an email address, identified by a code with a stay window enforced on the server; the conversion of a guest into a full account; joining a property by scanning or typing an invite code; receipts with status, reference and any rejection reason; giving and withdrawing notice with the real dates computed and shown before anything is written; uploading and removing identity documents; and directions to the property where the landlord has pinned it.</w:t>
+        <w:t>The module also covers guest accounts for tenants with no email address, identified by a code with a stay window enforced on the server; turning a guest into a full account; joining a property by scanning or typing an invite code; receipts with status, reference and any rejection reason; giving and withdrawing notice, with the real dates worked out and shown before anything is written; uploading and removing identity documents; and directions to the property where the landlord has pinned it.</w:t>
       </w:r>
     </w:p>
     <w:p>
@@ -13705,7 +13705,7 @@
           <w:i w:val="0"/>
           <w:sz w:val="24"/>
         </w:rPr>
-        <w:t>The build is verified by 457 assertions across eight suites. None of them uses a test framework; each suite is a plain Node script that exits non-zero when something fails, which keeps the test code free of dependencies and makes a failing run reproducible from a single command.</w:t>
+        <w:t>The build carries 457 assertions across eight suites. None of them uses a test framework. Each suite is a plain Node script that exits non-zero when something fails, which keeps the test code free of dependencies and makes a failing run reproducible from one command.</w:t>
       </w:r>
     </w:p>
     <w:p>
@@ -14596,7 +14596,7 @@
           <w:i w:val="0"/>
           <w:sz w:val="24"/>
         </w:rPr>
-        <w:t>Unit tests cover the calculation-heavy and security-critical functions in isolation: the sealing and unsealing of gateway credentials, the hashing and comparison of refresh tokens, the renewal arithmetic that reads a token's remaining lifetime from its own claims, and the view-model function that maps server state to what the screens render.</w:t>
+        <w:t>Unit tests cover the calculation-heavy and security-critical functions on their own: sealing and unsealing gateway credentials, hashing and comparing refresh tokens, the renewal arithmetic that reads a token's remaining lifetime out of its own claims, and the view-model function that turns server state into what the screens render.</w:t>
       </w:r>
     </w:p>
     <w:p>
@@ -14627,7 +14627,7 @@
           <w:i w:val="0"/>
           <w:sz w:val="24"/>
         </w:rPr>
-        <w:t>Integration tests exercise the controllers with their dependencies stubbed at the boundary rather than inside. The gateway suite, for example, runs the real controller code against a stubbed network, which is what allows the distinction between a refused credential and an unreachable host to be asserted directly rather than inferred.</w:t>
+        <w:t>Integration tests run the controllers with their dependencies stubbed at the boundary rather than inside. The gateway suite is the clearest example: it runs the real controller code against a stubbed network, which is how the difference between a refused credential and an unreachable host can be asserted directly instead of inferred.</w:t>
       </w:r>
     </w:p>
     <w:p>
@@ -14658,7 +14658,7 @@
           <w:i w:val="0"/>
           <w:sz w:val="24"/>
         </w:rPr>
-        <w:t>The end-to-end suites run against a live server and a real MySQL instance seeded by a deterministic generator. That generator deliberately produces the rows that break screens and never turn up when one is looking for them: a tenant with no room, a guest with no email, a guest whose stay has already ended, rent overdue and due today and upcoming and never set at all, a payment declared and undecided, another rejected with a reason, maintenance threads where the landlord spoke last and others where the tenant did, a tenant who has given notice, and a property with no rooms in it. The pseudo-random number generator is seeded, so any failing run can be reproduced exactly.</w:t>
+        <w:t>The end-to-end suites run against a live server and a real MySQL instance seeded by a deterministic generator. That generator deliberately produces the rows that break screens and never turn up when you want them: a tenant with no room, a guest with no email, a guest whose stay has already ended, rent overdue and due today and upcoming and never set at all, a payment declared and undecided, another rejected with a reason, maintenance threads where the landlord spoke last and others where the tenant did, a tenant who has given notice, and a property with no rooms in it. The pseudo-random number generator is seeded, so a failing run can be reproduced exactly.</w:t>
       </w:r>
     </w:p>
     <w:p>
@@ -14674,7 +14674,7 @@
           <w:i w:val="0"/>
           <w:sz w:val="24"/>
         </w:rPr>
-        <w:t>The refresh suite goes further and reads the sessions table directly, so that claims about rotation, reuse detection and revocation are checked against stored rows rather than against the API's own account of itself. A session was driven through three access-token expiries during a live browser run without the user being signed out, and signing out through the interface was then confirmed to have written a revocation reason to the row and to have made the token unusable.</w:t>
+        <w:t>The refresh suite goes further and reads the sessions table directly, so claims about rotation, reuse detection and revocation are checked against stored rows rather than against the API's account of itself. During one live browser run a session was driven through three access-token expiries without the user being signed out. Signing out through the interface afterwards was confirmed to have written a revocation reason into the row and to have made the token unusable.</w:t>
       </w:r>
     </w:p>
     <w:p>
@@ -14705,7 +14705,7 @@
           <w:i w:val="0"/>
           <w:sz w:val="24"/>
         </w:rPr>
-        <w:t>The user interface suite runs the same JavaScript the phone runs — the same view-model, screens, request client and interceptors — laid out for the browser by the web renderer that an Expo web export produces, and driven through Chromium. What it cannot reach is anything behind a native module, so the camera, the image picker, push delivery and the UPI intent hand-off are out of its scope. For those it prints a skip rather than a pass, so that a green run never claims coverage it does not have.</w:t>
+        <w:t>The user interface suite runs the same JavaScript the phone runs: the same view-model, the same screens, the same request client and interceptors, laid out for the browser by the web renderer an Expo web export produces, and driven through Chromium. What it cannot reach is anything behind a native module, so the camera, the image picker, push delivery and the UPI intent hand-off are all out of its scope. For those it prints a skip rather than a pass, so a green run never claims coverage it does not have.</w:t>
       </w:r>
     </w:p>
     <w:p>
@@ -14721,7 +14721,7 @@
           <w:i w:val="0"/>
           <w:sz w:val="24"/>
         </w:rPr>
-        <w:t>Running the application in a desktop browser is not a substitute for a device, and it is not claimed as one here. It is, however, the only automated way available in this project's environment to assert that a real screen renders a real row correctly, and it found defects that no unit test had.</w:t>
+        <w:t>Running the application in a desktop browser is not a substitute for a device and is not claimed as one here. It is, though, the only automated way available in this project's environment to assert that a real screen renders a real row correctly, and it found defects no unit test had.</w:t>
       </w:r>
     </w:p>
     <w:p>
@@ -14752,7 +14752,7 @@
           <w:i w:val="0"/>
           <w:sz w:val="24"/>
         </w:rPr>
-        <w:t>Driving every endpoint against a real database, and the application against a real browser, surfaced five defects that the unit tests had missed.</w:t>
+        <w:t>Driving every endpoint against a real database, and the application against a real browser, turned up five defects the unit tests had missed.</w:t>
       </w:r>
     </w:p>
     <w:p>
@@ -15188,7 +15188,7 @@
           <w:i w:val="0"/>
           <w:sz w:val="24"/>
         </w:rPr>
-        <w:t>The first of these is worth dwelling on, because it is the reason ownership checks were centralised. Every read in the system is scoped by owner, so the second landlord never saw the intruding row; the leak was that the first landlord's own tenant list then displayed a stranger's property name and room number. The defect was found by filing one landlord's tenant into another's room through the API and receiving a cheerful success response.</w:t>
+        <w:t>The first one is worth dwelling on, since it is why ownership checks were centralised. Every read in the system is scoped by owner, so the second landlord never saw the intruding row. The leak was that the first landlord's own tenant list then displayed a stranger's property name and room number. We found it by filing one landlord's tenant into another's room through the API and getting a cheerful success response back.</w:t>
       </w:r>
     </w:p>
     <w:p>
@@ -15204,7 +15204,7 @@
           <w:i w:val="0"/>
           <w:sz w:val="24"/>
         </w:rPr>
-        <w:t>Two further defects were found in the test harnesses themselves, which is worth recording. The first browser run never got past the permissions prompt, and because its assertions were phrased as the absence of a string that the prompt also happened to lack, half the suite passed while testing nothing at all. Separately, the failure reporter crashed on a failure whose context was undefined and took down the run it was supposed to be reporting. The lessons are to assert on what should be present rather than on what should be absent, and to keep the failure reporter the dullest code in the file.</w:t>
+        <w:t>Two more defects turned up in the test harnesses themselves, which is worth putting on the record. The first browser run never got past the permissions prompt, and because its assertions were phrased as the absence of a string that the prompt also happened to lack, half the suite passed while testing nothing at all. Separately, the failure reporter crashed on a failure whose context was undefined and took down the run it was meant to be reporting. The lessons are to assert on what should be there rather than on what should not, and to keep the failure reporter the dullest code in the file.</w:t>
       </w:r>
     </w:p>
     <w:p>
@@ -15241,7 +15241,7 @@
           <w:i w:val="0"/>
           <w:sz w:val="24"/>
         </w:rPr>
-        <w:t>The system meets the functional and non-functional requirements set out in Chapter 5. A landlord can manage several properties and their rooms, track every tenant's dues, confirm or reject payments, run maintenance threads and connect a payment gateway. A tenant can see what they owe, pay it by either route, follow their own history, raise maintenance requests and give notice. The screenshots in this chapter are of the running application against a seeded database of three properties, six rooms and ten tenants. No figure in them is placeholder text.</w:t>
+        <w:t>The finished system meets the requirements set out in Chapter 5. A landlord can run several properties and their rooms, track every tenant's dues, confirm or reject payments, handle maintenance threads and connect a payment gateway. A tenant can see what they owe, pay it by either route, follow their own history, raise maintenance requests and give notice. The screenshots in this chapter come from the running application working against a seeded database of three properties, six rooms and ten tenants. None of the figures in them are placeholder text.</w:t>
       </w:r>
     </w:p>
     <w:p>
@@ -15272,7 +15272,7 @@
           <w:i w:val="0"/>
           <w:sz w:val="24"/>
         </w:rPr>
-        <w:t>The landing screen answers the two questions that make a landlord open the application at all: who has paid, and who has not. Collection is shown against what was expected rather than as a bare total, because a number with no denominator is not something anyone can act on. Overdue is given a card of its own with a count of people attached. The revenue series is built from confirmed payments only; claims that have been declared but not yet confirmed are excluded on purpose, since including them would inflate income on nothing more than a tenant's word. The bell carries a live count of whatever is waiting on a decision.</w:t>
+        <w:t>The landing screen answers the two questions that make a landlord open the application at all: who has paid, and who has not. Collection is shown against what was expected rather than as a bare total, because a number with no denominator is not something anyone can act on. Overdue gets a card of its own with a count of people attached. The revenue series is built from confirmed payments only. Claims that have been declared but not yet confirmed are left out on purpose, since counting them would inflate income on nothing more than a tenant's word. The bell carries a live count of whatever is waiting on a decision.</w:t>
       </w:r>
     </w:p>
     <w:p>
@@ -15360,7 +15360,7 @@
           <w:i w:val="0"/>
           <w:sz w:val="24"/>
         </w:rPr>
-        <w:t>Each row carries the tenant's property and room, their share of the rent, a payment-behaviour score and a due-state chip. The filter chips carry counts, so the distribution is visible before any of them is tapped. The unassigned filter is not an afterthought: a tenant is allowed to exist without a room, and the end-to-end suite checks that such a row renders without a broken room label.</w:t>
+        <w:t>Each row carries the tenant's property and room, their share of the rent, a payment-behaviour score and a due-state chip. The filter chips carry counts, so the spread is visible before any of them is tapped. The unassigned filter is not an afterthought. A tenant is allowed to exist without a room, and the end-to-end suite checks that such a row renders without a broken room label.</w:t>
       </w:r>
     </w:p>
     <w:p>
@@ -15536,7 +15536,7 @@
           <w:i w:val="0"/>
           <w:sz w:val="24"/>
         </w:rPr>
-        <w:t>The ledger holds every confirmed payment, searchable and narrowable to a single property. Each payment stores the due date it settled, captured at the moment of declaration, which is the field that makes punctuality answerable after the fact.</w:t>
+        <w:t>The ledger holds every confirmed payment, searchable and narrowable to a single property. Each payment stores the due date it settled, captured at the moment of declaration, and that is the field that makes punctuality answerable after the fact.</w:t>
       </w:r>
     </w:p>
     <w:p>
@@ -15624,7 +15624,7 @@
           <w:i w:val="0"/>
           <w:sz w:val="24"/>
         </w:rPr>
-        <w:t>The sheet states the fee next to the offer, and sets out what the gateway will ask for and how long it will take before the landlord begins. Credentials are verified against the gateway before being stored and are sealed afterwards.</w:t>
+        <w:t>The sheet states the fee next to the offer, and sets out what the gateway will ask for and how long it will take before the landlord begins. Credentials are checked against the gateway before being stored and sealed afterwards.</w:t>
       </w:r>
     </w:p>
     <w:p>
@@ -15712,7 +15712,7 @@
           <w:i w:val="0"/>
           <w:sz w:val="24"/>
         </w:rPr>
-        <w:t>The rent card carries the amount, the property and room, the exact due date and a countdown to it. Deposit held and tenure sit underneath, and the landlord's contact and any open requests follow. The alert indicator works off the same payload the screen renders rather than a separate counter.</w:t>
+        <w:t>The rent card carries the amount, the property and room, the exact due date and a countdown to it. Deposit held and tenure sit underneath, with the landlord's contact and any open requests after them. The alert indicator works off the same payload the screen renders rather than a separate counter.</w:t>
       </w:r>
     </w:p>
     <w:p>
@@ -15800,7 +15800,7 @@
           <w:i w:val="0"/>
           <w:sz w:val="24"/>
         </w:rPr>
-        <w:t>The screen shows what is owed, a reference, and zero as the platform fee, which is literally true on both routes. Where the landlord has connected a gateway, the card and netbanking route appears first because it is the only one that confirms itself; beneath a divider sits the UPI route, with the landlord's own address, the amount and the reference encoded for scanning from another phone and as a hand-off to a UPI application on this one. The two buttons are styled differently on purpose, since two filled primary buttons amount to two primary actions, which is the same as having none. After returning from a gateway page the button reads "Check my payment" rather than "Yes, I paid", because on that route the answer is not the tenant's to give.</w:t>
+        <w:t>The screen shows what is owed, a reference, and zero as the platform fee, which is literally true on both routes. Where the landlord has connected a gateway, the card and netbanking route comes first, since it is the only one that confirms itself. Below a divider sits the UPI route, with the landlord's own address, the amount and the reference encoded for scanning from another phone and as a hand-off to a UPI application on this one. The two buttons are styled differently on purpose: two filled primary buttons amount to two primary actions, which is the same as having none. Coming back from a gateway page, the button reads "Check my payment" rather than "Yes, I paid", because on that route the answer is not the tenant's to give.</w:t>
       </w:r>
     </w:p>
     <w:p>
@@ -15888,7 +15888,7 @@
           <w:i w:val="0"/>
           <w:sz w:val="24"/>
         </w:rPr>
-        <w:t>The profile consolidates tenure, rent share, deposit and the behaviour score with its factors itemised, followed by the payment timeline. The timeline is built from real rows, and a claim still waiting on the landlord shows amber rather than the green reserved for money that has arrived.</w:t>
+        <w:t>The profile pulls together tenure, rent share, deposit and the behaviour score with its factors listed out, followed by the payment timeline. The timeline is built from real rows, and a claim still waiting on the landlord shows amber rather than the green kept for money that has arrived.</w:t>
       </w:r>
     </w:p>
     <w:p>
@@ -16085,7 +16085,7 @@
           <w:i w:val="0"/>
           <w:sz w:val="24"/>
         </w:rPr>
-        <w:t>This project set out to address a specific and long-standing gap in the independent rental sector: the continued dominance of manual record keeping, and the resulting absence of any shared, authoritative account of what a tenant owes and what they have paid. The system built to address it is a working two-sided application, deployed and in use, consisting of a React Native client and a Node and Express API over MySQL, running to 38,536 lines across 124 source files, 87 endpoints, 22 tables and 28 screens.</w:t>
+        <w:t>This project set out to deal with a specific and long-standing gap in the independent rental sector: manual record keeping still dominates, and because of it there is no shared, authoritative account of what a tenant owes and what they have paid. What we built to address it is a working two-sided application, deployed and in use, made of a React Native client and a Node and Express API over MySQL, running to 38,536 lines across 124 source files, 87 endpoints, 22 tables and 28 screens.</w:t>
       </w:r>
     </w:p>
     <w:p>
@@ -16101,7 +16101,7 @@
           <w:i w:val="0"/>
           <w:sz w:val="24"/>
         </w:rPr>
-        <w:t>The design decision that distinguishes it from the alternatives reviewed in Chapter 2 is that the platform never touches the money. Rent moves directly from the tenant to the landlord, by UPI or through the landlord's own merchant account, and the platform's role is limited to stating the correct amount and destination and to recording what happened. This keeps the operator outside the payment-aggregator perimeter, costs both parties nothing, and leaves settlement where the landlords consulted during this project wanted it. The price of that decision is that the system cannot observe the money it does not handle, and the confirmation model exists precisely to pay that price honestly rather than to pretend it does not apply.</w:t>
+        <w:t>What separates it from the alternatives reviewed in Chapter 2 is that the platform never touches the money. Rent goes straight from the tenant to the landlord, by UPI or through the landlord's own merchant account, and the platform only states the correct amount and destination and records what happened. That keeps the operator outside the payment-aggregator perimeter, costs both parties nothing, and leaves settlement where the landlords we spoke to wanted it. The price is that the system cannot observe money it does not handle, and the confirmation model exists to pay that price honestly rather than to pretend it does not apply.</w:t>
       </w:r>
     </w:p>
     <w:p>
@@ -16117,7 +16117,7 @@
           <w:i w:val="0"/>
           <w:sz w:val="24"/>
         </w:rPr>
-        <w:t>The verification work is the part of the project that produced the most useful findings. Exercising all 87 endpoints against a real database and the compiled application against a real browser engine surfaced five defects that unit tests over mocked dependencies had not, including a cross-account authorisation hole that allowed one landlord's tenant to be written into another landlord's room. Two further defects were found in the test harnesses themselves. The experience supports a conclusion that is well established in the literature but is easy to ignore in a student project: tests that assert on the absence of a string, and systems that are only ever tested against their own mocks, give false confidence.</w:t>
+        <w:t>The verification work produced the most useful findings of the project. Exercising all 87 endpoints against a real database and the compiled application against a real browser engine turned up five defects that unit tests over mocks had not, among them a cross-account authorisation hole that let one landlord's tenant be written into another landlord's room. Two further defects were in the test harnesses. The experience supports a conclusion that is well established in the literature and still easy to ignore in a student project: tests that assert on the absence of a string, and systems only ever tested against their own mocks, give false confidence.</w:t>
       </w:r>
     </w:p>
     <w:p>
@@ -16133,7 +16133,7 @@
           <w:i w:val="0"/>
           <w:sz w:val="24"/>
         </w:rPr>
-        <w:t>More broadly, the project demonstrates that an independent landlord does not have to choose between a paper register and surrendering custody of their rent to a platform. A system can give both sides a complete and shared record while leaving the money exactly where it already flows.</w:t>
+        <w:t>More broadly, the project shows that an independent landlord does not have to choose between a paper register and handing custody of their rent to a platform. A system can give both sides a complete, shared record while leaving the money exactly where it already flows.</w:t>
       </w:r>
     </w:p>
     <w:p>
@@ -16164,7 +16164,7 @@
           <w:i w:val="0"/>
           <w:sz w:val="24"/>
         </w:rPr>
-        <w:t>The limitations are stated plainly, since each follows from a design decision rather than from an oversight. The application cannot observe money: it never sees a bank balance, so a UPI payment stays a claim until the landlord confirms it, and for landlords who do not connect a gateway the confirmation step is structural rather than incidental. Revocation lags by up to two hours on the access path, because closing that gap completely would require a database lookup on every authenticated request.</w:t>
+        <w:t>These are set out plainly, since each one follows from a design decision rather than from an oversight. The application cannot observe money. It never sees a bank balance, so a UPI payment stays a claim until the landlord confirms it, and for a landlord who has not connected a gateway the confirmation step is structural rather than incidental. Revocation lags by up to two hours on the access path, because closing that gap completely would mean a database lookup on every authenticated request.</w:t>
       </w:r>
     </w:p>
     <w:p>
@@ -16180,7 +16180,7 @@
           <w:i w:val="0"/>
           <w:sz w:val="24"/>
         </w:rPr>
-        <w:t>Reuse detection can produce a false positive: a client that stores a new access token but fails to store the refresh token issued with it will present a spent token and have every session revoked. The client-side write is transactional, but a device that loses its storage halfway through would still reach this state. SMS remains unconfigured, because phone verification requires a telecom registration that has not been completed; email and push are both live. No iOS build has ever been produced; the bundle identifier is unset and the project has only produced Android artifacts.</w:t>
+        <w:t>Reuse detection can produce a false positive. A client that stores a new access token but fails to store the refresh token issued with it will present a spent token and lose every session. The client-side write is transactional, but a device that loses its storage halfway through would still land here. SMS is unconfigured, because phone verification needs a telecom registration that has not been done; email and push are both live. No iOS build has ever been produced, the bundle identifier is unset, and the project has only ever turned out Android artifacts.</w:t>
       </w:r>
     </w:p>
     <w:p>
@@ -16196,7 +16196,7 @@
           <w:i w:val="0"/>
           <w:sz w:val="24"/>
         </w:rPr>
-        <w:t>Gateway onboarding is heavy. A landlord connecting Razorpay faces that gateway's own verification process, realistically two to five working days, and although the application now states this before they begin, it remains the largest single piece of friction in the product. Finally, there is no automated regression gate: the suites exist and pass, but nothing runs them on push, so verification remains a manual step somebody has to decide to take.</w:t>
+        <w:t>Gateway onboarding is heavy. A landlord connecting Razorpay has to get through that gateway's own verification, realistically two to five working days, and although the application now says so before they start, it is still the biggest piece of friction in the product. Finally there is no automated regression gate. The suites exist and they pass, but nothing runs them on push, so verification stays a manual step somebody has to decide to take.</w:t>
       </w:r>
     </w:p>
     <w:p>
@@ -16227,7 +16227,7 @@
           <w:i w:val="0"/>
           <w:sz w:val="24"/>
         </w:rPr>
-        <w:t>Several directions have been identified, some specified in detail and some larger in scope.</w:t>
+        <w:t>Several directions have been identified. Some are small and specified; others are larger and need more thought.</w:t>
       </w:r>
     </w:p>
     <w:p>
@@ -16243,7 +16243,7 @@
           <w:i w:val="0"/>
           <w:sz w:val="24"/>
         </w:rPr>
-        <w:t>The immediate items are small and well understood. Reply notifications on maintenance threads are incomplete: a tenant replying to a repair request currently notifies nobody, although the landlord-to-tenant direction already works. The landlord's own payment-entry path inserts the payment and updates the due date in two separate statements where the tenant-facing path is already transactional, and that asymmetry should be removed. The test suites are reproducible and fast enough to run on every push, so wiring them into continuous integration is configuration work rather than development work. An iOS build needs a bundle identifier and a first run through the build pipeline. A landlord announcement feature, a one-to-many message to everyone in a property, was specified during the notification work and never built, although the alert infrastructure that would carry it already exists.</w:t>
+        <w:t>The immediate items are well understood. Reply notifications on maintenance threads are incomplete: a tenant replying to a repair request currently notifies nobody, though the landlord-to-tenant direction already works. The landlord's own payment-entry path inserts the payment and updates the due date in two separate statements where the tenant-facing path is already transactional, and that asymmetry should go. The suites are reproducible and fast enough to run on every push, so wiring them into continuous integration is configuration work rather than development work. An iOS build needs a bundle identifier and a first run through the pipeline. And a landlord announcement feature, a one-to-many message to everyone in a property, was specified during the notification work and then never built, although the alert infrastructure that would carry it already exists.</w:t>
       </w:r>
     </w:p>
     <w:p>
@@ -16259,7 +16259,7 @@
           <w:i w:val="0"/>
           <w:sz w:val="24"/>
         </w:rPr>
-        <w:t>The larger directions require more thought. Split settlement through a gateway's linked-account facility would let landlords onboard from inside the application, with the gateway performing their verification, which would remove the onboarding friction named above. The cost is that funds would then pass through a platform account, which is a change of regulatory category rather than of configuration, and the 2025 directions restrict such arrangements in ways that call for professional advice rather than inference. It is worth revisiting when the user base justifies it, and not before.</w:t>
+        <w:t>The larger directions need more care. Split settlement through a gateway's linked-account facility would let landlords onboard from inside the application, with the gateway doing their verification, which would remove the onboarding friction named above. The cost is that funds would then pass through a platform account, and that is a change of regulatory category rather than of configuration. The 2025 directions restrict such arrangements in ways that call for professional advice rather than inference. Worth revisiting when the user base justifies it. Not before.</w:t>
       </w:r>
     </w:p>
     <w:p>
@@ -16275,7 +16275,7 @@
           <w:i w:val="0"/>
           <w:sz w:val="24"/>
         </w:rPr>
-        <w:t>Monetisation, if it is ever pursued, should avoid entering the money path. The Namma Yatri precedent applies almost directly: a flat per-landlord subscription keeps the operator outside the payment flow, whereas a percentage of each transaction begins to resemble aggregation structurally. A related legal nuance is that models of this kind rest on selling access to software rather than on setting the price of the underlying service, and in TenantPro the landlord sets the rent, which is a position worth preserving deliberately.</w:t>
+        <w:t>Monetisation, if it is ever pursued, should stay out of the money path. The Namma Yatri precedent applies here almost directly: a flat per-landlord subscription keeps the operator outside the payment flow, whereas a percentage of each transaction starts to look structurally like aggregation. There is a related legal nuance, which is that models of this kind rest on selling access to software rather than on setting the price of the underlying service. In TenantPro the landlord sets the rent, and that is a position worth holding on to deliberately.</w:t>
       </w:r>
     </w:p>
     <w:p>
@@ -16291,7 +16291,7 @@
           <w:i w:val="0"/>
           <w:sz w:val="24"/>
         </w:rPr>
-        <w:t>Finally, deliverability and messaging both have identified work. Transactional mail currently sends from a consumer address through a provider's HTTPS interface; a verified sending domain with the usual authentication records would materially improve inbox placement for about a thousand rupees a year. Phone verification needs an Indian telecom registration before any operator will carry template traffic.</w:t>
+        <w:t>Two smaller pieces of work are already identified on the messaging side. Transactional mail currently goes out from a consumer address through a provider's HTTPS interface; a verified sending domain with the usual authentication records would improve inbox placement a good deal, for about a thousand rupees a year. And phone verification needs an Indian telecom registration before any operator will carry template traffic.</w:t>
       </w:r>
     </w:p>
     <w:p>

--- a/docs/TenantPro Project Report.docx
+++ b/docs/TenantPro Project Report.docx
@@ -81,7 +81,7 @@
                     <pic:cNvPicPr/>
                   </pic:nvPicPr>
                   <pic:blipFill>
-                    <a:blip r:embed="rId9"/>
+                    <a:blip r:embed="rId10"/>
                     <a:stretch>
                       <a:fillRect/>
                     </a:stretch>
@@ -390,7 +390,7 @@
                     <pic:cNvPicPr/>
                   </pic:nvPicPr>
                   <pic:blipFill>
-                    <a:blip r:embed="rId9"/>
+                    <a:blip r:embed="rId10"/>
                     <a:stretch>
                       <a:fillRect/>
                     </a:stretch>
@@ -673,7 +673,7 @@
                     <pic:cNvPicPr/>
                   </pic:nvPicPr>
                   <pic:blipFill>
-                    <a:blip r:embed="rId9"/>
+                    <a:blip r:embed="rId10"/>
                     <a:stretch>
                       <a:fillRect/>
                     </a:stretch>
@@ -954,7 +954,7 @@
                     <pic:cNvPicPr/>
                   </pic:nvPicPr>
                   <pic:blipFill>
-                    <a:blip r:embed="rId9"/>
+                    <a:blip r:embed="rId10"/>
                     <a:stretch>
                       <a:fillRect/>
                     </a:stretch>
@@ -1269,7 +1269,7 @@
                     <pic:cNvPicPr/>
                   </pic:nvPicPr>
                   <pic:blipFill>
-                    <a:blip r:embed="rId9"/>
+                    <a:blip r:embed="rId10"/>
                     <a:stretch>
                       <a:fillRect/>
                     </a:stretch>
@@ -3080,7 +3080,7 @@
                 <w:b w:val="0"/>
                 <w:sz w:val="21"/>
               </w:rPr>
-              <w:t xml:space="preserve">        4.2  Client Architecture and the View-Model</w:t>
+              <w:t xml:space="preserve">        4.2  Use Case Diagram</w:t>
             </w:r>
           </w:p>
         </w:tc>
@@ -3141,7 +3141,7 @@
                 <w:b w:val="0"/>
                 <w:sz w:val="21"/>
               </w:rPr>
-              <w:t xml:space="preserve">        4.3  API and Authorisation Layer</w:t>
+              <w:t xml:space="preserve">        4.3  Activity Diagram for Paying Rent</w:t>
             </w:r>
           </w:p>
         </w:tc>
@@ -3202,7 +3202,7 @@
                 <w:b w:val="0"/>
                 <w:sz w:val="21"/>
               </w:rPr>
-              <w:t xml:space="preserve">        4.4  Payment and Settlement Design</w:t>
+              <w:t xml:space="preserve">        4.4  Data Flow Diagrams</w:t>
             </w:r>
           </w:p>
         </w:tc>
@@ -3221,7 +3221,7 @@
                 <w:b w:val="0"/>
                 <w:sz w:val="21"/>
               </w:rPr>
-              <w:t>16</w:t>
+              <w:t>18</w:t>
             </w:r>
           </w:p>
         </w:tc>
@@ -3263,7 +3263,7 @@
                 <w:b w:val="0"/>
                 <w:sz w:val="21"/>
               </w:rPr>
-              <w:t xml:space="preserve">        4.5  Session and Authentication Design</w:t>
+              <w:t xml:space="preserve">        4.5  Client Architecture and the View-Model</w:t>
             </w:r>
           </w:p>
         </w:tc>
@@ -3282,7 +3282,7 @@
                 <w:b w:val="0"/>
                 <w:sz w:val="21"/>
               </w:rPr>
-              <w:t>17</w:t>
+              <w:t>19</w:t>
             </w:r>
           </w:p>
         </w:tc>
@@ -3324,7 +3324,7 @@
                 <w:b w:val="0"/>
                 <w:sz w:val="21"/>
               </w:rPr>
-              <w:t xml:space="preserve">        4.6  Database Design</w:t>
+              <w:t xml:space="preserve">        4.6  API and Authorisation Layer</w:t>
             </w:r>
           </w:p>
         </w:tc>
@@ -3343,7 +3343,7 @@
                 <w:b w:val="0"/>
                 <w:sz w:val="21"/>
               </w:rPr>
-              <w:t>18</w:t>
+              <w:t>20</w:t>
             </w:r>
           </w:p>
         </w:tc>
@@ -3367,7 +3367,6 @@
                 <w:b w:val="0"/>
                 <w:sz w:val="21"/>
               </w:rPr>
-              <w:t>5</w:t>
             </w:r>
           </w:p>
         </w:tc>
@@ -3386,7 +3385,7 @@
                 <w:b w:val="0"/>
                 <w:sz w:val="21"/>
               </w:rPr>
-              <w:t>System Requirements</w:t>
+              <w:t xml:space="preserve">        4.7  Payment and Settlement Design</w:t>
             </w:r>
           </w:p>
         </w:tc>
@@ -3447,7 +3446,7 @@
                 <w:b w:val="0"/>
                 <w:sz w:val="21"/>
               </w:rPr>
-              <w:t xml:space="preserve">        5.1  Hardware Requirements</w:t>
+              <w:t xml:space="preserve">        4.8  Session and Authentication Design</w:t>
             </w:r>
           </w:p>
         </w:tc>
@@ -3466,7 +3465,7 @@
                 <w:b w:val="0"/>
                 <w:sz w:val="21"/>
               </w:rPr>
-              <w:t>20</w:t>
+              <w:t>21</w:t>
             </w:r>
           </w:p>
         </w:tc>
@@ -3508,7 +3507,7 @@
                 <w:b w:val="0"/>
                 <w:sz w:val="21"/>
               </w:rPr>
-              <w:t xml:space="preserve">        5.2  Software Requirements</w:t>
+              <w:t xml:space="preserve">        4.9  Database Design</w:t>
             </w:r>
           </w:p>
         </w:tc>
@@ -3527,7 +3526,7 @@
                 <w:b w:val="0"/>
                 <w:sz w:val="21"/>
               </w:rPr>
-              <w:t>20</w:t>
+              <w:t>22</w:t>
             </w:r>
           </w:p>
         </w:tc>
@@ -3551,6 +3550,7 @@
                 <w:b w:val="0"/>
                 <w:sz w:val="21"/>
               </w:rPr>
+              <w:t>5</w:t>
             </w:r>
           </w:p>
         </w:tc>
@@ -3569,7 +3569,7 @@
                 <w:b w:val="0"/>
                 <w:sz w:val="21"/>
               </w:rPr>
-              <w:t xml:space="preserve">        5.3  Programming Platform Features</w:t>
+              <w:t>System Requirements</w:t>
             </w:r>
           </w:p>
         </w:tc>
@@ -3588,7 +3588,7 @@
                 <w:b w:val="0"/>
                 <w:sz w:val="21"/>
               </w:rPr>
-              <w:t>21</w:t>
+              <w:t>24</w:t>
             </w:r>
           </w:p>
         </w:tc>
@@ -3630,7 +3630,7 @@
                 <w:b w:val="0"/>
                 <w:sz w:val="21"/>
               </w:rPr>
-              <w:t xml:space="preserve">        5.4  Functional Requirements</w:t>
+              <w:t xml:space="preserve">        5.1  Hardware Requirements</w:t>
             </w:r>
           </w:p>
         </w:tc>
@@ -3649,7 +3649,7 @@
                 <w:b w:val="0"/>
                 <w:sz w:val="21"/>
               </w:rPr>
-              <w:t>21</w:t>
+              <w:t>24</w:t>
             </w:r>
           </w:p>
         </w:tc>
@@ -3691,7 +3691,7 @@
                 <w:b w:val="0"/>
                 <w:sz w:val="21"/>
               </w:rPr>
-              <w:t xml:space="preserve">        5.5  Non-Functional Requirements</w:t>
+              <w:t xml:space="preserve">        5.2  Software Requirements</w:t>
             </w:r>
           </w:p>
         </w:tc>
@@ -3710,7 +3710,7 @@
                 <w:b w:val="0"/>
                 <w:sz w:val="21"/>
               </w:rPr>
-              <w:t>22</w:t>
+              <w:t>24</w:t>
             </w:r>
           </w:p>
         </w:tc>
@@ -3734,7 +3734,6 @@
                 <w:b w:val="0"/>
                 <w:sz w:val="21"/>
               </w:rPr>
-              <w:t>6</w:t>
             </w:r>
           </w:p>
         </w:tc>
@@ -3753,7 +3752,7 @@
                 <w:b w:val="0"/>
                 <w:sz w:val="21"/>
               </w:rPr>
-              <w:t>Implementation</w:t>
+              <w:t xml:space="preserve">        5.3  Programming Platform Features</w:t>
             </w:r>
           </w:p>
         </w:tc>
@@ -3772,7 +3771,7 @@
                 <w:b w:val="0"/>
                 <w:sz w:val="21"/>
               </w:rPr>
-              <w:t>23</w:t>
+              <w:t>25</w:t>
             </w:r>
           </w:p>
         </w:tc>
@@ -3814,7 +3813,7 @@
                 <w:b w:val="0"/>
                 <w:sz w:val="21"/>
               </w:rPr>
-              <w:t xml:space="preserve">        6.1  Authentication and Session Module</w:t>
+              <w:t xml:space="preserve">        5.4  Functional Requirements</w:t>
             </w:r>
           </w:p>
         </w:tc>
@@ -3833,7 +3832,7 @@
                 <w:b w:val="0"/>
                 <w:sz w:val="21"/>
               </w:rPr>
-              <w:t>23</w:t>
+              <w:t>25</w:t>
             </w:r>
           </w:p>
         </w:tc>
@@ -3875,7 +3874,7 @@
                 <w:b w:val="0"/>
                 <w:sz w:val="21"/>
               </w:rPr>
-              <w:t xml:space="preserve">        6.2  Property, Room and Tenant Management Module</w:t>
+              <w:t xml:space="preserve">        5.5  Non-Functional Requirements</w:t>
             </w:r>
           </w:p>
         </w:tc>
@@ -3894,7 +3893,7 @@
                 <w:b w:val="0"/>
                 <w:sz w:val="21"/>
               </w:rPr>
-              <w:t>23</w:t>
+              <w:t>26</w:t>
             </w:r>
           </w:p>
         </w:tc>
@@ -3918,6 +3917,7 @@
                 <w:b w:val="0"/>
                 <w:sz w:val="21"/>
               </w:rPr>
+              <w:t>6</w:t>
             </w:r>
           </w:p>
         </w:tc>
@@ -3936,7 +3936,7 @@
                 <w:b w:val="0"/>
                 <w:sz w:val="21"/>
               </w:rPr>
-              <w:t xml:space="preserve">        6.3  Rent Cycle and Due Date Module</w:t>
+              <w:t>Implementation</w:t>
             </w:r>
           </w:p>
         </w:tc>
@@ -3955,7 +3955,7 @@
                 <w:b w:val="0"/>
                 <w:sz w:val="21"/>
               </w:rPr>
-              <w:t>24</w:t>
+              <w:t>27</w:t>
             </w:r>
           </w:p>
         </w:tc>
@@ -3997,7 +3997,7 @@
                 <w:b w:val="0"/>
                 <w:sz w:val="21"/>
               </w:rPr>
-              <w:t xml:space="preserve">        6.4  Payment and Confirmation Module</w:t>
+              <w:t xml:space="preserve">        6.1  Authentication and Session Module</w:t>
             </w:r>
           </w:p>
         </w:tc>
@@ -4016,7 +4016,7 @@
                 <w:b w:val="0"/>
                 <w:sz w:val="21"/>
               </w:rPr>
-              <w:t>24</w:t>
+              <w:t>27</w:t>
             </w:r>
           </w:p>
         </w:tc>
@@ -4058,7 +4058,7 @@
                 <w:b w:val="0"/>
                 <w:sz w:val="21"/>
               </w:rPr>
-              <w:t xml:space="preserve">        6.5  Payment Gateway Connection Module</w:t>
+              <w:t xml:space="preserve">        6.2  Property, Room and Tenant Management Module</w:t>
             </w:r>
           </w:p>
         </w:tc>
@@ -4077,7 +4077,7 @@
                 <w:b w:val="0"/>
                 <w:sz w:val="21"/>
               </w:rPr>
-              <w:t>24</w:t>
+              <w:t>27</w:t>
             </w:r>
           </w:p>
         </w:tc>
@@ -4119,7 +4119,7 @@
                 <w:b w:val="0"/>
                 <w:sz w:val="21"/>
               </w:rPr>
-              <w:t xml:space="preserve">        6.6  Notification and Reminder Module</w:t>
+              <w:t xml:space="preserve">        6.3  Rent Cycle and Due Date Module</w:t>
             </w:r>
           </w:p>
         </w:tc>
@@ -4138,7 +4138,7 @@
                 <w:b w:val="0"/>
                 <w:sz w:val="21"/>
               </w:rPr>
-              <w:t>25</w:t>
+              <w:t>28</w:t>
             </w:r>
           </w:p>
         </w:tc>
@@ -4180,7 +4180,7 @@
                 <w:b w:val="0"/>
                 <w:sz w:val="21"/>
               </w:rPr>
-              <w:t xml:space="preserve">        6.7  Maintenance Request Module</w:t>
+              <w:t xml:space="preserve">        6.4  Payment and Confirmation Module</w:t>
             </w:r>
           </w:p>
         </w:tc>
@@ -4199,7 +4199,7 @@
                 <w:b w:val="0"/>
                 <w:sz w:val="21"/>
               </w:rPr>
-              <w:t>25</w:t>
+              <w:t>28</w:t>
             </w:r>
           </w:p>
         </w:tc>
@@ -4241,7 +4241,7 @@
                 <w:b w:val="0"/>
                 <w:sz w:val="21"/>
               </w:rPr>
-              <w:t xml:space="preserve">        6.8  Tenant Behaviour Score Module</w:t>
+              <w:t xml:space="preserve">        6.5  Payment Gateway Connection Module</w:t>
             </w:r>
           </w:p>
         </w:tc>
@@ -4260,7 +4260,7 @@
                 <w:b w:val="0"/>
                 <w:sz w:val="21"/>
               </w:rPr>
-              <w:t>25</w:t>
+              <w:t>28</w:t>
             </w:r>
           </w:p>
         </w:tc>
@@ -4302,7 +4302,7 @@
                 <w:b w:val="0"/>
                 <w:sz w:val="21"/>
               </w:rPr>
-              <w:t xml:space="preserve">        6.9  Tenant Portal Module</w:t>
+              <w:t xml:space="preserve">        6.6  Notification and Reminder Module</w:t>
             </w:r>
           </w:p>
         </w:tc>
@@ -4321,7 +4321,7 @@
                 <w:b w:val="0"/>
                 <w:sz w:val="21"/>
               </w:rPr>
-              <w:t>26</w:t>
+              <w:t>29</w:t>
             </w:r>
           </w:p>
         </w:tc>
@@ -4363,7 +4363,7 @@
                 <w:b w:val="0"/>
                 <w:sz w:val="21"/>
               </w:rPr>
-              <w:t xml:space="preserve">        6.10  Testing</w:t>
+              <w:t xml:space="preserve">        6.7  Maintenance Request Module</w:t>
             </w:r>
           </w:p>
         </w:tc>
@@ -4382,7 +4382,7 @@
                 <w:b w:val="0"/>
                 <w:sz w:val="21"/>
               </w:rPr>
-              <w:t>26</w:t>
+              <w:t>29</w:t>
             </w:r>
           </w:p>
         </w:tc>
@@ -4406,7 +4406,6 @@
                 <w:b w:val="0"/>
                 <w:sz w:val="21"/>
               </w:rPr>
-              <w:t>7</w:t>
             </w:r>
           </w:p>
         </w:tc>
@@ -4425,7 +4424,7 @@
                 <w:b w:val="0"/>
                 <w:sz w:val="21"/>
               </w:rPr>
-              <w:t>Results and Screenshots</w:t>
+              <w:t xml:space="preserve">        6.8  Tenant Behaviour Score Module</w:t>
             </w:r>
           </w:p>
         </w:tc>
@@ -4444,7 +4443,7 @@
                 <w:b w:val="0"/>
                 <w:sz w:val="21"/>
               </w:rPr>
-              <w:t>30</w:t>
+              <w:t>29</w:t>
             </w:r>
           </w:p>
         </w:tc>
@@ -4486,7 +4485,7 @@
                 <w:b w:val="0"/>
                 <w:sz w:val="21"/>
               </w:rPr>
-              <w:t xml:space="preserve">        7.1  Landlord Overview</w:t>
+              <w:t xml:space="preserve">        6.9  Tenant Portal Module</w:t>
             </w:r>
           </w:p>
         </w:tc>
@@ -4547,7 +4546,7 @@
                 <w:b w:val="0"/>
                 <w:sz w:val="21"/>
               </w:rPr>
-              <w:t xml:space="preserve">        7.2  Tenant Roster</w:t>
+              <w:t xml:space="preserve">        6.10  Testing</w:t>
             </w:r>
           </w:p>
         </w:tc>
@@ -4566,7 +4565,7 @@
                 <w:b w:val="0"/>
                 <w:sz w:val="21"/>
               </w:rPr>
-              <w:t>31</w:t>
+              <w:t>30</w:t>
             </w:r>
           </w:p>
         </w:tc>
@@ -4590,6 +4589,7 @@
                 <w:b w:val="0"/>
                 <w:sz w:val="21"/>
               </w:rPr>
+              <w:t>7</w:t>
             </w:r>
           </w:p>
         </w:tc>
@@ -4608,7 +4608,7 @@
                 <w:b w:val="0"/>
                 <w:sz w:val="21"/>
               </w:rPr>
-              <w:t xml:space="preserve">        7.3  Rooms and Properties</w:t>
+              <w:t>Results and Screenshots</w:t>
             </w:r>
           </w:p>
         </w:tc>
@@ -4627,7 +4627,7 @@
                 <w:b w:val="0"/>
                 <w:sz w:val="21"/>
               </w:rPr>
-              <w:t>32</w:t>
+              <w:t>34</w:t>
             </w:r>
           </w:p>
         </w:tc>
@@ -4669,7 +4669,7 @@
                 <w:b w:val="0"/>
                 <w:sz w:val="21"/>
               </w:rPr>
-              <w:t xml:space="preserve">        7.4  Ledger</w:t>
+              <w:t xml:space="preserve">        7.1  Landlord Overview</w:t>
             </w:r>
           </w:p>
         </w:tc>
@@ -4688,7 +4688,7 @@
                 <w:b w:val="0"/>
                 <w:sz w:val="21"/>
               </w:rPr>
-              <w:t>33</w:t>
+              <w:t>34</w:t>
             </w:r>
           </w:p>
         </w:tc>
@@ -4730,7 +4730,7 @@
                 <w:b w:val="0"/>
                 <w:sz w:val="21"/>
               </w:rPr>
-              <w:t xml:space="preserve">        7.5  Connecting a Payment Gateway</w:t>
+              <w:t xml:space="preserve">        7.2  Tenant Roster</w:t>
             </w:r>
           </w:p>
         </w:tc>
@@ -4749,7 +4749,7 @@
                 <w:b w:val="0"/>
                 <w:sz w:val="21"/>
               </w:rPr>
-              <w:t>34</w:t>
+              <w:t>35</w:t>
             </w:r>
           </w:p>
         </w:tc>
@@ -4791,7 +4791,7 @@
                 <w:b w:val="0"/>
                 <w:sz w:val="21"/>
               </w:rPr>
-              <w:t xml:space="preserve">        7.6  Tenant Home</w:t>
+              <w:t xml:space="preserve">        7.3  Rooms and Properties</w:t>
             </w:r>
           </w:p>
         </w:tc>
@@ -4810,7 +4810,7 @@
                 <w:b w:val="0"/>
                 <w:sz w:val="21"/>
               </w:rPr>
-              <w:t>35</w:t>
+              <w:t>36</w:t>
             </w:r>
           </w:p>
         </w:tc>
@@ -4852,7 +4852,7 @@
                 <w:b w:val="0"/>
                 <w:sz w:val="21"/>
               </w:rPr>
-              <w:t xml:space="preserve">        7.7  Paying Rent</w:t>
+              <w:t xml:space="preserve">        7.4  Ledger</w:t>
             </w:r>
           </w:p>
         </w:tc>
@@ -4871,7 +4871,7 @@
                 <w:b w:val="0"/>
                 <w:sz w:val="21"/>
               </w:rPr>
-              <w:t>36</w:t>
+              <w:t>37</w:t>
             </w:r>
           </w:p>
         </w:tc>
@@ -4913,7 +4913,7 @@
                 <w:b w:val="0"/>
                 <w:sz w:val="21"/>
               </w:rPr>
-              <w:t xml:space="preserve">        7.8  Tenant Profile and Payment History</w:t>
+              <w:t xml:space="preserve">        7.5  Connecting a Payment Gateway</w:t>
             </w:r>
           </w:p>
         </w:tc>
@@ -4932,7 +4932,7 @@
                 <w:b w:val="0"/>
                 <w:sz w:val="21"/>
               </w:rPr>
-              <w:t>37</w:t>
+              <w:t>38</w:t>
             </w:r>
           </w:p>
         </w:tc>
@@ -4974,7 +4974,7 @@
                 <w:b w:val="0"/>
                 <w:sz w:val="21"/>
               </w:rPr>
-              <w:t xml:space="preserve">        7.9  Maintenance</w:t>
+              <w:t xml:space="preserve">        7.6  Tenant Home</w:t>
             </w:r>
           </w:p>
         </w:tc>
@@ -4993,7 +4993,7 @@
                 <w:b w:val="0"/>
                 <w:sz w:val="21"/>
               </w:rPr>
-              <w:t>38</w:t>
+              <w:t>39</w:t>
             </w:r>
           </w:p>
         </w:tc>
@@ -5017,7 +5017,6 @@
                 <w:b w:val="0"/>
                 <w:sz w:val="21"/>
               </w:rPr>
-              <w:t>8</w:t>
             </w:r>
           </w:p>
         </w:tc>
@@ -5036,7 +5035,7 @@
                 <w:b w:val="0"/>
                 <w:sz w:val="21"/>
               </w:rPr>
-              <w:t>Conclusion and Future Enhancement</w:t>
+              <w:t xml:space="preserve">        7.7  Paying Rent</w:t>
             </w:r>
           </w:p>
         </w:tc>
@@ -5097,7 +5096,7 @@
                 <w:b w:val="0"/>
                 <w:sz w:val="21"/>
               </w:rPr>
-              <w:t xml:space="preserve">        8.1  Conclusion</w:t>
+              <w:t xml:space="preserve">        7.8  Tenant Profile and Payment History</w:t>
             </w:r>
           </w:p>
         </w:tc>
@@ -5116,7 +5115,7 @@
                 <w:b w:val="0"/>
                 <w:sz w:val="21"/>
               </w:rPr>
-              <w:t>40</w:t>
+              <w:t>41</w:t>
             </w:r>
           </w:p>
         </w:tc>
@@ -5158,7 +5157,7 @@
                 <w:b w:val="0"/>
                 <w:sz w:val="21"/>
               </w:rPr>
-              <w:t xml:space="preserve">        8.2  Limitations of the Present Work</w:t>
+              <w:t xml:space="preserve">        7.9  Maintenance</w:t>
             </w:r>
           </w:p>
         </w:tc>
@@ -5177,7 +5176,7 @@
                 <w:b w:val="0"/>
                 <w:sz w:val="21"/>
               </w:rPr>
-              <w:t>41</w:t>
+              <w:t>42</w:t>
             </w:r>
           </w:p>
         </w:tc>
@@ -5201,6 +5200,7 @@
                 <w:b w:val="0"/>
                 <w:sz w:val="21"/>
               </w:rPr>
+              <w:t>8</w:t>
             </w:r>
           </w:p>
         </w:tc>
@@ -5219,7 +5219,7 @@
                 <w:b w:val="0"/>
                 <w:sz w:val="21"/>
               </w:rPr>
-              <w:t xml:space="preserve">        8.3  Future Enhancement</w:t>
+              <w:t>Conclusion and Future Enhancement</w:t>
             </w:r>
           </w:p>
         </w:tc>
@@ -5238,7 +5238,7 @@
                 <w:b w:val="0"/>
                 <w:sz w:val="21"/>
               </w:rPr>
-              <w:t>41</w:t>
+              <w:t>44</w:t>
             </w:r>
           </w:p>
         </w:tc>
@@ -5280,6 +5280,189 @@
                 <w:b w:val="0"/>
                 <w:sz w:val="21"/>
               </w:rPr>
+              <w:t xml:space="preserve">        8.1  Conclusion</w:t>
+            </w:r>
+          </w:p>
+        </w:tc>
+        <w:tc>
+          <w:tcPr>
+            <w:tcW w:type="dxa" w:w="1224"/>
+          </w:tcPr>
+          <w:p>
+            <w:pPr>
+              <w:spacing w:line="240" w:lineRule="auto" w:after="40" w:before="40"/>
+            </w:pPr>
+            <w:r/>
+            <w:r>
+              <w:rPr>
+                <w:rFonts w:ascii="Times New Roman" w:hAnsi="Times New Roman"/>
+                <w:b w:val="0"/>
+                <w:sz w:val="21"/>
+              </w:rPr>
+              <w:t>44</w:t>
+            </w:r>
+          </w:p>
+        </w:tc>
+      </w:tr>
+      <w:tr>
+        <w:trPr>
+          <w:cantSplit/>
+        </w:trPr>
+        <w:tc>
+          <w:tcPr>
+            <w:tcW w:type="dxa" w:w="1224"/>
+          </w:tcPr>
+          <w:p>
+            <w:pPr>
+              <w:spacing w:line="240" w:lineRule="auto" w:after="40" w:before="40"/>
+            </w:pPr>
+            <w:r/>
+            <w:r>
+              <w:rPr>
+                <w:rFonts w:ascii="Times New Roman" w:hAnsi="Times New Roman"/>
+                <w:b w:val="0"/>
+                <w:sz w:val="21"/>
+              </w:rPr>
+            </w:r>
+          </w:p>
+        </w:tc>
+        <w:tc>
+          <w:tcPr>
+            <w:tcW w:type="dxa" w:w="6264"/>
+          </w:tcPr>
+          <w:p>
+            <w:pPr>
+              <w:spacing w:line="240" w:lineRule="auto" w:after="40" w:before="40"/>
+            </w:pPr>
+            <w:r/>
+            <w:r>
+              <w:rPr>
+                <w:rFonts w:ascii="Times New Roman" w:hAnsi="Times New Roman"/>
+                <w:b w:val="0"/>
+                <w:sz w:val="21"/>
+              </w:rPr>
+              <w:t xml:space="preserve">        8.2  Limitations of the Present Work</w:t>
+            </w:r>
+          </w:p>
+        </w:tc>
+        <w:tc>
+          <w:tcPr>
+            <w:tcW w:type="dxa" w:w="1224"/>
+          </w:tcPr>
+          <w:p>
+            <w:pPr>
+              <w:spacing w:line="240" w:lineRule="auto" w:after="40" w:before="40"/>
+            </w:pPr>
+            <w:r/>
+            <w:r>
+              <w:rPr>
+                <w:rFonts w:ascii="Times New Roman" w:hAnsi="Times New Roman"/>
+                <w:b w:val="0"/>
+                <w:sz w:val="21"/>
+              </w:rPr>
+              <w:t>45</w:t>
+            </w:r>
+          </w:p>
+        </w:tc>
+      </w:tr>
+      <w:tr>
+        <w:trPr>
+          <w:cantSplit/>
+        </w:trPr>
+        <w:tc>
+          <w:tcPr>
+            <w:tcW w:type="dxa" w:w="1224"/>
+          </w:tcPr>
+          <w:p>
+            <w:pPr>
+              <w:spacing w:line="240" w:lineRule="auto" w:after="40" w:before="40"/>
+            </w:pPr>
+            <w:r/>
+            <w:r>
+              <w:rPr>
+                <w:rFonts w:ascii="Times New Roman" w:hAnsi="Times New Roman"/>
+                <w:b w:val="0"/>
+                <w:sz w:val="21"/>
+              </w:rPr>
+            </w:r>
+          </w:p>
+        </w:tc>
+        <w:tc>
+          <w:tcPr>
+            <w:tcW w:type="dxa" w:w="6264"/>
+          </w:tcPr>
+          <w:p>
+            <w:pPr>
+              <w:spacing w:line="240" w:lineRule="auto" w:after="40" w:before="40"/>
+            </w:pPr>
+            <w:r/>
+            <w:r>
+              <w:rPr>
+                <w:rFonts w:ascii="Times New Roman" w:hAnsi="Times New Roman"/>
+                <w:b w:val="0"/>
+                <w:sz w:val="21"/>
+              </w:rPr>
+              <w:t xml:space="preserve">        8.3  Future Enhancement</w:t>
+            </w:r>
+          </w:p>
+        </w:tc>
+        <w:tc>
+          <w:tcPr>
+            <w:tcW w:type="dxa" w:w="1224"/>
+          </w:tcPr>
+          <w:p>
+            <w:pPr>
+              <w:spacing w:line="240" w:lineRule="auto" w:after="40" w:before="40"/>
+            </w:pPr>
+            <w:r/>
+            <w:r>
+              <w:rPr>
+                <w:rFonts w:ascii="Times New Roman" w:hAnsi="Times New Roman"/>
+                <w:b w:val="0"/>
+                <w:sz w:val="21"/>
+              </w:rPr>
+              <w:t>45</w:t>
+            </w:r>
+          </w:p>
+        </w:tc>
+      </w:tr>
+      <w:tr>
+        <w:trPr>
+          <w:cantSplit/>
+        </w:trPr>
+        <w:tc>
+          <w:tcPr>
+            <w:tcW w:type="dxa" w:w="1224"/>
+          </w:tcPr>
+          <w:p>
+            <w:pPr>
+              <w:spacing w:line="240" w:lineRule="auto" w:after="40" w:before="40"/>
+            </w:pPr>
+            <w:r/>
+            <w:r>
+              <w:rPr>
+                <w:rFonts w:ascii="Times New Roman" w:hAnsi="Times New Roman"/>
+                <w:b w:val="0"/>
+                <w:sz w:val="21"/>
+              </w:rPr>
+            </w:r>
+          </w:p>
+        </w:tc>
+        <w:tc>
+          <w:tcPr>
+            <w:tcW w:type="dxa" w:w="6264"/>
+          </w:tcPr>
+          <w:p>
+            <w:pPr>
+              <w:spacing w:line="240" w:lineRule="auto" w:after="40" w:before="40"/>
+            </w:pPr>
+            <w:r/>
+            <w:r>
+              <w:rPr>
+                <w:rFonts w:ascii="Times New Roman" w:hAnsi="Times New Roman"/>
+                <w:b w:val="0"/>
+                <w:sz w:val="21"/>
+              </w:rPr>
               <w:t>References</w:t>
             </w:r>
           </w:p>
@@ -5299,7 +5482,7 @@
                 <w:b w:val="0"/>
                 <w:sz w:val="21"/>
               </w:rPr>
-              <w:t>19</w:t>
+              <w:t>47</w:t>
             </w:r>
           </w:p>
         </w:tc>
@@ -5724,7 +5907,7 @@
                 <w:b w:val="0"/>
                 <w:sz w:val="21"/>
               </w:rPr>
-              <w:t>18</w:t>
+              <w:t>21</w:t>
             </w:r>
           </w:p>
         </w:tc>
@@ -5786,7 +5969,7 @@
                 <w:b w:val="0"/>
                 <w:sz w:val="21"/>
               </w:rPr>
-              <w:t>19</w:t>
+              <w:t>22</w:t>
             </w:r>
           </w:p>
         </w:tc>
@@ -5848,7 +6031,7 @@
                 <w:b w:val="0"/>
                 <w:sz w:val="21"/>
               </w:rPr>
-              <w:t>20</w:t>
+              <w:t>24</w:t>
             </w:r>
           </w:p>
         </w:tc>
@@ -5910,7 +6093,7 @@
                 <w:b w:val="0"/>
                 <w:sz w:val="21"/>
               </w:rPr>
-              <w:t>20</w:t>
+              <w:t>24</w:t>
             </w:r>
           </w:p>
         </w:tc>
@@ -5972,7 +6155,7 @@
                 <w:b w:val="0"/>
                 <w:sz w:val="21"/>
               </w:rPr>
-              <w:t>26</w:t>
+              <w:t>30</w:t>
             </w:r>
           </w:p>
         </w:tc>
@@ -6034,7 +6217,7 @@
                 <w:b w:val="0"/>
                 <w:sz w:val="21"/>
               </w:rPr>
-              <w:t>28</w:t>
+              <w:t>32</w:t>
             </w:r>
           </w:p>
         </w:tc>
@@ -6235,7 +6418,7 @@
                 <w:b w:val="0"/>
                 <w:sz w:val="21"/>
               </w:rPr>
-              <w:t>7.1</w:t>
+              <w:t>4.2</w:t>
             </w:r>
           </w:p>
         </w:tc>
@@ -6254,7 +6437,7 @@
                 <w:b w:val="0"/>
                 <w:sz w:val="21"/>
               </w:rPr>
-              <w:t>Landlord overview: collection against expectation, overdue total, occupancy, six-month revenue and the open-ticket queue</w:t>
+              <w:t>Use case diagram: the landlord, the tenant, and the two external systems</w:t>
             </w:r>
           </w:p>
         </w:tc>
@@ -6273,7 +6456,7 @@
                 <w:b w:val="0"/>
                 <w:sz w:val="21"/>
               </w:rPr>
-              <w:t>31</w:t>
+              <w:t>16</w:t>
             </w:r>
           </w:p>
         </w:tc>
@@ -6297,7 +6480,7 @@
                 <w:b w:val="0"/>
                 <w:sz w:val="21"/>
               </w:rPr>
-              <w:t>7.2</w:t>
+              <w:t>4.3</w:t>
             </w:r>
           </w:p>
         </w:tc>
@@ -6316,7 +6499,7 @@
                 <w:b w:val="0"/>
                 <w:sz w:val="21"/>
               </w:rPr>
-              <w:t>Tenant roster with counted filters, due-state chips and behaviour scores</w:t>
+              <w:t>Activity diagram: the two payment routes converging on a single settlement step</w:t>
             </w:r>
           </w:p>
         </w:tc>
@@ -6335,7 +6518,7 @@
                 <w:b w:val="0"/>
                 <w:sz w:val="21"/>
               </w:rPr>
-              <w:t>32</w:t>
+              <w:t>17</w:t>
             </w:r>
           </w:p>
         </w:tc>
@@ -6359,7 +6542,7 @@
                 <w:b w:val="0"/>
                 <w:sz w:val="21"/>
               </w:rPr>
-              <w:t>7.3</w:t>
+              <w:t>4.4</w:t>
             </w:r>
           </w:p>
         </w:tc>
@@ -6378,7 +6561,7 @@
                 <w:b w:val="0"/>
                 <w:sz w:val="21"/>
               </w:rPr>
-              <w:t>Room list showing occupancy, rent and tenant assignment per unit</w:t>
+              <w:t>Data flow diagram, level 0: the context diagram</w:t>
             </w:r>
           </w:p>
         </w:tc>
@@ -6397,7 +6580,7 @@
                 <w:b w:val="0"/>
                 <w:sz w:val="21"/>
               </w:rPr>
-              <w:t>33</w:t>
+              <w:t>18</w:t>
             </w:r>
           </w:p>
         </w:tc>
@@ -6421,7 +6604,7 @@
                 <w:b w:val="0"/>
                 <w:sz w:val="21"/>
               </w:rPr>
-              <w:t>7.4</w:t>
+              <w:t>4.5</w:t>
             </w:r>
           </w:p>
         </w:tc>
@@ -6440,7 +6623,7 @@
                 <w:b w:val="0"/>
                 <w:sz w:val="21"/>
               </w:rPr>
-              <w:t>Ledger of recorded payments with method, date and tenant</w:t>
+              <w:t>Data flow diagram, level 1: processes, data stores and the external systems</w:t>
             </w:r>
           </w:p>
         </w:tc>
@@ -6459,7 +6642,7 @@
                 <w:b w:val="0"/>
                 <w:sz w:val="21"/>
               </w:rPr>
-              <w:t>34</w:t>
+              <w:t>19</w:t>
             </w:r>
           </w:p>
         </w:tc>
@@ -6483,7 +6666,7 @@
                 <w:b w:val="0"/>
                 <w:sz w:val="21"/>
               </w:rPr>
-              <w:t>7.5</w:t>
+              <w:t>4.6</w:t>
             </w:r>
           </w:p>
         </w:tc>
@@ -6502,7 +6685,7 @@
                 <w:b w:val="0"/>
                 <w:sz w:val="21"/>
               </w:rPr>
-              <w:t>The online payments sheet: what it costs, what the gateway will ask for, and the key fields</w:t>
+              <w:t>Entity relationship diagram of the core schema</w:t>
             </w:r>
           </w:p>
         </w:tc>
@@ -6521,7 +6704,7 @@
                 <w:b w:val="0"/>
                 <w:sz w:val="21"/>
               </w:rPr>
-              <w:t>35</w:t>
+              <w:t>23</w:t>
             </w:r>
           </w:p>
         </w:tc>
@@ -6545,7 +6728,7 @@
                 <w:b w:val="0"/>
                 <w:sz w:val="21"/>
               </w:rPr>
-              <w:t>7.6</w:t>
+              <w:t>7.1</w:t>
             </w:r>
           </w:p>
         </w:tc>
@@ -6564,7 +6747,7 @@
                 <w:b w:val="0"/>
                 <w:sz w:val="21"/>
               </w:rPr>
-              <w:t>Tenant home: rent due with countdown, deposit held, tenure, open requests and the landlord's contact</w:t>
+              <w:t>Landlord overview: collection against expectation, overdue total, occupancy, six-month revenue and the open-ticket queue</w:t>
             </w:r>
           </w:p>
         </w:tc>
@@ -6583,7 +6766,7 @@
                 <w:b w:val="0"/>
                 <w:sz w:val="21"/>
               </w:rPr>
-              <w:t>36</w:t>
+              <w:t>35</w:t>
             </w:r>
           </w:p>
         </w:tc>
@@ -6607,7 +6790,7 @@
                 <w:b w:val="0"/>
                 <w:sz w:val="21"/>
               </w:rPr>
-              <w:t>7.7</w:t>
+              <w:t>7.2</w:t>
             </w:r>
           </w:p>
         </w:tc>
@@ -6626,7 +6809,7 @@
                 <w:b w:val="0"/>
                 <w:sz w:val="21"/>
               </w:rPr>
-              <w:t>The payment screen with a gateway connected: the online route above the divider and the UPI route beneath it</w:t>
+              <w:t>Tenant roster with counted filters, due-state chips and behaviour scores</w:t>
             </w:r>
           </w:p>
         </w:tc>
@@ -6645,7 +6828,7 @@
                 <w:b w:val="0"/>
                 <w:sz w:val="21"/>
               </w:rPr>
-              <w:t>37</w:t>
+              <w:t>36</w:t>
             </w:r>
           </w:p>
         </w:tc>
@@ -6669,7 +6852,7 @@
                 <w:b w:val="0"/>
                 <w:sz w:val="21"/>
               </w:rPr>
-              <w:t>7.8</w:t>
+              <w:t>7.3</w:t>
             </w:r>
           </w:p>
         </w:tc>
@@ -6688,7 +6871,7 @@
                 <w:b w:val="0"/>
                 <w:sz w:val="21"/>
               </w:rPr>
-              <w:t>Tenant profile: tenure, rent share, deposit, the behaviour score with its factors, and the payment timeline</w:t>
+              <w:t>Room list showing occupancy, rent and tenant assignment per unit</w:t>
             </w:r>
           </w:p>
         </w:tc>
@@ -6707,7 +6890,7 @@
                 <w:b w:val="0"/>
                 <w:sz w:val="21"/>
               </w:rPr>
-              <w:t>38</w:t>
+              <w:t>37</w:t>
             </w:r>
           </w:p>
         </w:tc>
@@ -6731,6 +6914,316 @@
                 <w:b w:val="0"/>
                 <w:sz w:val="21"/>
               </w:rPr>
+              <w:t>7.4</w:t>
+            </w:r>
+          </w:p>
+        </w:tc>
+        <w:tc>
+          <w:tcPr>
+            <w:tcW w:type="dxa" w:w="6264"/>
+          </w:tcPr>
+          <w:p>
+            <w:pPr>
+              <w:spacing w:line="240" w:lineRule="auto" w:after="40" w:before="40"/>
+            </w:pPr>
+            <w:r/>
+            <w:r>
+              <w:rPr>
+                <w:rFonts w:ascii="Times New Roman" w:hAnsi="Times New Roman"/>
+                <w:b w:val="0"/>
+                <w:sz w:val="21"/>
+              </w:rPr>
+              <w:t>Ledger of recorded payments with method, date and tenant</w:t>
+            </w:r>
+          </w:p>
+        </w:tc>
+        <w:tc>
+          <w:tcPr>
+            <w:tcW w:type="dxa" w:w="1224"/>
+          </w:tcPr>
+          <w:p>
+            <w:pPr>
+              <w:spacing w:line="240" w:lineRule="auto" w:after="40" w:before="40"/>
+            </w:pPr>
+            <w:r/>
+            <w:r>
+              <w:rPr>
+                <w:rFonts w:ascii="Times New Roman" w:hAnsi="Times New Roman"/>
+                <w:b w:val="0"/>
+                <w:sz w:val="21"/>
+              </w:rPr>
+              <w:t>38</w:t>
+            </w:r>
+          </w:p>
+        </w:tc>
+      </w:tr>
+      <w:tr>
+        <w:trPr>
+          <w:cantSplit/>
+        </w:trPr>
+        <w:tc>
+          <w:tcPr>
+            <w:tcW w:type="dxa" w:w="1224"/>
+          </w:tcPr>
+          <w:p>
+            <w:pPr>
+              <w:spacing w:line="240" w:lineRule="auto" w:after="40" w:before="40"/>
+            </w:pPr>
+            <w:r/>
+            <w:r>
+              <w:rPr>
+                <w:rFonts w:ascii="Times New Roman" w:hAnsi="Times New Roman"/>
+                <w:b w:val="0"/>
+                <w:sz w:val="21"/>
+              </w:rPr>
+              <w:t>7.5</w:t>
+            </w:r>
+          </w:p>
+        </w:tc>
+        <w:tc>
+          <w:tcPr>
+            <w:tcW w:type="dxa" w:w="6264"/>
+          </w:tcPr>
+          <w:p>
+            <w:pPr>
+              <w:spacing w:line="240" w:lineRule="auto" w:after="40" w:before="40"/>
+            </w:pPr>
+            <w:r/>
+            <w:r>
+              <w:rPr>
+                <w:rFonts w:ascii="Times New Roman" w:hAnsi="Times New Roman"/>
+                <w:b w:val="0"/>
+                <w:sz w:val="21"/>
+              </w:rPr>
+              <w:t>The online payments sheet: what it costs, what the gateway will ask for, and the key fields</w:t>
+            </w:r>
+          </w:p>
+        </w:tc>
+        <w:tc>
+          <w:tcPr>
+            <w:tcW w:type="dxa" w:w="1224"/>
+          </w:tcPr>
+          <w:p>
+            <w:pPr>
+              <w:spacing w:line="240" w:lineRule="auto" w:after="40" w:before="40"/>
+            </w:pPr>
+            <w:r/>
+            <w:r>
+              <w:rPr>
+                <w:rFonts w:ascii="Times New Roman" w:hAnsi="Times New Roman"/>
+                <w:b w:val="0"/>
+                <w:sz w:val="21"/>
+              </w:rPr>
+              <w:t>39</w:t>
+            </w:r>
+          </w:p>
+        </w:tc>
+      </w:tr>
+      <w:tr>
+        <w:trPr>
+          <w:cantSplit/>
+        </w:trPr>
+        <w:tc>
+          <w:tcPr>
+            <w:tcW w:type="dxa" w:w="1224"/>
+          </w:tcPr>
+          <w:p>
+            <w:pPr>
+              <w:spacing w:line="240" w:lineRule="auto" w:after="40" w:before="40"/>
+            </w:pPr>
+            <w:r/>
+            <w:r>
+              <w:rPr>
+                <w:rFonts w:ascii="Times New Roman" w:hAnsi="Times New Roman"/>
+                <w:b w:val="0"/>
+                <w:sz w:val="21"/>
+              </w:rPr>
+              <w:t>7.6</w:t>
+            </w:r>
+          </w:p>
+        </w:tc>
+        <w:tc>
+          <w:tcPr>
+            <w:tcW w:type="dxa" w:w="6264"/>
+          </w:tcPr>
+          <w:p>
+            <w:pPr>
+              <w:spacing w:line="240" w:lineRule="auto" w:after="40" w:before="40"/>
+            </w:pPr>
+            <w:r/>
+            <w:r>
+              <w:rPr>
+                <w:rFonts w:ascii="Times New Roman" w:hAnsi="Times New Roman"/>
+                <w:b w:val="0"/>
+                <w:sz w:val="21"/>
+              </w:rPr>
+              <w:t>Tenant home: rent due with countdown, deposit held, tenure, open requests and the landlord's contact</w:t>
+            </w:r>
+          </w:p>
+        </w:tc>
+        <w:tc>
+          <w:tcPr>
+            <w:tcW w:type="dxa" w:w="1224"/>
+          </w:tcPr>
+          <w:p>
+            <w:pPr>
+              <w:spacing w:line="240" w:lineRule="auto" w:after="40" w:before="40"/>
+            </w:pPr>
+            <w:r/>
+            <w:r>
+              <w:rPr>
+                <w:rFonts w:ascii="Times New Roman" w:hAnsi="Times New Roman"/>
+                <w:b w:val="0"/>
+                <w:sz w:val="21"/>
+              </w:rPr>
+              <w:t>40</w:t>
+            </w:r>
+          </w:p>
+        </w:tc>
+      </w:tr>
+      <w:tr>
+        <w:trPr>
+          <w:cantSplit/>
+        </w:trPr>
+        <w:tc>
+          <w:tcPr>
+            <w:tcW w:type="dxa" w:w="1224"/>
+          </w:tcPr>
+          <w:p>
+            <w:pPr>
+              <w:spacing w:line="240" w:lineRule="auto" w:after="40" w:before="40"/>
+            </w:pPr>
+            <w:r/>
+            <w:r>
+              <w:rPr>
+                <w:rFonts w:ascii="Times New Roman" w:hAnsi="Times New Roman"/>
+                <w:b w:val="0"/>
+                <w:sz w:val="21"/>
+              </w:rPr>
+              <w:t>7.7</w:t>
+            </w:r>
+          </w:p>
+        </w:tc>
+        <w:tc>
+          <w:tcPr>
+            <w:tcW w:type="dxa" w:w="6264"/>
+          </w:tcPr>
+          <w:p>
+            <w:pPr>
+              <w:spacing w:line="240" w:lineRule="auto" w:after="40" w:before="40"/>
+            </w:pPr>
+            <w:r/>
+            <w:r>
+              <w:rPr>
+                <w:rFonts w:ascii="Times New Roman" w:hAnsi="Times New Roman"/>
+                <w:b w:val="0"/>
+                <w:sz w:val="21"/>
+              </w:rPr>
+              <w:t>The payment screen with a gateway connected: the online route above the divider and the UPI route beneath it</w:t>
+            </w:r>
+          </w:p>
+        </w:tc>
+        <w:tc>
+          <w:tcPr>
+            <w:tcW w:type="dxa" w:w="1224"/>
+          </w:tcPr>
+          <w:p>
+            <w:pPr>
+              <w:spacing w:line="240" w:lineRule="auto" w:after="40" w:before="40"/>
+            </w:pPr>
+            <w:r/>
+            <w:r>
+              <w:rPr>
+                <w:rFonts w:ascii="Times New Roman" w:hAnsi="Times New Roman"/>
+                <w:b w:val="0"/>
+                <w:sz w:val="21"/>
+              </w:rPr>
+              <w:t>41</w:t>
+            </w:r>
+          </w:p>
+        </w:tc>
+      </w:tr>
+      <w:tr>
+        <w:trPr>
+          <w:cantSplit/>
+        </w:trPr>
+        <w:tc>
+          <w:tcPr>
+            <w:tcW w:type="dxa" w:w="1224"/>
+          </w:tcPr>
+          <w:p>
+            <w:pPr>
+              <w:spacing w:line="240" w:lineRule="auto" w:after="40" w:before="40"/>
+            </w:pPr>
+            <w:r/>
+            <w:r>
+              <w:rPr>
+                <w:rFonts w:ascii="Times New Roman" w:hAnsi="Times New Roman"/>
+                <w:b w:val="0"/>
+                <w:sz w:val="21"/>
+              </w:rPr>
+              <w:t>7.8</w:t>
+            </w:r>
+          </w:p>
+        </w:tc>
+        <w:tc>
+          <w:tcPr>
+            <w:tcW w:type="dxa" w:w="6264"/>
+          </w:tcPr>
+          <w:p>
+            <w:pPr>
+              <w:spacing w:line="240" w:lineRule="auto" w:after="40" w:before="40"/>
+            </w:pPr>
+            <w:r/>
+            <w:r>
+              <w:rPr>
+                <w:rFonts w:ascii="Times New Roman" w:hAnsi="Times New Roman"/>
+                <w:b w:val="0"/>
+                <w:sz w:val="21"/>
+              </w:rPr>
+              <w:t>Tenant profile: tenure, rent share, deposit, the behaviour score with its factors, and the payment timeline</w:t>
+            </w:r>
+          </w:p>
+        </w:tc>
+        <w:tc>
+          <w:tcPr>
+            <w:tcW w:type="dxa" w:w="1224"/>
+          </w:tcPr>
+          <w:p>
+            <w:pPr>
+              <w:spacing w:line="240" w:lineRule="auto" w:after="40" w:before="40"/>
+            </w:pPr>
+            <w:r/>
+            <w:r>
+              <w:rPr>
+                <w:rFonts w:ascii="Times New Roman" w:hAnsi="Times New Roman"/>
+                <w:b w:val="0"/>
+                <w:sz w:val="21"/>
+              </w:rPr>
+              <w:t>42</w:t>
+            </w:r>
+          </w:p>
+        </w:tc>
+      </w:tr>
+      <w:tr>
+        <w:trPr>
+          <w:cantSplit/>
+        </w:trPr>
+        <w:tc>
+          <w:tcPr>
+            <w:tcW w:type="dxa" w:w="1224"/>
+          </w:tcPr>
+          <w:p>
+            <w:pPr>
+              <w:spacing w:line="240" w:lineRule="auto" w:after="40" w:before="40"/>
+            </w:pPr>
+            <w:r/>
+            <w:r>
+              <w:rPr>
+                <w:rFonts w:ascii="Times New Roman" w:hAnsi="Times New Roman"/>
+                <w:b w:val="0"/>
+                <w:sz w:val="21"/>
+              </w:rPr>
               <w:t>7.9</w:t>
             </w:r>
           </w:p>
@@ -6769,7 +7262,7 @@
                 <w:b w:val="0"/>
                 <w:sz w:val="21"/>
               </w:rPr>
-              <w:t>39</w:t>
+              <w:t>43</w:t>
             </w:r>
           </w:p>
         </w:tc>
@@ -6778,10 +7271,19 @@
     <w:p>
       <w:pPr>
         <w:sectPr>
+          <w:footerReference w:type="default" r:id="rId9"/>
           <w:pgSz w:w="11909" w:h="16834"/>
           <w:pgMar w:top="1440" w:right="1440" w:bottom="1440" w:left="1800" w:header="720" w:footer="720" w:gutter="0"/>
           <w:cols w:space="720"/>
           <w:docGrid w:linePitch="360"/>
+          <w:pgBorders w:offsetFrom="page">
+            <w:top w:val="single" w:sz="14" w:space="22" w:color="1F3864"/>
+            <w:left w:val="single" w:sz="14" w:space="22" w:color="1F3864"/>
+            <w:bottom w:val="single" w:sz="14" w:space="22" w:color="1F3864"/>
+            <w:right w:val="single" w:sz="14" w:space="22" w:color="1F3864"/>
+          </w:pgBorders>
+          <w:titlePg/>
+          <w:pgNumType w:fmt="lowerRoman" w:start="1"/>
         </w:sectPr>
       </w:pPr>
     </w:p>
@@ -7323,7 +7825,7 @@
           <w:i w:val="0"/>
           <w:sz w:val="24"/>
         </w:rPr>
-        <w:t>Seven chapters follow. Chapter 2 reviews the manual practices and the digital applications already in this space, together with the regulatory and security material that constrains any design here, and ends with a gap analysis. Chapter 3 analyses the existing arrangement, lists its limitations, describes what is proposed instead, and reports a feasibility study run along four axes. Chapter 4 covers the architecture and the design of the payment, session and database layers. Chapter 5 states the hardware, software, functional and non-functional requirements. Chapter 6 goes through the implementation module by module and reports the testing and its results. Chapter 7 shows the finished interface with screenshots from the running application. Chapter 8 concludes, states the limitations honestly, and sets out what has been identified for later.</w:t>
+        <w:t>Seven chapters follow. Chapter 2 reviews the manual practices and the digital applications already in this space, together with the regulatory and security material that constrains any design here, and ends with a gap analysis. Chapter 3 analyses the existing arrangement, lists its limitations, describes what is proposed instead, and reports a feasibility study run along four axes. Chapter 4 covers the architecture, the use case, activity and data flow models, and the design of the payment, session and database layers. Chapter 5 states the hardware, software, functional and non-functional requirements. Chapter 6 goes through the implementation module by module and reports the testing and its results. Chapter 7 shows the finished interface with screenshots from the running application. Chapter 8 concludes, states the limitations honestly, and sets out what has been identified for later.</w:t>
       </w:r>
     </w:p>
     <w:p>
@@ -10202,7 +10704,7 @@
       <w:r>
         <w:drawing>
           <wp:inline xmlns:a="http://schemas.openxmlformats.org/drawingml/2006/main" xmlns:pic="http://schemas.openxmlformats.org/drawingml/2006/picture">
-            <wp:extent cx="5394960" cy="3387906"/>
+            <wp:extent cx="5349240" cy="3359195"/>
             <wp:docPr id="6" name="Picture 6"/>
             <wp:cNvGraphicFramePr>
               <a:graphicFrameLocks noChangeAspect="1"/>
@@ -10215,7 +10717,7 @@
                     <pic:cNvPicPr/>
                   </pic:nvPicPr>
                   <pic:blipFill>
-                    <a:blip r:embed="rId11"/>
+                    <a:blip r:embed="rId12"/>
                     <a:stretch>
                       <a:fillRect/>
                     </a:stretch>
@@ -10223,7 +10725,7 @@
                   <pic:spPr>
                     <a:xfrm>
                       <a:off x="0" y="0"/>
-                      <a:ext cx="5394960" cy="3387906"/>
+                      <a:ext cx="5349240" cy="3359195"/>
                     </a:xfrm>
                     <a:prstGeom prst="rect"/>
                   </pic:spPr>
@@ -10262,7 +10764,392 @@
           <w:i w:val="0"/>
           <w:sz w:val="27"/>
         </w:rPr>
-        <w:t>4.2 Client Architecture and the View-Model</w:t>
+        <w:t>4.2 Use Case Diagram</w:t>
+      </w:r>
+    </w:p>
+    <w:p>
+      <w:pPr>
+        <w:keepNext w:val="0"/>
+        <w:spacing w:line="360" w:lineRule="auto"/>
+        <w:jc w:val="both"/>
+      </w:pPr>
+      <w:r>
+        <w:rPr>
+          <w:rFonts w:ascii="Times New Roman" w:hAnsi="Times New Roman" w:eastAsia="Times New Roman"/>
+          <w:b w:val="0"/>
+          <w:i w:val="0"/>
+          <w:sz w:val="24"/>
+        </w:rPr>
+        <w:t>The use case diagram identifies the two primary actors and the two external systems the application talks to. The landlord and the tenant both sign in and hold a session, and from there their paths separate almost completely: the landlord describes and administers the portfolio, while the tenant looks at their own position in it and acts on it.</w:t>
+      </w:r>
+    </w:p>
+    <w:p>
+      <w:pPr>
+        <w:keepNext w:val="0"/>
+        <w:spacing w:line="360" w:lineRule="auto"/>
+        <w:jc w:val="both"/>
+      </w:pPr>
+      <w:r>
+        <w:rPr>
+          <w:rFonts w:ascii="Times New Roman" w:hAnsi="Times New Roman" w:eastAsia="Times New Roman"/>
+          <w:b w:val="0"/>
+          <w:i w:val="0"/>
+          <w:sz w:val="24"/>
+        </w:rPr>
+        <w:t>Two things in the diagram are worth pointing out. The payment gateway appears as an external actor rather than as part of the system, which is the modelling consequence of the decision described in Chapter 2: the system asks the gateway questions and never handles the money itself. And the messaging services are external too, because the system composes a reminder but does not deliver it.</w:t>
+      </w:r>
+    </w:p>
+    <w:p>
+      <w:pPr>
+        <w:keepNext/>
+        <w:spacing w:before="160" w:after="80"/>
+        <w:jc w:val="center"/>
+      </w:pPr>
+      <w:r>
+        <w:drawing>
+          <wp:inline xmlns:a="http://schemas.openxmlformats.org/drawingml/2006/main" xmlns:pic="http://schemas.openxmlformats.org/drawingml/2006/picture">
+            <wp:extent cx="5349240" cy="4643438"/>
+            <wp:docPr id="7" name="Picture 7"/>
+            <wp:cNvGraphicFramePr>
+              <a:graphicFrameLocks noChangeAspect="1"/>
+            </wp:cNvGraphicFramePr>
+            <a:graphic>
+              <a:graphicData uri="http://schemas.openxmlformats.org/drawingml/2006/picture">
+                <pic:pic>
+                  <pic:nvPicPr>
+                    <pic:cNvPr id="0" name="fig_use_case.png"/>
+                    <pic:cNvPicPr/>
+                  </pic:nvPicPr>
+                  <pic:blipFill>
+                    <a:blip r:embed="rId13"/>
+                    <a:stretch>
+                      <a:fillRect/>
+                    </a:stretch>
+                  </pic:blipFill>
+                  <pic:spPr>
+                    <a:xfrm>
+                      <a:off x="0" y="0"/>
+                      <a:ext cx="5349240" cy="4643438"/>
+                    </a:xfrm>
+                    <a:prstGeom prst="rect"/>
+                  </pic:spPr>
+                </pic:pic>
+              </a:graphicData>
+            </a:graphic>
+          </wp:inline>
+        </w:drawing>
+      </w:r>
+    </w:p>
+    <w:p>
+      <w:pPr>
+        <w:keepNext w:val="0"/>
+        <w:spacing w:line="276" w:lineRule="auto" w:after="240"/>
+        <w:jc w:val="center"/>
+      </w:pPr>
+      <w:r>
+        <w:rPr>
+          <w:rFonts w:ascii="Times New Roman" w:hAnsi="Times New Roman" w:eastAsia="Times New Roman"/>
+          <w:b w:val="0"/>
+          <w:i/>
+          <w:sz w:val="22"/>
+        </w:rPr>
+        <w:t>Fig 4.2 — Use case diagram: the landlord, the tenant, and the two external systems</w:t>
+      </w:r>
+    </w:p>
+    <w:p>
+      <w:pPr>
+        <w:keepNext/>
+        <w:spacing w:line="360" w:lineRule="auto" w:before="240" w:after="120"/>
+      </w:pPr>
+      <w:r>
+        <w:rPr>
+          <w:rFonts w:ascii="Times New Roman" w:hAnsi="Times New Roman" w:eastAsia="Times New Roman"/>
+          <w:b/>
+          <w:i w:val="0"/>
+          <w:sz w:val="27"/>
+        </w:rPr>
+        <w:t>4.3 Activity Diagram for Paying Rent</w:t>
+      </w:r>
+    </w:p>
+    <w:p>
+      <w:pPr>
+        <w:keepNext w:val="0"/>
+        <w:spacing w:line="360" w:lineRule="auto"/>
+        <w:jc w:val="both"/>
+      </w:pPr>
+      <w:r>
+        <w:rPr>
+          <w:rFonts w:ascii="Times New Roman" w:hAnsi="Times New Roman" w:eastAsia="Times New Roman"/>
+          <w:b w:val="0"/>
+          <w:i w:val="0"/>
+          <w:sz w:val="24"/>
+        </w:rPr>
+        <w:t>The activity diagram below traces a rent payment from the moment the tenant opens the payment screen to the moment both sides see it settled. The single decision at the top, whether the landlord has connected a gateway, is what sends the flow down one of two branches.</w:t>
+      </w:r>
+    </w:p>
+    <w:p>
+      <w:pPr>
+        <w:keepNext w:val="0"/>
+        <w:spacing w:line="360" w:lineRule="auto"/>
+        <w:jc w:val="both"/>
+      </w:pPr>
+      <w:r>
+        <w:rPr>
+          <w:rFonts w:ascii="Times New Roman" w:hAnsi="Times New Roman" w:eastAsia="Times New Roman"/>
+          <w:b w:val="0"/>
+          <w:i w:val="0"/>
+          <w:sz w:val="24"/>
+        </w:rPr>
+        <w:t>On the UPI branch the money moves outside the system entirely, so the tenant declares the payment afterwards and it sits as a claim until the landlord confirms or rejects it. On the gateway branch the server can ask the gateway directly, so the confirmation comes from the gateway rather than from a person. The important feature of the diagram is that the two branches converge: whichever route was taken, settlement happens in exactly one place, inside one transaction that both changes the status and advances the due date.</w:t>
+      </w:r>
+    </w:p>
+    <w:p>
+      <w:pPr>
+        <w:keepNext/>
+        <w:spacing w:before="160" w:after="80"/>
+        <w:jc w:val="center"/>
+      </w:pPr>
+      <w:r>
+        <w:drawing>
+          <wp:inline xmlns:a="http://schemas.openxmlformats.org/drawingml/2006/main" xmlns:pic="http://schemas.openxmlformats.org/drawingml/2006/picture">
+            <wp:extent cx="4894729" cy="5120640"/>
+            <wp:docPr id="8" name="Picture 8"/>
+            <wp:cNvGraphicFramePr>
+              <a:graphicFrameLocks noChangeAspect="1"/>
+            </wp:cNvGraphicFramePr>
+            <a:graphic>
+              <a:graphicData uri="http://schemas.openxmlformats.org/drawingml/2006/picture">
+                <pic:pic>
+                  <pic:nvPicPr>
+                    <pic:cNvPr id="0" name="fig_activity.png"/>
+                    <pic:cNvPicPr/>
+                  </pic:nvPicPr>
+                  <pic:blipFill>
+                    <a:blip r:embed="rId14"/>
+                    <a:stretch>
+                      <a:fillRect/>
+                    </a:stretch>
+                  </pic:blipFill>
+                  <pic:spPr>
+                    <a:xfrm>
+                      <a:off x="0" y="0"/>
+                      <a:ext cx="4894729" cy="5120640"/>
+                    </a:xfrm>
+                    <a:prstGeom prst="rect"/>
+                  </pic:spPr>
+                </pic:pic>
+              </a:graphicData>
+            </a:graphic>
+          </wp:inline>
+        </w:drawing>
+      </w:r>
+    </w:p>
+    <w:p>
+      <w:pPr>
+        <w:keepNext w:val="0"/>
+        <w:spacing w:line="276" w:lineRule="auto" w:after="240"/>
+        <w:jc w:val="center"/>
+      </w:pPr>
+      <w:r>
+        <w:rPr>
+          <w:rFonts w:ascii="Times New Roman" w:hAnsi="Times New Roman" w:eastAsia="Times New Roman"/>
+          <w:b w:val="0"/>
+          <w:i/>
+          <w:sz w:val="22"/>
+        </w:rPr>
+        <w:t>Fig 4.3 — Activity diagram: the two payment routes converging on a single settlement step</w:t>
+      </w:r>
+    </w:p>
+    <w:p>
+      <w:pPr>
+        <w:keepNext/>
+        <w:spacing w:line="360" w:lineRule="auto" w:before="240" w:after="120"/>
+      </w:pPr>
+      <w:r>
+        <w:rPr>
+          <w:rFonts w:ascii="Times New Roman" w:hAnsi="Times New Roman" w:eastAsia="Times New Roman"/>
+          <w:b/>
+          <w:i w:val="0"/>
+          <w:sz w:val="27"/>
+        </w:rPr>
+        <w:t>4.4 Data Flow Diagrams</w:t>
+      </w:r>
+    </w:p>
+    <w:p>
+      <w:pPr>
+        <w:keepNext w:val="0"/>
+        <w:spacing w:line="360" w:lineRule="auto"/>
+        <w:jc w:val="both"/>
+      </w:pPr>
+      <w:r>
+        <w:rPr>
+          <w:rFonts w:ascii="Times New Roman" w:hAnsi="Times New Roman" w:eastAsia="Times New Roman"/>
+          <w:b w:val="0"/>
+          <w:i w:val="0"/>
+          <w:sz w:val="24"/>
+        </w:rPr>
+        <w:t>The context diagram fixes the boundary of the system. Four external entities surround it: the landlord and the tenant, who supply and consume information, and the payment gateway and the messaging services, which the system calls out to. The flows are all information. No flow on this diagram carries money, which is the point the architecture turns on.</w:t>
+      </w:r>
+    </w:p>
+    <w:p>
+      <w:pPr>
+        <w:keepNext/>
+        <w:spacing w:before="160" w:after="80"/>
+        <w:jc w:val="center"/>
+      </w:pPr>
+      <w:r>
+        <w:drawing>
+          <wp:inline xmlns:a="http://schemas.openxmlformats.org/drawingml/2006/main" xmlns:pic="http://schemas.openxmlformats.org/drawingml/2006/picture">
+            <wp:extent cx="5349240" cy="3193576"/>
+            <wp:docPr id="9" name="Picture 9"/>
+            <wp:cNvGraphicFramePr>
+              <a:graphicFrameLocks noChangeAspect="1"/>
+            </wp:cNvGraphicFramePr>
+            <a:graphic>
+              <a:graphicData uri="http://schemas.openxmlformats.org/drawingml/2006/picture">
+                <pic:pic>
+                  <pic:nvPicPr>
+                    <pic:cNvPr id="0" name="fig_dfd0.png"/>
+                    <pic:cNvPicPr/>
+                  </pic:nvPicPr>
+                  <pic:blipFill>
+                    <a:blip r:embed="rId15"/>
+                    <a:stretch>
+                      <a:fillRect/>
+                    </a:stretch>
+                  </pic:blipFill>
+                  <pic:spPr>
+                    <a:xfrm>
+                      <a:off x="0" y="0"/>
+                      <a:ext cx="5349240" cy="3193576"/>
+                    </a:xfrm>
+                    <a:prstGeom prst="rect"/>
+                  </pic:spPr>
+                </pic:pic>
+              </a:graphicData>
+            </a:graphic>
+          </wp:inline>
+        </w:drawing>
+      </w:r>
+    </w:p>
+    <w:p>
+      <w:pPr>
+        <w:keepNext w:val="0"/>
+        <w:spacing w:line="276" w:lineRule="auto" w:after="240"/>
+        <w:jc w:val="center"/>
+      </w:pPr>
+      <w:r>
+        <w:rPr>
+          <w:rFonts w:ascii="Times New Roman" w:hAnsi="Times New Roman" w:eastAsia="Times New Roman"/>
+          <w:b w:val="0"/>
+          <w:i/>
+          <w:sz w:val="22"/>
+        </w:rPr>
+        <w:t>Fig 4.4 — Data flow diagram, level 0: the context diagram</w:t>
+      </w:r>
+    </w:p>
+    <w:p>
+      <w:pPr>
+        <w:keepNext w:val="0"/>
+        <w:spacing w:line="360" w:lineRule="auto"/>
+        <w:jc w:val="both"/>
+      </w:pPr>
+      <w:r>
+        <w:rPr>
+          <w:rFonts w:ascii="Times New Roman" w:hAnsi="Times New Roman" w:eastAsia="Times New Roman"/>
+          <w:b w:val="0"/>
+          <w:i w:val="0"/>
+          <w:sz w:val="24"/>
+        </w:rPr>
+        <w:t>The level 1 diagram breaks the single process of the context diagram into five: authentication and sessions, portfolio and tenancy management, payment and confirmation, notifications and reminders, and maintenance requests. Seven data stores sit beside them.</w:t>
+      </w:r>
+    </w:p>
+    <w:p>
+      <w:pPr>
+        <w:keepNext w:val="0"/>
+        <w:spacing w:line="360" w:lineRule="auto"/>
+        <w:jc w:val="both"/>
+      </w:pPr>
+      <w:r>
+        <w:rPr>
+          <w:rFonts w:ascii="Times New Roman" w:hAnsi="Times New Roman" w:eastAsia="Times New Roman"/>
+          <w:b w:val="0"/>
+          <w:i w:val="0"/>
+          <w:sz w:val="24"/>
+        </w:rPr>
+        <w:t>The diagram also records a constraint that matters for correctness. Several processes read the tenancy store, but only process 3.0 writes a due date to it, and it does so only as part of the settlement transaction. Allowing any other process to move a due date would make it possible for a tenancy to advance without a payment behind it.</w:t>
+      </w:r>
+    </w:p>
+    <w:p>
+      <w:pPr>
+        <w:keepNext/>
+        <w:spacing w:before="160" w:after="80"/>
+        <w:jc w:val="center"/>
+      </w:pPr>
+      <w:r>
+        <w:drawing>
+          <wp:inline xmlns:a="http://schemas.openxmlformats.org/drawingml/2006/main" xmlns:pic="http://schemas.openxmlformats.org/drawingml/2006/picture">
+            <wp:extent cx="5349240" cy="4508645"/>
+            <wp:docPr id="10" name="Picture 10"/>
+            <wp:cNvGraphicFramePr>
+              <a:graphicFrameLocks noChangeAspect="1"/>
+            </wp:cNvGraphicFramePr>
+            <a:graphic>
+              <a:graphicData uri="http://schemas.openxmlformats.org/drawingml/2006/picture">
+                <pic:pic>
+                  <pic:nvPicPr>
+                    <pic:cNvPr id="0" name="fig_dfd1.png"/>
+                    <pic:cNvPicPr/>
+                  </pic:nvPicPr>
+                  <pic:blipFill>
+                    <a:blip r:embed="rId16"/>
+                    <a:stretch>
+                      <a:fillRect/>
+                    </a:stretch>
+                  </pic:blipFill>
+                  <pic:spPr>
+                    <a:xfrm>
+                      <a:off x="0" y="0"/>
+                      <a:ext cx="5349240" cy="4508645"/>
+                    </a:xfrm>
+                    <a:prstGeom prst="rect"/>
+                  </pic:spPr>
+                </pic:pic>
+              </a:graphicData>
+            </a:graphic>
+          </wp:inline>
+        </w:drawing>
+      </w:r>
+    </w:p>
+    <w:p>
+      <w:pPr>
+        <w:keepNext w:val="0"/>
+        <w:spacing w:line="276" w:lineRule="auto" w:after="240"/>
+        <w:jc w:val="center"/>
+      </w:pPr>
+      <w:r>
+        <w:rPr>
+          <w:rFonts w:ascii="Times New Roman" w:hAnsi="Times New Roman" w:eastAsia="Times New Roman"/>
+          <w:b w:val="0"/>
+          <w:i/>
+          <w:sz w:val="22"/>
+        </w:rPr>
+        <w:t>Fig 4.5 — Data flow diagram, level 1: processes, data stores and the external systems</w:t>
+      </w:r>
+    </w:p>
+    <w:p>
+      <w:pPr>
+        <w:keepNext/>
+        <w:spacing w:line="360" w:lineRule="auto" w:before="240" w:after="120"/>
+      </w:pPr>
+      <w:r>
+        <w:rPr>
+          <w:rFonts w:ascii="Times New Roman" w:hAnsi="Times New Roman" w:eastAsia="Times New Roman"/>
+          <w:b/>
+          <w:i w:val="0"/>
+          <w:sz w:val="27"/>
+        </w:rPr>
+        <w:t>4.5 Client Architecture and the View-Model</w:t>
       </w:r>
     </w:p>
     <w:p>
@@ -10310,7 +11197,7 @@
           <w:i w:val="0"/>
           <w:sz w:val="24"/>
         </w:rPr>
-        <w:t>The delivery mechanism imposed a constraint that shaped what got built. Updates reach an installed client through the Expo updates mechanism, which can swap out JavaScript but not native modules. Anything depending on a native software development kit can only go out in a full store release, and would hold back every other change waiting behind it. Features of that kind were turned down wherever a design existed that ships like everything else. The payment integration is the clearest case and is covered in section 4.4.</w:t>
+        <w:t>The delivery mechanism imposed a constraint that shaped what got built. Updates reach an installed client through the Expo updates mechanism, which can swap out JavaScript but not native modules. Anything depending on a native software development kit can only go out in a full store release, and would hold back every other change waiting behind it. Features of that kind were turned down wherever a design existed that ships like everything else. The payment integration is the clearest case and is covered in section 4.7.</w:t>
       </w:r>
     </w:p>
     <w:p>
@@ -10325,7 +11212,7 @@
           <w:i w:val="0"/>
           <w:sz w:val="27"/>
         </w:rPr>
-        <w:t>4.3 API and Authorisation Layer</w:t>
+        <w:t>4.6 API and Authorisation Layer</w:t>
       </w:r>
     </w:p>
     <w:p>
@@ -10388,7 +11275,7 @@
           <w:i w:val="0"/>
           <w:sz w:val="27"/>
         </w:rPr>
-        <w:t>4.4 Payment and Settlement Design</w:t>
+        <w:t>4.7 Payment and Settlement Design</w:t>
       </w:r>
     </w:p>
     <w:p>
@@ -10452,7 +11339,7 @@
           <w:i w:val="0"/>
           <w:sz w:val="24"/>
         </w:rPr>
-        <w:t>Payment links were chosen over the gateway's React Native software development kit for the reason given in section 4.2. The kit is a native module. A link is plain REST over HTTPS, so the payment feature ships over the air like every other change.</w:t>
+        <w:t>Payment links were chosen over the gateway's React Native software development kit for the reason given in section 4.5. The kit is a native module. A link is plain REST over HTTPS, so the payment feature ships over the air like every other change.</w:t>
       </w:r>
     </w:p>
     <w:p>
@@ -10499,7 +11386,7 @@
           <w:i w:val="0"/>
           <w:sz w:val="27"/>
         </w:rPr>
-        <w:t>4.5 Session and Authentication Design</w:t>
+        <w:t>4.8 Session and Authentication Design</w:t>
       </w:r>
     </w:p>
     <w:p>
@@ -11030,7 +11917,7 @@
           <w:i w:val="0"/>
           <w:sz w:val="27"/>
         </w:rPr>
-        <w:t>4.6 Database Design</w:t>
+        <w:t>4.9 Database Design</w:t>
       </w:r>
     </w:p>
     <w:p>
@@ -11715,6 +12602,79 @@
           <w:i w:val="0"/>
           <w:sz w:val="12"/>
         </w:rPr>
+      </w:r>
+    </w:p>
+    <w:p>
+      <w:pPr>
+        <w:keepNext w:val="0"/>
+        <w:spacing w:line="360" w:lineRule="auto"/>
+        <w:jc w:val="both"/>
+      </w:pPr>
+      <w:r>
+        <w:rPr>
+          <w:rFonts w:ascii="Times New Roman" w:hAnsi="Times New Roman" w:eastAsia="Times New Roman"/>
+          <w:b w:val="0"/>
+          <w:i w:val="0"/>
+          <w:sz w:val="24"/>
+        </w:rPr>
+        <w:t>The entity relationship diagram below shows the core of the schema with its keys and cardinalities. The chain from an owner down to a payment runs through four tables, which is why an ownership check on a write that names a room is not local to the row being written and had to be factored into a shared helper.</w:t>
+      </w:r>
+    </w:p>
+    <w:p>
+      <w:pPr>
+        <w:keepNext/>
+        <w:spacing w:before="160" w:after="80"/>
+        <w:jc w:val="center"/>
+      </w:pPr>
+      <w:r>
+        <w:drawing>
+          <wp:inline xmlns:a="http://schemas.openxmlformats.org/drawingml/2006/main" xmlns:pic="http://schemas.openxmlformats.org/drawingml/2006/picture">
+            <wp:extent cx="5349240" cy="4219119"/>
+            <wp:docPr id="11" name="Picture 11"/>
+            <wp:cNvGraphicFramePr>
+              <a:graphicFrameLocks noChangeAspect="1"/>
+            </wp:cNvGraphicFramePr>
+            <a:graphic>
+              <a:graphicData uri="http://schemas.openxmlformats.org/drawingml/2006/picture">
+                <pic:pic>
+                  <pic:nvPicPr>
+                    <pic:cNvPr id="0" name="fig_erd.png"/>
+                    <pic:cNvPicPr/>
+                  </pic:nvPicPr>
+                  <pic:blipFill>
+                    <a:blip r:embed="rId17"/>
+                    <a:stretch>
+                      <a:fillRect/>
+                    </a:stretch>
+                  </pic:blipFill>
+                  <pic:spPr>
+                    <a:xfrm>
+                      <a:off x="0" y="0"/>
+                      <a:ext cx="5349240" cy="4219119"/>
+                    </a:xfrm>
+                    <a:prstGeom prst="rect"/>
+                  </pic:spPr>
+                </pic:pic>
+              </a:graphicData>
+            </a:graphic>
+          </wp:inline>
+        </w:drawing>
+      </w:r>
+    </w:p>
+    <w:p>
+      <w:pPr>
+        <w:keepNext w:val="0"/>
+        <w:spacing w:line="276" w:lineRule="auto" w:after="240"/>
+        <w:jc w:val="center"/>
+      </w:pPr>
+      <w:r>
+        <w:rPr>
+          <w:rFonts w:ascii="Times New Roman" w:hAnsi="Times New Roman" w:eastAsia="Times New Roman"/>
+          <w:b w:val="0"/>
+          <w:i/>
+          <w:sz w:val="22"/>
+        </w:rPr>
+        <w:t>Fig 4.6 — Entity relationship diagram of the core schema</w:t>
       </w:r>
     </w:p>
     <w:p>
@@ -15284,8 +16244,8 @@
       <w:r>
         <w:drawing>
           <wp:inline xmlns:a="http://schemas.openxmlformats.org/drawingml/2006/main" xmlns:pic="http://schemas.openxmlformats.org/drawingml/2006/picture">
-            <wp:extent cx="2261616" cy="4846320"/>
-            <wp:docPr id="7" name="Picture 7"/>
+            <wp:extent cx="2389632" cy="5120640"/>
+            <wp:docPr id="12" name="Picture 12"/>
             <wp:cNvGraphicFramePr>
               <a:graphicFrameLocks noChangeAspect="1"/>
             </wp:cNvGraphicFramePr>
@@ -15297,7 +16257,7 @@
                     <pic:cNvPicPr/>
                   </pic:nvPicPr>
                   <pic:blipFill>
-                    <a:blip r:embed="rId12"/>
+                    <a:blip r:embed="rId18"/>
                     <a:stretch>
                       <a:fillRect/>
                     </a:stretch>
@@ -15305,7 +16265,7 @@
                   <pic:spPr>
                     <a:xfrm>
                       <a:off x="0" y="0"/>
-                      <a:ext cx="2261616" cy="4846320"/>
+                      <a:ext cx="2389632" cy="5120640"/>
                     </a:xfrm>
                     <a:prstGeom prst="rect"/>
                   </pic:spPr>
@@ -15372,8 +16332,8 @@
       <w:r>
         <w:drawing>
           <wp:inline xmlns:a="http://schemas.openxmlformats.org/drawingml/2006/main" xmlns:pic="http://schemas.openxmlformats.org/drawingml/2006/picture">
-            <wp:extent cx="2261616" cy="4846320"/>
-            <wp:docPr id="8" name="Picture 8"/>
+            <wp:extent cx="2389632" cy="5120640"/>
+            <wp:docPr id="13" name="Picture 13"/>
             <wp:cNvGraphicFramePr>
               <a:graphicFrameLocks noChangeAspect="1"/>
             </wp:cNvGraphicFramePr>
@@ -15385,7 +16345,7 @@
                     <pic:cNvPicPr/>
                   </pic:nvPicPr>
                   <pic:blipFill>
-                    <a:blip r:embed="rId13"/>
+                    <a:blip r:embed="rId19"/>
                     <a:stretch>
                       <a:fillRect/>
                     </a:stretch>
@@ -15393,7 +16353,7 @@
                   <pic:spPr>
                     <a:xfrm>
                       <a:off x="0" y="0"/>
-                      <a:ext cx="2261616" cy="4846320"/>
+                      <a:ext cx="2389632" cy="5120640"/>
                     </a:xfrm>
                     <a:prstGeom prst="rect"/>
                   </pic:spPr>
@@ -15460,8 +16420,8 @@
       <w:r>
         <w:drawing>
           <wp:inline xmlns:a="http://schemas.openxmlformats.org/drawingml/2006/main" xmlns:pic="http://schemas.openxmlformats.org/drawingml/2006/picture">
-            <wp:extent cx="2261616" cy="4846320"/>
-            <wp:docPr id="9" name="Picture 9"/>
+            <wp:extent cx="2389632" cy="5120640"/>
+            <wp:docPr id="14" name="Picture 14"/>
             <wp:cNvGraphicFramePr>
               <a:graphicFrameLocks noChangeAspect="1"/>
             </wp:cNvGraphicFramePr>
@@ -15473,7 +16433,7 @@
                     <pic:cNvPicPr/>
                   </pic:nvPicPr>
                   <pic:blipFill>
-                    <a:blip r:embed="rId14"/>
+                    <a:blip r:embed="rId20"/>
                     <a:stretch>
                       <a:fillRect/>
                     </a:stretch>
@@ -15481,7 +16441,7 @@
                   <pic:spPr>
                     <a:xfrm>
                       <a:off x="0" y="0"/>
-                      <a:ext cx="2261616" cy="4846320"/>
+                      <a:ext cx="2389632" cy="5120640"/>
                     </a:xfrm>
                     <a:prstGeom prst="rect"/>
                   </pic:spPr>
@@ -15548,8 +16508,8 @@
       <w:r>
         <w:drawing>
           <wp:inline xmlns:a="http://schemas.openxmlformats.org/drawingml/2006/main" xmlns:pic="http://schemas.openxmlformats.org/drawingml/2006/picture">
-            <wp:extent cx="2261616" cy="4846320"/>
-            <wp:docPr id="10" name="Picture 10"/>
+            <wp:extent cx="2389632" cy="5120640"/>
+            <wp:docPr id="15" name="Picture 15"/>
             <wp:cNvGraphicFramePr>
               <a:graphicFrameLocks noChangeAspect="1"/>
             </wp:cNvGraphicFramePr>
@@ -15561,7 +16521,7 @@
                     <pic:cNvPicPr/>
                   </pic:nvPicPr>
                   <pic:blipFill>
-                    <a:blip r:embed="rId15"/>
+                    <a:blip r:embed="rId21"/>
                     <a:stretch>
                       <a:fillRect/>
                     </a:stretch>
@@ -15569,7 +16529,7 @@
                   <pic:spPr>
                     <a:xfrm>
                       <a:off x="0" y="0"/>
-                      <a:ext cx="2261616" cy="4846320"/>
+                      <a:ext cx="2389632" cy="5120640"/>
                     </a:xfrm>
                     <a:prstGeom prst="rect"/>
                   </pic:spPr>
@@ -15636,8 +16596,8 @@
       <w:r>
         <w:drawing>
           <wp:inline xmlns:a="http://schemas.openxmlformats.org/drawingml/2006/main" xmlns:pic="http://schemas.openxmlformats.org/drawingml/2006/picture">
-            <wp:extent cx="2261616" cy="4846320"/>
-            <wp:docPr id="11" name="Picture 11"/>
+            <wp:extent cx="2389632" cy="5120640"/>
+            <wp:docPr id="16" name="Picture 16"/>
             <wp:cNvGraphicFramePr>
               <a:graphicFrameLocks noChangeAspect="1"/>
             </wp:cNvGraphicFramePr>
@@ -15649,7 +16609,7 @@
                     <pic:cNvPicPr/>
                   </pic:nvPicPr>
                   <pic:blipFill>
-                    <a:blip r:embed="rId16"/>
+                    <a:blip r:embed="rId22"/>
                     <a:stretch>
                       <a:fillRect/>
                     </a:stretch>
@@ -15657,7 +16617,7 @@
                   <pic:spPr>
                     <a:xfrm>
                       <a:off x="0" y="0"/>
-                      <a:ext cx="2261616" cy="4846320"/>
+                      <a:ext cx="2389632" cy="5120640"/>
                     </a:xfrm>
                     <a:prstGeom prst="rect"/>
                   </pic:spPr>
@@ -15724,8 +16684,8 @@
       <w:r>
         <w:drawing>
           <wp:inline xmlns:a="http://schemas.openxmlformats.org/drawingml/2006/main" xmlns:pic="http://schemas.openxmlformats.org/drawingml/2006/picture">
-            <wp:extent cx="2261616" cy="4846320"/>
-            <wp:docPr id="12" name="Picture 12"/>
+            <wp:extent cx="2389632" cy="5120640"/>
+            <wp:docPr id="17" name="Picture 17"/>
             <wp:cNvGraphicFramePr>
               <a:graphicFrameLocks noChangeAspect="1"/>
             </wp:cNvGraphicFramePr>
@@ -15737,7 +16697,7 @@
                     <pic:cNvPicPr/>
                   </pic:nvPicPr>
                   <pic:blipFill>
-                    <a:blip r:embed="rId17"/>
+                    <a:blip r:embed="rId23"/>
                     <a:stretch>
                       <a:fillRect/>
                     </a:stretch>
@@ -15745,7 +16705,7 @@
                   <pic:spPr>
                     <a:xfrm>
                       <a:off x="0" y="0"/>
-                      <a:ext cx="2261616" cy="4846320"/>
+                      <a:ext cx="2389632" cy="5120640"/>
                     </a:xfrm>
                     <a:prstGeom prst="rect"/>
                   </pic:spPr>
@@ -15812,8 +16772,8 @@
       <w:r>
         <w:drawing>
           <wp:inline xmlns:a="http://schemas.openxmlformats.org/drawingml/2006/main" xmlns:pic="http://schemas.openxmlformats.org/drawingml/2006/picture">
-            <wp:extent cx="1769960" cy="4846320"/>
-            <wp:docPr id="13" name="Picture 13"/>
+            <wp:extent cx="1870146" cy="5120638"/>
+            <wp:docPr id="18" name="Picture 18"/>
             <wp:cNvGraphicFramePr>
               <a:graphicFrameLocks noChangeAspect="1"/>
             </wp:cNvGraphicFramePr>
@@ -15825,7 +16785,7 @@
                     <pic:cNvPicPr/>
                   </pic:nvPicPr>
                   <pic:blipFill>
-                    <a:blip r:embed="rId18"/>
+                    <a:blip r:embed="rId24"/>
                     <a:stretch>
                       <a:fillRect/>
                     </a:stretch>
@@ -15833,7 +16793,7 @@
                   <pic:spPr>
                     <a:xfrm>
                       <a:off x="0" y="0"/>
-                      <a:ext cx="1769960" cy="4846320"/>
+                      <a:ext cx="1870146" cy="5120638"/>
                     </a:xfrm>
                     <a:prstGeom prst="rect"/>
                   </pic:spPr>
@@ -15900,8 +16860,8 @@
       <w:r>
         <w:drawing>
           <wp:inline xmlns:a="http://schemas.openxmlformats.org/drawingml/2006/main" xmlns:pic="http://schemas.openxmlformats.org/drawingml/2006/picture">
-            <wp:extent cx="2261616" cy="4846320"/>
-            <wp:docPr id="14" name="Picture 14"/>
+            <wp:extent cx="2389632" cy="5120640"/>
+            <wp:docPr id="19" name="Picture 19"/>
             <wp:cNvGraphicFramePr>
               <a:graphicFrameLocks noChangeAspect="1"/>
             </wp:cNvGraphicFramePr>
@@ -15913,7 +16873,7 @@
                     <pic:cNvPicPr/>
                   </pic:nvPicPr>
                   <pic:blipFill>
-                    <a:blip r:embed="rId19"/>
+                    <a:blip r:embed="rId25"/>
                     <a:stretch>
                       <a:fillRect/>
                     </a:stretch>
@@ -15921,7 +16881,7 @@
                   <pic:spPr>
                     <a:xfrm>
                       <a:off x="0" y="0"/>
-                      <a:ext cx="2261616" cy="4846320"/>
+                      <a:ext cx="2389632" cy="5120640"/>
                     </a:xfrm>
                     <a:prstGeom prst="rect"/>
                   </pic:spPr>
@@ -15988,8 +16948,8 @@
       <w:r>
         <w:drawing>
           <wp:inline xmlns:a="http://schemas.openxmlformats.org/drawingml/2006/main" xmlns:pic="http://schemas.openxmlformats.org/drawingml/2006/picture">
-            <wp:extent cx="2261616" cy="4846320"/>
-            <wp:docPr id="15" name="Picture 15"/>
+            <wp:extent cx="2389632" cy="5120640"/>
+            <wp:docPr id="20" name="Picture 20"/>
             <wp:cNvGraphicFramePr>
               <a:graphicFrameLocks noChangeAspect="1"/>
             </wp:cNvGraphicFramePr>
@@ -16001,7 +16961,7 @@
                     <pic:cNvPicPr/>
                   </pic:nvPicPr>
                   <pic:blipFill>
-                    <a:blip r:embed="rId20"/>
+                    <a:blip r:embed="rId26"/>
                     <a:stretch>
                       <a:fillRect/>
                     </a:stretch>
@@ -16009,7 +16969,7 @@
                   <pic:spPr>
                     <a:xfrm>
                       <a:off x="0" y="0"/>
-                      <a:ext cx="2261616" cy="4846320"/>
+                      <a:ext cx="2389632" cy="5120640"/>
                     </a:xfrm>
                     <a:prstGeom prst="rect"/>
                   </pic:spPr>
@@ -16723,18 +17683,45 @@
       </w:r>
     </w:p>
     <w:sectPr>
-      <w:footerReference w:type="default" r:id="rId10"/>
+      <w:footerReference w:type="default" r:id="rId11"/>
       <w:pgSz w:w="11909" w:h="16834"/>
       <w:pgMar w:top="1440" w:right="1440" w:bottom="1440" w:left="1800" w:header="720" w:footer="720" w:gutter="0"/>
       <w:cols w:space="720"/>
       <w:docGrid w:linePitch="360"/>
       <w:pgNumType w:fmt="decimal" w:start="1"/>
+      <w:pgBorders w:offsetFrom="page">
+        <w:top w:val="single" w:sz="14" w:space="22" w:color="1F3864"/>
+        <w:left w:val="single" w:sz="14" w:space="22" w:color="1F3864"/>
+        <w:bottom w:val="single" w:sz="14" w:space="22" w:color="1F3864"/>
+        <w:right w:val="single" w:sz="14" w:space="22" w:color="1F3864"/>
+      </w:pgBorders>
     </w:sectPr>
   </w:body>
 </w:document>
 </file>
 
 <file path=word/footer1.xml><?xml version="1.0" encoding="utf-8"?>
+<w:ftr xmlns:m="http://schemas.openxmlformats.org/officeDocument/2006/math" xmlns:mc="http://schemas.openxmlformats.org/markup-compatibility/2006" xmlns:mo="http://schemas.microsoft.com/office/mac/office/2008/main" xmlns:mv="urn:schemas-microsoft-com:mac:vml" xmlns:o="urn:schemas-microsoft-com:office:office" xmlns:r="http://schemas.openxmlformats.org/officeDocument/2006/relationships" xmlns:v="urn:schemas-microsoft-com:vml" xmlns:w10="urn:schemas-microsoft-com:office:word" xmlns:w14="http://schemas.microsoft.com/office/word/2010/wordml" xmlns:w="http://schemas.openxmlformats.org/wordprocessingml/2006/main" xmlns:wne="http://schemas.microsoft.com/office/word/2006/wordml" xmlns:wp14="http://schemas.microsoft.com/office/word/2010/wordprocessingDrawing" xmlns:wp="http://schemas.openxmlformats.org/drawingml/2006/wordprocessingDrawing" xmlns:wpc="http://schemas.microsoft.com/office/word/2010/wordprocessingCanvas" xmlns:wpg="http://schemas.microsoft.com/office/word/2010/wordprocessingGroup" xmlns:wpi="http://schemas.microsoft.com/office/word/2010/wordprocessingInk" xmlns:wps="http://schemas.microsoft.com/office/word/2010/wordprocessingShape" mc:Ignorable="w14 wp14">
+  <w:p>
+    <w:pPr>
+      <w:pStyle w:val="Footer"/>
+      <w:jc w:val="center"/>
+    </w:pPr>
+    <w:r/>
+    <w:r>
+      <w:rPr>
+        <w:rFonts w:ascii="Times New Roman" w:hAnsi="Times New Roman"/>
+        <w:sz w:val="22"/>
+      </w:rPr>
+      <w:fldChar w:fldCharType="begin"/>
+      <w:instrText xml:space="preserve"> PAGE </w:instrText>
+      <w:fldChar w:fldCharType="end"/>
+    </w:r>
+  </w:p>
+</w:ftr>
+</file>
+
+<file path=word/footer2.xml><?xml version="1.0" encoding="utf-8"?>
 <w:ftr xmlns:m="http://schemas.openxmlformats.org/officeDocument/2006/math" xmlns:mc="http://schemas.openxmlformats.org/markup-compatibility/2006" xmlns:mo="http://schemas.microsoft.com/office/mac/office/2008/main" xmlns:mv="urn:schemas-microsoft-com:mac:vml" xmlns:o="urn:schemas-microsoft-com:office:office" xmlns:r="http://schemas.openxmlformats.org/officeDocument/2006/relationships" xmlns:v="urn:schemas-microsoft-com:vml" xmlns:w10="urn:schemas-microsoft-com:office:word" xmlns:w14="http://schemas.microsoft.com/office/word/2010/wordml" xmlns:w="http://schemas.openxmlformats.org/wordprocessingml/2006/main" xmlns:wne="http://schemas.microsoft.com/office/word/2006/wordml" xmlns:wp14="http://schemas.microsoft.com/office/word/2010/wordprocessingDrawing" xmlns:wp="http://schemas.openxmlformats.org/drawingml/2006/wordprocessingDrawing" xmlns:wpc="http://schemas.microsoft.com/office/word/2010/wordprocessingCanvas" xmlns:wpg="http://schemas.microsoft.com/office/word/2010/wordprocessingGroup" xmlns:wpi="http://schemas.microsoft.com/office/word/2010/wordprocessingInk" xmlns:wps="http://schemas.microsoft.com/office/word/2010/wordprocessingShape" mc:Ignorable="w14 wp14">
   <w:p>
     <w:pPr>

--- a/docs/TenantPro Project Report.docx
+++ b/docs/TenantPro Project Report.docx
@@ -3141,7 +3141,7 @@
                 <w:b w:val="0"/>
                 <w:sz w:val="21"/>
               </w:rPr>
-              <w:t xml:space="preserve">        4.3  Activity Diagram for Paying Rent</w:t>
+              <w:t xml:space="preserve">        4.3  Activity Diagrams</w:t>
             </w:r>
           </w:p>
         </w:tc>
@@ -3221,7 +3221,7 @@
                 <w:b w:val="0"/>
                 <w:sz w:val="21"/>
               </w:rPr>
-              <w:t>18</w:t>
+              <w:t>20</w:t>
             </w:r>
           </w:p>
         </w:tc>
@@ -3282,7 +3282,7 @@
                 <w:b w:val="0"/>
                 <w:sz w:val="21"/>
               </w:rPr>
-              <w:t>19</w:t>
+              <w:t>21</w:t>
             </w:r>
           </w:p>
         </w:tc>
@@ -3343,7 +3343,7 @@
                 <w:b w:val="0"/>
                 <w:sz w:val="21"/>
               </w:rPr>
-              <w:t>20</w:t>
+              <w:t>22</w:t>
             </w:r>
           </w:p>
         </w:tc>
@@ -3404,7 +3404,7 @@
                 <w:b w:val="0"/>
                 <w:sz w:val="21"/>
               </w:rPr>
-              <w:t>20</w:t>
+              <w:t>22</w:t>
             </w:r>
           </w:p>
         </w:tc>
@@ -3465,7 +3465,7 @@
                 <w:b w:val="0"/>
                 <w:sz w:val="21"/>
               </w:rPr>
-              <w:t>21</w:t>
+              <w:t>23</w:t>
             </w:r>
           </w:p>
         </w:tc>
@@ -3526,7 +3526,7 @@
                 <w:b w:val="0"/>
                 <w:sz w:val="21"/>
               </w:rPr>
-              <w:t>22</w:t>
+              <w:t>24</w:t>
             </w:r>
           </w:p>
         </w:tc>
@@ -3588,7 +3588,7 @@
                 <w:b w:val="0"/>
                 <w:sz w:val="21"/>
               </w:rPr>
-              <w:t>24</w:t>
+              <w:t>26</w:t>
             </w:r>
           </w:p>
         </w:tc>
@@ -3649,7 +3649,7 @@
                 <w:b w:val="0"/>
                 <w:sz w:val="21"/>
               </w:rPr>
-              <w:t>24</w:t>
+              <w:t>26</w:t>
             </w:r>
           </w:p>
         </w:tc>
@@ -3710,7 +3710,7 @@
                 <w:b w:val="0"/>
                 <w:sz w:val="21"/>
               </w:rPr>
-              <w:t>24</w:t>
+              <w:t>26</w:t>
             </w:r>
           </w:p>
         </w:tc>
@@ -3771,7 +3771,7 @@
                 <w:b w:val="0"/>
                 <w:sz w:val="21"/>
               </w:rPr>
-              <w:t>25</w:t>
+              <w:t>27</w:t>
             </w:r>
           </w:p>
         </w:tc>
@@ -3832,7 +3832,7 @@
                 <w:b w:val="0"/>
                 <w:sz w:val="21"/>
               </w:rPr>
-              <w:t>25</w:t>
+              <w:t>27</w:t>
             </w:r>
           </w:p>
         </w:tc>
@@ -3893,7 +3893,7 @@
                 <w:b w:val="0"/>
                 <w:sz w:val="21"/>
               </w:rPr>
-              <w:t>26</w:t>
+              <w:t>28</w:t>
             </w:r>
           </w:p>
         </w:tc>
@@ -3955,7 +3955,7 @@
                 <w:b w:val="0"/>
                 <w:sz w:val="21"/>
               </w:rPr>
-              <w:t>27</w:t>
+              <w:t>29</w:t>
             </w:r>
           </w:p>
         </w:tc>
@@ -4016,7 +4016,7 @@
                 <w:b w:val="0"/>
                 <w:sz w:val="21"/>
               </w:rPr>
-              <w:t>27</w:t>
+              <w:t>29</w:t>
             </w:r>
           </w:p>
         </w:tc>
@@ -4077,7 +4077,7 @@
                 <w:b w:val="0"/>
                 <w:sz w:val="21"/>
               </w:rPr>
-              <w:t>27</w:t>
+              <w:t>29</w:t>
             </w:r>
           </w:p>
         </w:tc>
@@ -4138,7 +4138,7 @@
                 <w:b w:val="0"/>
                 <w:sz w:val="21"/>
               </w:rPr>
-              <w:t>28</w:t>
+              <w:t>30</w:t>
             </w:r>
           </w:p>
         </w:tc>
@@ -4199,7 +4199,7 @@
                 <w:b w:val="0"/>
                 <w:sz w:val="21"/>
               </w:rPr>
-              <w:t>28</w:t>
+              <w:t>30</w:t>
             </w:r>
           </w:p>
         </w:tc>
@@ -4260,7 +4260,7 @@
                 <w:b w:val="0"/>
                 <w:sz w:val="21"/>
               </w:rPr>
-              <w:t>28</w:t>
+              <w:t>30</w:t>
             </w:r>
           </w:p>
         </w:tc>
@@ -4321,7 +4321,7 @@
                 <w:b w:val="0"/>
                 <w:sz w:val="21"/>
               </w:rPr>
-              <w:t>29</w:t>
+              <w:t>31</w:t>
             </w:r>
           </w:p>
         </w:tc>
@@ -4382,7 +4382,7 @@
                 <w:b w:val="0"/>
                 <w:sz w:val="21"/>
               </w:rPr>
-              <w:t>29</w:t>
+              <w:t>31</w:t>
             </w:r>
           </w:p>
         </w:tc>
@@ -4443,7 +4443,7 @@
                 <w:b w:val="0"/>
                 <w:sz w:val="21"/>
               </w:rPr>
-              <w:t>29</w:t>
+              <w:t>31</w:t>
             </w:r>
           </w:p>
         </w:tc>
@@ -4504,7 +4504,7 @@
                 <w:b w:val="0"/>
                 <w:sz w:val="21"/>
               </w:rPr>
-              <w:t>30</w:t>
+              <w:t>32</w:t>
             </w:r>
           </w:p>
         </w:tc>
@@ -4565,7 +4565,7 @@
                 <w:b w:val="0"/>
                 <w:sz w:val="21"/>
               </w:rPr>
-              <w:t>30</w:t>
+              <w:t>32</w:t>
             </w:r>
           </w:p>
         </w:tc>
@@ -4627,7 +4627,7 @@
                 <w:b w:val="0"/>
                 <w:sz w:val="21"/>
               </w:rPr>
-              <w:t>34</w:t>
+              <w:t>36</w:t>
             </w:r>
           </w:p>
         </w:tc>
@@ -4688,7 +4688,7 @@
                 <w:b w:val="0"/>
                 <w:sz w:val="21"/>
               </w:rPr>
-              <w:t>34</w:t>
+              <w:t>36</w:t>
             </w:r>
           </w:p>
         </w:tc>
@@ -4749,7 +4749,7 @@
                 <w:b w:val="0"/>
                 <w:sz w:val="21"/>
               </w:rPr>
-              <w:t>35</w:t>
+              <w:t>37</w:t>
             </w:r>
           </w:p>
         </w:tc>
@@ -4810,7 +4810,7 @@
                 <w:b w:val="0"/>
                 <w:sz w:val="21"/>
               </w:rPr>
-              <w:t>36</w:t>
+              <w:t>38</w:t>
             </w:r>
           </w:p>
         </w:tc>
@@ -4871,7 +4871,7 @@
                 <w:b w:val="0"/>
                 <w:sz w:val="21"/>
               </w:rPr>
-              <w:t>37</w:t>
+              <w:t>39</w:t>
             </w:r>
           </w:p>
         </w:tc>
@@ -4932,7 +4932,7 @@
                 <w:b w:val="0"/>
                 <w:sz w:val="21"/>
               </w:rPr>
-              <w:t>38</w:t>
+              <w:t>40</w:t>
             </w:r>
           </w:p>
         </w:tc>
@@ -4993,7 +4993,7 @@
                 <w:b w:val="0"/>
                 <w:sz w:val="21"/>
               </w:rPr>
-              <w:t>39</w:t>
+              <w:t>41</w:t>
             </w:r>
           </w:p>
         </w:tc>
@@ -5054,7 +5054,7 @@
                 <w:b w:val="0"/>
                 <w:sz w:val="21"/>
               </w:rPr>
-              <w:t>40</w:t>
+              <w:t>42</w:t>
             </w:r>
           </w:p>
         </w:tc>
@@ -5115,7 +5115,7 @@
                 <w:b w:val="0"/>
                 <w:sz w:val="21"/>
               </w:rPr>
-              <w:t>41</w:t>
+              <w:t>43</w:t>
             </w:r>
           </w:p>
         </w:tc>
@@ -5176,7 +5176,7 @@
                 <w:b w:val="0"/>
                 <w:sz w:val="21"/>
               </w:rPr>
-              <w:t>42</w:t>
+              <w:t>44</w:t>
             </w:r>
           </w:p>
         </w:tc>
@@ -5238,7 +5238,7 @@
                 <w:b w:val="0"/>
                 <w:sz w:val="21"/>
               </w:rPr>
-              <w:t>44</w:t>
+              <w:t>46</w:t>
             </w:r>
           </w:p>
         </w:tc>
@@ -5299,7 +5299,7 @@
                 <w:b w:val="0"/>
                 <w:sz w:val="21"/>
               </w:rPr>
-              <w:t>44</w:t>
+              <w:t>46</w:t>
             </w:r>
           </w:p>
         </w:tc>
@@ -5360,7 +5360,7 @@
                 <w:b w:val="0"/>
                 <w:sz w:val="21"/>
               </w:rPr>
-              <w:t>45</w:t>
+              <w:t>47</w:t>
             </w:r>
           </w:p>
         </w:tc>
@@ -5421,7 +5421,7 @@
                 <w:b w:val="0"/>
                 <w:sz w:val="21"/>
               </w:rPr>
-              <w:t>45</w:t>
+              <w:t>47</w:t>
             </w:r>
           </w:p>
         </w:tc>
@@ -5482,7 +5482,7 @@
                 <w:b w:val="0"/>
                 <w:sz w:val="21"/>
               </w:rPr>
-              <w:t>47</w:t>
+              <w:t>49</w:t>
             </w:r>
           </w:p>
         </w:tc>
@@ -5907,7 +5907,7 @@
                 <w:b w:val="0"/>
                 <w:sz w:val="21"/>
               </w:rPr>
-              <w:t>21</w:t>
+              <w:t>23</w:t>
             </w:r>
           </w:p>
         </w:tc>
@@ -5969,7 +5969,7 @@
                 <w:b w:val="0"/>
                 <w:sz w:val="21"/>
               </w:rPr>
-              <w:t>22</w:t>
+              <w:t>24</w:t>
             </w:r>
           </w:p>
         </w:tc>
@@ -6031,7 +6031,7 @@
                 <w:b w:val="0"/>
                 <w:sz w:val="21"/>
               </w:rPr>
-              <w:t>24</w:t>
+              <w:t>26</w:t>
             </w:r>
           </w:p>
         </w:tc>
@@ -6093,7 +6093,7 @@
                 <w:b w:val="0"/>
                 <w:sz w:val="21"/>
               </w:rPr>
-              <w:t>24</w:t>
+              <w:t>26</w:t>
             </w:r>
           </w:p>
         </w:tc>
@@ -6155,7 +6155,7 @@
                 <w:b w:val="0"/>
                 <w:sz w:val="21"/>
               </w:rPr>
-              <w:t>30</w:t>
+              <w:t>32</w:t>
             </w:r>
           </w:p>
         </w:tc>
@@ -6217,7 +6217,7 @@
                 <w:b w:val="0"/>
                 <w:sz w:val="21"/>
               </w:rPr>
-              <w:t>32</w:t>
+              <w:t>34</w:t>
             </w:r>
           </w:p>
         </w:tc>
@@ -6499,7 +6499,7 @@
                 <w:b w:val="0"/>
                 <w:sz w:val="21"/>
               </w:rPr>
-              <w:t>Activity diagram: the two payment routes converging on a single settlement step</w:t>
+              <w:t>Activity diagram for the system as a whole, across the landlord, system and tenant swimlanes</w:t>
             </w:r>
           </w:p>
         </w:tc>
@@ -6518,7 +6518,7 @@
                 <w:b w:val="0"/>
                 <w:sz w:val="21"/>
               </w:rPr>
-              <w:t>17</w:t>
+              <w:t>18</w:t>
             </w:r>
           </w:p>
         </w:tc>
@@ -6561,7 +6561,7 @@
                 <w:b w:val="0"/>
                 <w:sz w:val="21"/>
               </w:rPr>
-              <w:t>Data flow diagram, level 0: the context diagram</w:t>
+              <w:t>Activity diagram for paying rent: the two routes converging on a single settlement step</w:t>
             </w:r>
           </w:p>
         </w:tc>
@@ -6580,7 +6580,7 @@
                 <w:b w:val="0"/>
                 <w:sz w:val="21"/>
               </w:rPr>
-              <w:t>18</w:t>
+              <w:t>19</w:t>
             </w:r>
           </w:p>
         </w:tc>
@@ -6623,7 +6623,7 @@
                 <w:b w:val="0"/>
                 <w:sz w:val="21"/>
               </w:rPr>
-              <w:t>Data flow diagram, level 1: processes, data stores and the external systems</w:t>
+              <w:t>Data flow diagram, level 0: the context diagram</w:t>
             </w:r>
           </w:p>
         </w:tc>
@@ -6642,7 +6642,7 @@
                 <w:b w:val="0"/>
                 <w:sz w:val="21"/>
               </w:rPr>
-              <w:t>19</w:t>
+              <w:t>20</w:t>
             </w:r>
           </w:p>
         </w:tc>
@@ -6685,7 +6685,7 @@
                 <w:b w:val="0"/>
                 <w:sz w:val="21"/>
               </w:rPr>
-              <w:t>Entity relationship diagram of the core schema</w:t>
+              <w:t>Data flow diagram, level 1: processes, data stores and the external systems</w:t>
             </w:r>
           </w:p>
         </w:tc>
@@ -6704,7 +6704,7 @@
                 <w:b w:val="0"/>
                 <w:sz w:val="21"/>
               </w:rPr>
-              <w:t>23</w:t>
+              <w:t>21</w:t>
             </w:r>
           </w:p>
         </w:tc>
@@ -6728,7 +6728,7 @@
                 <w:b w:val="0"/>
                 <w:sz w:val="21"/>
               </w:rPr>
-              <w:t>7.1</w:t>
+              <w:t>4.7</w:t>
             </w:r>
           </w:p>
         </w:tc>
@@ -6747,7 +6747,7 @@
                 <w:b w:val="0"/>
                 <w:sz w:val="21"/>
               </w:rPr>
-              <w:t>Landlord overview: collection against expectation, overdue total, occupancy, six-month revenue and the open-ticket queue</w:t>
+              <w:t>Entity relationship diagram of the core schema</w:t>
             </w:r>
           </w:p>
         </w:tc>
@@ -6766,7 +6766,7 @@
                 <w:b w:val="0"/>
                 <w:sz w:val="21"/>
               </w:rPr>
-              <w:t>35</w:t>
+              <w:t>25</w:t>
             </w:r>
           </w:p>
         </w:tc>
@@ -6790,7 +6790,7 @@
                 <w:b w:val="0"/>
                 <w:sz w:val="21"/>
               </w:rPr>
-              <w:t>7.2</w:t>
+              <w:t>7.1</w:t>
             </w:r>
           </w:p>
         </w:tc>
@@ -6809,7 +6809,7 @@
                 <w:b w:val="0"/>
                 <w:sz w:val="21"/>
               </w:rPr>
-              <w:t>Tenant roster with counted filters, due-state chips and behaviour scores</w:t>
+              <w:t>Landlord overview: collection against expectation, overdue total, occupancy, six-month revenue and the open-ticket queue</w:t>
             </w:r>
           </w:p>
         </w:tc>
@@ -6828,7 +6828,7 @@
                 <w:b w:val="0"/>
                 <w:sz w:val="21"/>
               </w:rPr>
-              <w:t>36</w:t>
+              <w:t>37</w:t>
             </w:r>
           </w:p>
         </w:tc>
@@ -6852,7 +6852,7 @@
                 <w:b w:val="0"/>
                 <w:sz w:val="21"/>
               </w:rPr>
-              <w:t>7.3</w:t>
+              <w:t>7.2</w:t>
             </w:r>
           </w:p>
         </w:tc>
@@ -6871,7 +6871,7 @@
                 <w:b w:val="0"/>
                 <w:sz w:val="21"/>
               </w:rPr>
-              <w:t>Room list showing occupancy, rent and tenant assignment per unit</w:t>
+              <w:t>Tenant roster with counted filters, due-state chips and behaviour scores</w:t>
             </w:r>
           </w:p>
         </w:tc>
@@ -6890,7 +6890,7 @@
                 <w:b w:val="0"/>
                 <w:sz w:val="21"/>
               </w:rPr>
-              <w:t>37</w:t>
+              <w:t>38</w:t>
             </w:r>
           </w:p>
         </w:tc>
@@ -6914,7 +6914,7 @@
                 <w:b w:val="0"/>
                 <w:sz w:val="21"/>
               </w:rPr>
-              <w:t>7.4</w:t>
+              <w:t>7.3</w:t>
             </w:r>
           </w:p>
         </w:tc>
@@ -6933,7 +6933,7 @@
                 <w:b w:val="0"/>
                 <w:sz w:val="21"/>
               </w:rPr>
-              <w:t>Ledger of recorded payments with method, date and tenant</w:t>
+              <w:t>Room list showing occupancy, rent and tenant assignment per unit</w:t>
             </w:r>
           </w:p>
         </w:tc>
@@ -6952,7 +6952,7 @@
                 <w:b w:val="0"/>
                 <w:sz w:val="21"/>
               </w:rPr>
-              <w:t>38</w:t>
+              <w:t>39</w:t>
             </w:r>
           </w:p>
         </w:tc>
@@ -6976,7 +6976,7 @@
                 <w:b w:val="0"/>
                 <w:sz w:val="21"/>
               </w:rPr>
-              <w:t>7.5</w:t>
+              <w:t>7.4</w:t>
             </w:r>
           </w:p>
         </w:tc>
@@ -6995,7 +6995,7 @@
                 <w:b w:val="0"/>
                 <w:sz w:val="21"/>
               </w:rPr>
-              <w:t>The online payments sheet: what it costs, what the gateway will ask for, and the key fields</w:t>
+              <w:t>Ledger of recorded payments with method, date and tenant</w:t>
             </w:r>
           </w:p>
         </w:tc>
@@ -7014,7 +7014,7 @@
                 <w:b w:val="0"/>
                 <w:sz w:val="21"/>
               </w:rPr>
-              <w:t>39</w:t>
+              <w:t>40</w:t>
             </w:r>
           </w:p>
         </w:tc>
@@ -7038,7 +7038,7 @@
                 <w:b w:val="0"/>
                 <w:sz w:val="21"/>
               </w:rPr>
-              <w:t>7.6</w:t>
+              <w:t>7.5</w:t>
             </w:r>
           </w:p>
         </w:tc>
@@ -7057,7 +7057,7 @@
                 <w:b w:val="0"/>
                 <w:sz w:val="21"/>
               </w:rPr>
-              <w:t>Tenant home: rent due with countdown, deposit held, tenure, open requests and the landlord's contact</w:t>
+              <w:t>The online payments sheet: what it costs, what the gateway will ask for, and the key fields</w:t>
             </w:r>
           </w:p>
         </w:tc>
@@ -7076,7 +7076,7 @@
                 <w:b w:val="0"/>
                 <w:sz w:val="21"/>
               </w:rPr>
-              <w:t>40</w:t>
+              <w:t>41</w:t>
             </w:r>
           </w:p>
         </w:tc>
@@ -7100,7 +7100,7 @@
                 <w:b w:val="0"/>
                 <w:sz w:val="21"/>
               </w:rPr>
-              <w:t>7.7</w:t>
+              <w:t>7.6</w:t>
             </w:r>
           </w:p>
         </w:tc>
@@ -7119,7 +7119,7 @@
                 <w:b w:val="0"/>
                 <w:sz w:val="21"/>
               </w:rPr>
-              <w:t>The payment screen with a gateway connected: the online route above the divider and the UPI route beneath it</w:t>
+              <w:t>Tenant home: rent due with countdown, deposit held, tenure, open requests and the landlord's contact</w:t>
             </w:r>
           </w:p>
         </w:tc>
@@ -7138,7 +7138,7 @@
                 <w:b w:val="0"/>
                 <w:sz w:val="21"/>
               </w:rPr>
-              <w:t>41</w:t>
+              <w:t>42</w:t>
             </w:r>
           </w:p>
         </w:tc>
@@ -7162,7 +7162,7 @@
                 <w:b w:val="0"/>
                 <w:sz w:val="21"/>
               </w:rPr>
-              <w:t>7.8</w:t>
+              <w:t>7.7</w:t>
             </w:r>
           </w:p>
         </w:tc>
@@ -7181,7 +7181,7 @@
                 <w:b w:val="0"/>
                 <w:sz w:val="21"/>
               </w:rPr>
-              <w:t>Tenant profile: tenure, rent share, deposit, the behaviour score with its factors, and the payment timeline</w:t>
+              <w:t>The payment screen with a gateway connected: the online route above the divider and the UPI route beneath it</w:t>
             </w:r>
           </w:p>
         </w:tc>
@@ -7200,7 +7200,7 @@
                 <w:b w:val="0"/>
                 <w:sz w:val="21"/>
               </w:rPr>
-              <w:t>42</w:t>
+              <w:t>43</w:t>
             </w:r>
           </w:p>
         </w:tc>
@@ -7224,6 +7224,68 @@
                 <w:b w:val="0"/>
                 <w:sz w:val="21"/>
               </w:rPr>
+              <w:t>7.8</w:t>
+            </w:r>
+          </w:p>
+        </w:tc>
+        <w:tc>
+          <w:tcPr>
+            <w:tcW w:type="dxa" w:w="6264"/>
+          </w:tcPr>
+          <w:p>
+            <w:pPr>
+              <w:spacing w:line="240" w:lineRule="auto" w:after="40" w:before="40"/>
+            </w:pPr>
+            <w:r/>
+            <w:r>
+              <w:rPr>
+                <w:rFonts w:ascii="Times New Roman" w:hAnsi="Times New Roman"/>
+                <w:b w:val="0"/>
+                <w:sz w:val="21"/>
+              </w:rPr>
+              <w:t>Tenant profile: tenure, rent share, deposit, the behaviour score with its factors, and the payment timeline</w:t>
+            </w:r>
+          </w:p>
+        </w:tc>
+        <w:tc>
+          <w:tcPr>
+            <w:tcW w:type="dxa" w:w="1224"/>
+          </w:tcPr>
+          <w:p>
+            <w:pPr>
+              <w:spacing w:line="240" w:lineRule="auto" w:after="40" w:before="40"/>
+            </w:pPr>
+            <w:r/>
+            <w:r>
+              <w:rPr>
+                <w:rFonts w:ascii="Times New Roman" w:hAnsi="Times New Roman"/>
+                <w:b w:val="0"/>
+                <w:sz w:val="21"/>
+              </w:rPr>
+              <w:t>44</w:t>
+            </w:r>
+          </w:p>
+        </w:tc>
+      </w:tr>
+      <w:tr>
+        <w:trPr>
+          <w:cantSplit/>
+        </w:trPr>
+        <w:tc>
+          <w:tcPr>
+            <w:tcW w:type="dxa" w:w="1224"/>
+          </w:tcPr>
+          <w:p>
+            <w:pPr>
+              <w:spacing w:line="240" w:lineRule="auto" w:after="40" w:before="40"/>
+            </w:pPr>
+            <w:r/>
+            <w:r>
+              <w:rPr>
+                <w:rFonts w:ascii="Times New Roman" w:hAnsi="Times New Roman"/>
+                <w:b w:val="0"/>
+                <w:sz w:val="21"/>
+              </w:rPr>
               <w:t>7.9</w:t>
             </w:r>
           </w:p>
@@ -7262,7 +7324,7 @@
                 <w:b w:val="0"/>
                 <w:sz w:val="21"/>
               </w:rPr>
-              <w:t>43</w:t>
+              <w:t>45</w:t>
             </w:r>
           </w:p>
         </w:tc>
@@ -10868,7 +10930,7 @@
           <w:i w:val="0"/>
           <w:sz w:val="27"/>
         </w:rPr>
-        <w:t>4.3 Activity Diagram for Paying Rent</w:t>
+        <w:t>4.3 Activity Diagrams</w:t>
       </w:r>
     </w:p>
     <w:p>
@@ -10884,7 +10946,112 @@
           <w:i w:val="0"/>
           <w:sz w:val="24"/>
         </w:rPr>
-        <w:t>The activity diagram below traces a rent payment from the moment the tenant opens the payment screen to the moment both sides see it settled. The single decision at the top, whether the landlord has connected a gateway, is what sends the flow down one of two branches.</w:t>
+        <w:t>Two activity diagrams are given. The first takes in the system as a whole; the second zooms into the one flow that carries the most design weight.</w:t>
+      </w:r>
+    </w:p>
+    <w:p>
+      <w:pPr>
+        <w:keepNext w:val="0"/>
+        <w:spacing w:line="360" w:lineRule="auto"/>
+        <w:jc w:val="both"/>
+      </w:pPr>
+      <w:r>
+        <w:rPr>
+          <w:rFonts w:ascii="Times New Roman" w:hAnsi="Times New Roman" w:eastAsia="Times New Roman"/>
+          <w:b w:val="0"/>
+          <w:i w:val="0"/>
+          <w:sz w:val="24"/>
+        </w:rPr>
+        <w:t>Figure 4.3 follows a tenancy from end to end across three swimlanes: what the landlord does, what the system does on its own, and what the tenant does. Reading down the lanes shows how little of the work sits with any one party. The landlord registers, builds the portfolio and decides on a join request. The tenant joins, looks at what is owed, pays and raises tickets. In between, the system issues the session, derives the due date from the tenancy start date, runs the morning reminder job, settles payments and computes a leave date.</w:t>
+      </w:r>
+    </w:p>
+    <w:p>
+      <w:pPr>
+        <w:keepNext w:val="0"/>
+        <w:spacing w:line="360" w:lineRule="auto"/>
+        <w:jc w:val="both"/>
+      </w:pPr>
+      <w:r>
+        <w:rPr>
+          <w:rFonts w:ascii="Times New Roman" w:hAnsi="Times New Roman" w:eastAsia="Times New Roman"/>
+          <w:b w:val="0"/>
+          <w:i w:val="0"/>
+          <w:sz w:val="24"/>
+        </w:rPr>
+        <w:t>Three branches in the diagram end early rather than carrying on, and that is deliberate. A join request can be declined. A payment can be rejected, or can sit as a claim nobody has vouched for yet. Both are ordinary outcomes, not errors, and a diagram that showed only the happy path would be describing a different system from the one that was built.</w:t>
+      </w:r>
+    </w:p>
+    <w:p>
+      <w:pPr>
+        <w:keepNext/>
+        <w:spacing w:before="160" w:after="80"/>
+        <w:jc w:val="center"/>
+      </w:pPr>
+      <w:r>
+        <w:drawing>
+          <wp:inline xmlns:a="http://schemas.openxmlformats.org/drawingml/2006/main" xmlns:pic="http://schemas.openxmlformats.org/drawingml/2006/picture">
+            <wp:extent cx="5037666" cy="7772399"/>
+            <wp:docPr id="8" name="Picture 8"/>
+            <wp:cNvGraphicFramePr>
+              <a:graphicFrameLocks noChangeAspect="1"/>
+            </wp:cNvGraphicFramePr>
+            <a:graphic>
+              <a:graphicData uri="http://schemas.openxmlformats.org/drawingml/2006/picture">
+                <pic:pic>
+                  <pic:nvPicPr>
+                    <pic:cNvPr id="0" name="fig_system_activity.png"/>
+                    <pic:cNvPicPr/>
+                  </pic:nvPicPr>
+                  <pic:blipFill>
+                    <a:blip r:embed="rId14"/>
+                    <a:stretch>
+                      <a:fillRect/>
+                    </a:stretch>
+                  </pic:blipFill>
+                  <pic:spPr>
+                    <a:xfrm>
+                      <a:off x="0" y="0"/>
+                      <a:ext cx="5037666" cy="7772399"/>
+                    </a:xfrm>
+                    <a:prstGeom prst="rect"/>
+                  </pic:spPr>
+                </pic:pic>
+              </a:graphicData>
+            </a:graphic>
+          </wp:inline>
+        </w:drawing>
+      </w:r>
+    </w:p>
+    <w:p>
+      <w:pPr>
+        <w:keepNext w:val="0"/>
+        <w:spacing w:line="276" w:lineRule="auto" w:after="240"/>
+        <w:jc w:val="center"/>
+      </w:pPr>
+      <w:r>
+        <w:rPr>
+          <w:rFonts w:ascii="Times New Roman" w:hAnsi="Times New Roman" w:eastAsia="Times New Roman"/>
+          <w:b w:val="0"/>
+          <w:i/>
+          <w:sz w:val="22"/>
+        </w:rPr>
+        <w:t>Fig 4.3 — Activity diagram for the system as a whole, across the landlord, system and tenant swimlanes</w:t>
+      </w:r>
+    </w:p>
+    <w:p>
+      <w:pPr>
+        <w:keepNext w:val="0"/>
+        <w:spacing w:line="360" w:lineRule="auto"/>
+        <w:jc w:val="both"/>
+      </w:pPr>
+      <w:r>
+        <w:rPr>
+          <w:rFonts w:ascii="Times New Roman" w:hAnsi="Times New Roman" w:eastAsia="Times New Roman"/>
+          <w:b w:val="0"/>
+          <w:i w:val="0"/>
+          <w:sz w:val="24"/>
+        </w:rPr>
+        <w:t>Figure 4.4 takes the payment step out of that flow and expands it. The single decision at the top, whether the landlord has connected a gateway, is what sends the flow down one of two branches.</w:t>
       </w:r>
     </w:p>
     <w:p>
@@ -10912,8 +11079,8 @@
       <w:r>
         <w:drawing>
           <wp:inline xmlns:a="http://schemas.openxmlformats.org/drawingml/2006/main" xmlns:pic="http://schemas.openxmlformats.org/drawingml/2006/picture">
-            <wp:extent cx="4894729" cy="5120640"/>
-            <wp:docPr id="8" name="Picture 8"/>
+            <wp:extent cx="5349240" cy="5596128"/>
+            <wp:docPr id="9" name="Picture 9"/>
             <wp:cNvGraphicFramePr>
               <a:graphicFrameLocks noChangeAspect="1"/>
             </wp:cNvGraphicFramePr>
@@ -10925,7 +11092,7 @@
                     <pic:cNvPicPr/>
                   </pic:nvPicPr>
                   <pic:blipFill>
-                    <a:blip r:embed="rId14"/>
+                    <a:blip r:embed="rId15"/>
                     <a:stretch>
                       <a:fillRect/>
                     </a:stretch>
@@ -10933,7 +11100,7 @@
                   <pic:spPr>
                     <a:xfrm>
                       <a:off x="0" y="0"/>
-                      <a:ext cx="4894729" cy="5120640"/>
+                      <a:ext cx="5349240" cy="5596128"/>
                     </a:xfrm>
                     <a:prstGeom prst="rect"/>
                   </pic:spPr>
@@ -10957,7 +11124,7 @@
           <w:i/>
           <w:sz w:val="22"/>
         </w:rPr>
-        <w:t>Fig 4.3 — Activity diagram: the two payment routes converging on a single settlement step</w:t>
+        <w:t>Fig 4.4 — Activity diagram for paying rent: the two routes converging on a single settlement step</w:t>
       </w:r>
     </w:p>
     <w:p>
@@ -11001,7 +11168,7 @@
         <w:drawing>
           <wp:inline xmlns:a="http://schemas.openxmlformats.org/drawingml/2006/main" xmlns:pic="http://schemas.openxmlformats.org/drawingml/2006/picture">
             <wp:extent cx="5349240" cy="3193576"/>
-            <wp:docPr id="9" name="Picture 9"/>
+            <wp:docPr id="10" name="Picture 10"/>
             <wp:cNvGraphicFramePr>
               <a:graphicFrameLocks noChangeAspect="1"/>
             </wp:cNvGraphicFramePr>
@@ -11013,7 +11180,7 @@
                     <pic:cNvPicPr/>
                   </pic:nvPicPr>
                   <pic:blipFill>
-                    <a:blip r:embed="rId15"/>
+                    <a:blip r:embed="rId16"/>
                     <a:stretch>
                       <a:fillRect/>
                     </a:stretch>
@@ -11045,7 +11212,7 @@
           <w:i/>
           <w:sz w:val="22"/>
         </w:rPr>
-        <w:t>Fig 4.4 — Data flow diagram, level 0: the context diagram</w:t>
+        <w:t>Fig 4.5 — Data flow diagram, level 0: the context diagram</w:t>
       </w:r>
     </w:p>
     <w:p>
@@ -11090,7 +11257,7 @@
         <w:drawing>
           <wp:inline xmlns:a="http://schemas.openxmlformats.org/drawingml/2006/main" xmlns:pic="http://schemas.openxmlformats.org/drawingml/2006/picture">
             <wp:extent cx="5349240" cy="4508645"/>
-            <wp:docPr id="10" name="Picture 10"/>
+            <wp:docPr id="11" name="Picture 11"/>
             <wp:cNvGraphicFramePr>
               <a:graphicFrameLocks noChangeAspect="1"/>
             </wp:cNvGraphicFramePr>
@@ -11102,7 +11269,7 @@
                     <pic:cNvPicPr/>
                   </pic:nvPicPr>
                   <pic:blipFill>
-                    <a:blip r:embed="rId16"/>
+                    <a:blip r:embed="rId17"/>
                     <a:stretch>
                       <a:fillRect/>
                     </a:stretch>
@@ -11134,7 +11301,7 @@
           <w:i/>
           <w:sz w:val="22"/>
         </w:rPr>
-        <w:t>Fig 4.5 — Data flow diagram, level 1: processes, data stores and the external systems</w:t>
+        <w:t>Fig 4.6 — Data flow diagram, level 1: processes, data stores and the external systems</w:t>
       </w:r>
     </w:p>
     <w:p>
@@ -12630,7 +12797,7 @@
         <w:drawing>
           <wp:inline xmlns:a="http://schemas.openxmlformats.org/drawingml/2006/main" xmlns:pic="http://schemas.openxmlformats.org/drawingml/2006/picture">
             <wp:extent cx="5349240" cy="4219119"/>
-            <wp:docPr id="11" name="Picture 11"/>
+            <wp:docPr id="12" name="Picture 12"/>
             <wp:cNvGraphicFramePr>
               <a:graphicFrameLocks noChangeAspect="1"/>
             </wp:cNvGraphicFramePr>
@@ -12642,7 +12809,7 @@
                     <pic:cNvPicPr/>
                   </pic:nvPicPr>
                   <pic:blipFill>
-                    <a:blip r:embed="rId17"/>
+                    <a:blip r:embed="rId18"/>
                     <a:stretch>
                       <a:fillRect/>
                     </a:stretch>
@@ -12674,7 +12841,7 @@
           <w:i/>
           <w:sz w:val="22"/>
         </w:rPr>
-        <w:t>Fig 4.6 — Entity relationship diagram of the core schema</w:t>
+        <w:t>Fig 4.7 — Entity relationship diagram of the core schema</w:t>
       </w:r>
     </w:p>
     <w:p>
@@ -16245,7 +16412,7 @@
         <w:drawing>
           <wp:inline xmlns:a="http://schemas.openxmlformats.org/drawingml/2006/main" xmlns:pic="http://schemas.openxmlformats.org/drawingml/2006/picture">
             <wp:extent cx="2389632" cy="5120640"/>
-            <wp:docPr id="12" name="Picture 12"/>
+            <wp:docPr id="13" name="Picture 13"/>
             <wp:cNvGraphicFramePr>
               <a:graphicFrameLocks noChangeAspect="1"/>
             </wp:cNvGraphicFramePr>
@@ -16254,94 +16421,6 @@
                 <pic:pic>
                   <pic:nvPicPr>
                     <pic:cNvPr id="0" name="image2.png"/>
-                    <pic:cNvPicPr/>
-                  </pic:nvPicPr>
-                  <pic:blipFill>
-                    <a:blip r:embed="rId18"/>
-                    <a:stretch>
-                      <a:fillRect/>
-                    </a:stretch>
-                  </pic:blipFill>
-                  <pic:spPr>
-                    <a:xfrm>
-                      <a:off x="0" y="0"/>
-                      <a:ext cx="2389632" cy="5120640"/>
-                    </a:xfrm>
-                    <a:prstGeom prst="rect"/>
-                  </pic:spPr>
-                </pic:pic>
-              </a:graphicData>
-            </a:graphic>
-          </wp:inline>
-        </w:drawing>
-      </w:r>
-    </w:p>
-    <w:p>
-      <w:pPr>
-        <w:keepNext w:val="0"/>
-        <w:spacing w:line="276" w:lineRule="auto" w:after="240"/>
-        <w:jc w:val="center"/>
-      </w:pPr>
-      <w:r>
-        <w:rPr>
-          <w:rFonts w:ascii="Times New Roman" w:hAnsi="Times New Roman" w:eastAsia="Times New Roman"/>
-          <w:b w:val="0"/>
-          <w:i/>
-          <w:sz w:val="22"/>
-        </w:rPr>
-        <w:t>Fig 7.1 — Landlord overview: collection against expectation, overdue total, occupancy, six-month revenue and the open-ticket queue</w:t>
-      </w:r>
-    </w:p>
-    <w:p>
-      <w:pPr>
-        <w:keepNext/>
-        <w:spacing w:line="360" w:lineRule="auto" w:before="240" w:after="120"/>
-      </w:pPr>
-      <w:r>
-        <w:rPr>
-          <w:rFonts w:ascii="Times New Roman" w:hAnsi="Times New Roman" w:eastAsia="Times New Roman"/>
-          <w:b/>
-          <w:i w:val="0"/>
-          <w:sz w:val="27"/>
-        </w:rPr>
-        <w:t>7.2 Tenant Roster</w:t>
-      </w:r>
-    </w:p>
-    <w:p>
-      <w:pPr>
-        <w:keepNext w:val="0"/>
-        <w:spacing w:line="360" w:lineRule="auto"/>
-        <w:jc w:val="both"/>
-      </w:pPr>
-      <w:r>
-        <w:rPr>
-          <w:rFonts w:ascii="Times New Roman" w:hAnsi="Times New Roman" w:eastAsia="Times New Roman"/>
-          <w:b w:val="0"/>
-          <w:i w:val="0"/>
-          <w:sz w:val="24"/>
-        </w:rPr>
-        <w:t>Each row carries the tenant's property and room, their share of the rent, a payment-behaviour score and a due-state chip. The filter chips carry counts, so the spread is visible before any of them is tapped. The unassigned filter is not an afterthought. A tenant is allowed to exist without a room, and the end-to-end suite checks that such a row renders without a broken room label.</w:t>
-      </w:r>
-    </w:p>
-    <w:p>
-      <w:pPr>
-        <w:keepNext/>
-        <w:spacing w:before="160" w:after="80"/>
-        <w:jc w:val="center"/>
-      </w:pPr>
-      <w:r>
-        <w:drawing>
-          <wp:inline xmlns:a="http://schemas.openxmlformats.org/drawingml/2006/main" xmlns:pic="http://schemas.openxmlformats.org/drawingml/2006/picture">
-            <wp:extent cx="2389632" cy="5120640"/>
-            <wp:docPr id="13" name="Picture 13"/>
-            <wp:cNvGraphicFramePr>
-              <a:graphicFrameLocks noChangeAspect="1"/>
-            </wp:cNvGraphicFramePr>
-            <a:graphic>
-              <a:graphicData uri="http://schemas.openxmlformats.org/drawingml/2006/picture">
-                <pic:pic>
-                  <pic:nvPicPr>
-                    <pic:cNvPr id="0" name="image3.png"/>
                     <pic:cNvPicPr/>
                   </pic:nvPicPr>
                   <pic:blipFill>
@@ -16377,7 +16456,7 @@
           <w:i/>
           <w:sz w:val="22"/>
         </w:rPr>
-        <w:t>Fig 7.2 — Tenant roster with counted filters, due-state chips and behaviour scores</w:t>
+        <w:t>Fig 7.1 — Landlord overview: collection against expectation, overdue total, occupancy, six-month revenue and the open-ticket queue</w:t>
       </w:r>
     </w:p>
     <w:p>
@@ -16392,7 +16471,7 @@
           <w:i w:val="0"/>
           <w:sz w:val="27"/>
         </w:rPr>
-        <w:t>7.3 Rooms and Properties</w:t>
+        <w:t>7.2 Tenant Roster</w:t>
       </w:r>
     </w:p>
     <w:p>
@@ -16408,7 +16487,7 @@
           <w:i w:val="0"/>
           <w:sz w:val="24"/>
         </w:rPr>
-        <w:t>Properties hold rooms and rooms hold tenants, each room with its own rent, capacity, and a split across occupants that can be equal or set by hand. A room's status follows its occupancy on its own. Notification preferences are per room, with each channel switched independently, because a landlord rarely wants the same channel across a whole portfolio.</w:t>
+        <w:t>Each row carries the tenant's property and room, their share of the rent, a payment-behaviour score and a due-state chip. The filter chips carry counts, so the spread is visible before any of them is tapped. The unassigned filter is not an afterthought. A tenant is allowed to exist without a room, and the end-to-end suite checks that such a row renders without a broken room label.</w:t>
       </w:r>
     </w:p>
     <w:p>
@@ -16429,7 +16508,7 @@
               <a:graphicData uri="http://schemas.openxmlformats.org/drawingml/2006/picture">
                 <pic:pic>
                   <pic:nvPicPr>
-                    <pic:cNvPr id="0" name="image4.png"/>
+                    <pic:cNvPr id="0" name="image3.png"/>
                     <pic:cNvPicPr/>
                   </pic:nvPicPr>
                   <pic:blipFill>
@@ -16465,7 +16544,7 @@
           <w:i/>
           <w:sz w:val="22"/>
         </w:rPr>
-        <w:t>Fig 7.3 — Room list showing occupancy, rent and tenant assignment per unit</w:t>
+        <w:t>Fig 7.2 — Tenant roster with counted filters, due-state chips and behaviour scores</w:t>
       </w:r>
     </w:p>
     <w:p>
@@ -16480,7 +16559,7 @@
           <w:i w:val="0"/>
           <w:sz w:val="27"/>
         </w:rPr>
-        <w:t>7.4 Ledger</w:t>
+        <w:t>7.3 Rooms and Properties</w:t>
       </w:r>
     </w:p>
     <w:p>
@@ -16496,7 +16575,7 @@
           <w:i w:val="0"/>
           <w:sz w:val="24"/>
         </w:rPr>
-        <w:t>The ledger holds every confirmed payment, searchable and narrowable to a single property. Each payment stores the due date it settled, captured at the moment of declaration, and that is the field that makes punctuality answerable after the fact.</w:t>
+        <w:t>Properties hold rooms and rooms hold tenants, each room with its own rent, capacity, and a split across occupants that can be equal or set by hand. A room's status follows its occupancy on its own. Notification preferences are per room, with each channel switched independently, because a landlord rarely wants the same channel across a whole portfolio.</w:t>
       </w:r>
     </w:p>
     <w:p>
@@ -16517,7 +16596,7 @@
               <a:graphicData uri="http://schemas.openxmlformats.org/drawingml/2006/picture">
                 <pic:pic>
                   <pic:nvPicPr>
-                    <pic:cNvPr id="0" name="image5.png"/>
+                    <pic:cNvPr id="0" name="image4.png"/>
                     <pic:cNvPicPr/>
                   </pic:nvPicPr>
                   <pic:blipFill>
@@ -16553,7 +16632,7 @@
           <w:i/>
           <w:sz w:val="22"/>
         </w:rPr>
-        <w:t>Fig 7.4 — Ledger of recorded payments with method, date and tenant</w:t>
+        <w:t>Fig 7.3 — Room list showing occupancy, rent and tenant assignment per unit</w:t>
       </w:r>
     </w:p>
     <w:p>
@@ -16568,7 +16647,7 @@
           <w:i w:val="0"/>
           <w:sz w:val="27"/>
         </w:rPr>
-        <w:t>7.5 Connecting a Payment Gateway</w:t>
+        <w:t>7.4 Ledger</w:t>
       </w:r>
     </w:p>
     <w:p>
@@ -16584,7 +16663,7 @@
           <w:i w:val="0"/>
           <w:sz w:val="24"/>
         </w:rPr>
-        <w:t>The sheet states the fee next to the offer, and sets out what the gateway will ask for and how long it will take before the landlord begins. Credentials are checked against the gateway before being stored and sealed afterwards.</w:t>
+        <w:t>The ledger holds every confirmed payment, searchable and narrowable to a single property. Each payment stores the due date it settled, captured at the moment of declaration, and that is the field that makes punctuality answerable after the fact.</w:t>
       </w:r>
     </w:p>
     <w:p>
@@ -16605,7 +16684,7 @@
               <a:graphicData uri="http://schemas.openxmlformats.org/drawingml/2006/picture">
                 <pic:pic>
                   <pic:nvPicPr>
-                    <pic:cNvPr id="0" name="image6.png"/>
+                    <pic:cNvPr id="0" name="image5.png"/>
                     <pic:cNvPicPr/>
                   </pic:nvPicPr>
                   <pic:blipFill>
@@ -16641,7 +16720,7 @@
           <w:i/>
           <w:sz w:val="22"/>
         </w:rPr>
-        <w:t>Fig 7.5 — The online payments sheet: what it costs, what the gateway will ask for, and the key fields</w:t>
+        <w:t>Fig 7.4 — Ledger of recorded payments with method, date and tenant</w:t>
       </w:r>
     </w:p>
     <w:p>
@@ -16656,7 +16735,7 @@
           <w:i w:val="0"/>
           <w:sz w:val="27"/>
         </w:rPr>
-        <w:t>7.6 Tenant Home</w:t>
+        <w:t>7.5 Connecting a Payment Gateway</w:t>
       </w:r>
     </w:p>
     <w:p>
@@ -16672,7 +16751,7 @@
           <w:i w:val="0"/>
           <w:sz w:val="24"/>
         </w:rPr>
-        <w:t>The rent card carries the amount, the property and room, the exact due date and a countdown to it. Deposit held and tenure sit underneath, with the landlord's contact and any open requests after them. The alert indicator works off the same payload the screen renders rather than a separate counter.</w:t>
+        <w:t>The sheet states the fee next to the offer, and sets out what the gateway will ask for and how long it will take before the landlord begins. Credentials are checked against the gateway before being stored and sealed afterwards.</w:t>
       </w:r>
     </w:p>
     <w:p>
@@ -16693,7 +16772,7 @@
               <a:graphicData uri="http://schemas.openxmlformats.org/drawingml/2006/picture">
                 <pic:pic>
                   <pic:nvPicPr>
-                    <pic:cNvPr id="0" name="image7.png"/>
+                    <pic:cNvPr id="0" name="image6.png"/>
                     <pic:cNvPicPr/>
                   </pic:nvPicPr>
                   <pic:blipFill>
@@ -16729,6 +16808,94 @@
           <w:i/>
           <w:sz w:val="22"/>
         </w:rPr>
+        <w:t>Fig 7.5 — The online payments sheet: what it costs, what the gateway will ask for, and the key fields</w:t>
+      </w:r>
+    </w:p>
+    <w:p>
+      <w:pPr>
+        <w:keepNext/>
+        <w:spacing w:line="360" w:lineRule="auto" w:before="240" w:after="120"/>
+      </w:pPr>
+      <w:r>
+        <w:rPr>
+          <w:rFonts w:ascii="Times New Roman" w:hAnsi="Times New Roman" w:eastAsia="Times New Roman"/>
+          <w:b/>
+          <w:i w:val="0"/>
+          <w:sz w:val="27"/>
+        </w:rPr>
+        <w:t>7.6 Tenant Home</w:t>
+      </w:r>
+    </w:p>
+    <w:p>
+      <w:pPr>
+        <w:keepNext w:val="0"/>
+        <w:spacing w:line="360" w:lineRule="auto"/>
+        <w:jc w:val="both"/>
+      </w:pPr>
+      <w:r>
+        <w:rPr>
+          <w:rFonts w:ascii="Times New Roman" w:hAnsi="Times New Roman" w:eastAsia="Times New Roman"/>
+          <w:b w:val="0"/>
+          <w:i w:val="0"/>
+          <w:sz w:val="24"/>
+        </w:rPr>
+        <w:t>The rent card carries the amount, the property and room, the exact due date and a countdown to it. Deposit held and tenure sit underneath, with the landlord's contact and any open requests after them. The alert indicator works off the same payload the screen renders rather than a separate counter.</w:t>
+      </w:r>
+    </w:p>
+    <w:p>
+      <w:pPr>
+        <w:keepNext/>
+        <w:spacing w:before="160" w:after="80"/>
+        <w:jc w:val="center"/>
+      </w:pPr>
+      <w:r>
+        <w:drawing>
+          <wp:inline xmlns:a="http://schemas.openxmlformats.org/drawingml/2006/main" xmlns:pic="http://schemas.openxmlformats.org/drawingml/2006/picture">
+            <wp:extent cx="2389632" cy="5120640"/>
+            <wp:docPr id="18" name="Picture 18"/>
+            <wp:cNvGraphicFramePr>
+              <a:graphicFrameLocks noChangeAspect="1"/>
+            </wp:cNvGraphicFramePr>
+            <a:graphic>
+              <a:graphicData uri="http://schemas.openxmlformats.org/drawingml/2006/picture">
+                <pic:pic>
+                  <pic:nvPicPr>
+                    <pic:cNvPr id="0" name="image7.png"/>
+                    <pic:cNvPicPr/>
+                  </pic:nvPicPr>
+                  <pic:blipFill>
+                    <a:blip r:embed="rId24"/>
+                    <a:stretch>
+                      <a:fillRect/>
+                    </a:stretch>
+                  </pic:blipFill>
+                  <pic:spPr>
+                    <a:xfrm>
+                      <a:off x="0" y="0"/>
+                      <a:ext cx="2389632" cy="5120640"/>
+                    </a:xfrm>
+                    <a:prstGeom prst="rect"/>
+                  </pic:spPr>
+                </pic:pic>
+              </a:graphicData>
+            </a:graphic>
+          </wp:inline>
+        </w:drawing>
+      </w:r>
+    </w:p>
+    <w:p>
+      <w:pPr>
+        <w:keepNext w:val="0"/>
+        <w:spacing w:line="276" w:lineRule="auto" w:after="240"/>
+        <w:jc w:val="center"/>
+      </w:pPr>
+      <w:r>
+        <w:rPr>
+          <w:rFonts w:ascii="Times New Roman" w:hAnsi="Times New Roman" w:eastAsia="Times New Roman"/>
+          <w:b w:val="0"/>
+          <w:i/>
+          <w:sz w:val="22"/>
+        </w:rPr>
         <w:t>Fig 7.6 — Tenant home: rent due with countdown, deposit held, tenure, open requests and the landlord's contact</w:t>
       </w:r>
     </w:p>
@@ -16773,7 +16940,7 @@
         <w:drawing>
           <wp:inline xmlns:a="http://schemas.openxmlformats.org/drawingml/2006/main" xmlns:pic="http://schemas.openxmlformats.org/drawingml/2006/picture">
             <wp:extent cx="1870146" cy="5120638"/>
-            <wp:docPr id="18" name="Picture 18"/>
+            <wp:docPr id="19" name="Picture 19"/>
             <wp:cNvGraphicFramePr>
               <a:graphicFrameLocks noChangeAspect="1"/>
             </wp:cNvGraphicFramePr>
@@ -16785,7 +16952,7 @@
                     <pic:cNvPicPr/>
                   </pic:nvPicPr>
                   <pic:blipFill>
-                    <a:blip r:embed="rId24"/>
+                    <a:blip r:embed="rId25"/>
                     <a:stretch>
                       <a:fillRect/>
                     </a:stretch>
@@ -16861,7 +17028,7 @@
         <w:drawing>
           <wp:inline xmlns:a="http://schemas.openxmlformats.org/drawingml/2006/main" xmlns:pic="http://schemas.openxmlformats.org/drawingml/2006/picture">
             <wp:extent cx="2389632" cy="5120640"/>
-            <wp:docPr id="19" name="Picture 19"/>
+            <wp:docPr id="20" name="Picture 20"/>
             <wp:cNvGraphicFramePr>
               <a:graphicFrameLocks noChangeAspect="1"/>
             </wp:cNvGraphicFramePr>
@@ -16873,7 +17040,7 @@
                     <pic:cNvPicPr/>
                   </pic:nvPicPr>
                   <pic:blipFill>
-                    <a:blip r:embed="rId25"/>
+                    <a:blip r:embed="rId26"/>
                     <a:stretch>
                       <a:fillRect/>
                     </a:stretch>
@@ -16949,7 +17116,7 @@
         <w:drawing>
           <wp:inline xmlns:a="http://schemas.openxmlformats.org/drawingml/2006/main" xmlns:pic="http://schemas.openxmlformats.org/drawingml/2006/picture">
             <wp:extent cx="2389632" cy="5120640"/>
-            <wp:docPr id="20" name="Picture 20"/>
+            <wp:docPr id="21" name="Picture 21"/>
             <wp:cNvGraphicFramePr>
               <a:graphicFrameLocks noChangeAspect="1"/>
             </wp:cNvGraphicFramePr>
@@ -16961,7 +17128,7 @@
                     <pic:cNvPicPr/>
                   </pic:nvPicPr>
                   <pic:blipFill>
-                    <a:blip r:embed="rId26"/>
+                    <a:blip r:embed="rId27"/>
                     <a:stretch>
                       <a:fillRect/>
                     </a:stretch>
